--- a/courts/sixth-circuit/bankruptcy-appellate-panel/opening-brief/usage/OUTPUT-opening-brief.docx
+++ b/courts/sixth-circuit/bankruptcy-appellate-panel/opening-brief/usage/OUTPUT-opening-brief.docx
@@ -64,18 +64,50 @@
     </w:p>
     <w:p>
       <w:pPr>
+        <w:pStyle w:val="CoverGap"/>
+      </w:pPr>
+      <w:r>
+        <w:t xml:space="preserve">v.</w:t>
+      </w:r>
+    </w:p>
+    <w:p>
+      <w:pPr>
+        <w:pStyle w:val="CoverGap"/>
+      </w:pPr>
+      <w:r>
+        <w:t xml:space="preserve">United Cumberland Bank</w:t>
+      </w:r>
+    </w:p>
+    <w:p>
+      <w:pPr>
         <w:pStyle w:val="Centered"/>
       </w:pPr>
       <w:r>
-        <w:t xml:space="preserve">v.</w:t>
-      </w:r>
-    </w:p>
-    <w:p>
-      <w:pPr>
-        <w:pStyle w:val="CoverGap"/>
-      </w:pPr>
-      <w:r>
-        <w:t xml:space="preserve">United Cumberland Bank</w:t>
+        <w:t xml:space="preserve">Appellee.</w:t>
+      </w:r>
+    </w:p>
+    <w:p>
+      <w:pPr>
+        <w:pStyle w:val="CoverWide"/>
+      </w:pPr>
+      <w:r>
+        <w:t xml:space="preserve">On Appeal from the United States Bankruptcy Court for the Western District of Kentucky. Originating Case No. 16-10407, Chapter 11, Hon. Joan A. Lloyd.</w:t>
+      </w:r>
+    </w:p>
+    <w:p>
+      <w:pPr>
+        <w:pStyle w:val="CoverTitle"/>
+      </w:pPr>
+      <w:r>
+        <w:t xml:space="preserve">Appellants’ Brief</w:t>
+      </w:r>
+    </w:p>
+    <w:p>
+      <w:pPr>
+        <w:pStyle w:val="CoverBottom"/>
+      </w:pPr>
+      <w:r>
+        <w:t xml:space="preserve">James R. Irving</w:t>
       </w:r>
     </w:p>
     <w:p>
@@ -83,31 +115,7 @@
         <w:pStyle w:val="Centered"/>
       </w:pPr>
       <w:r>
-        <w:t xml:space="preserve">Appellee.</w:t>
-      </w:r>
-    </w:p>
-    <w:p>
-      <w:pPr>
-        <w:pStyle w:val="CoverGap"/>
-      </w:pPr>
-      <w:r>
-        <w:t xml:space="preserve">On Appeal from the United States Bankruptcy Court for the Western District of Kentucky. Originating Case No. 16-10407, Chapter 11, Hon. Joan A. Lloyd.</w:t>
-      </w:r>
-    </w:p>
-    <w:p>
-      <w:pPr>
-        <w:pStyle w:val="CoverTitle"/>
-      </w:pPr>
-      <w:r>
-        <w:t xml:space="preserve">Appellants’ Brief</w:t>
-      </w:r>
-    </w:p>
-    <w:p>
-      <w:pPr>
-        <w:pStyle w:val="CoverBottom"/>
-      </w:pPr>
-      <w:r>
-        <w:t xml:space="preserve">James R. Irving</w:t>
+        <w:t xml:space="preserve">Kyle W. Miller</w:t>
       </w:r>
     </w:p>
     <w:p>
@@ -115,7 +123,7 @@
         <w:pStyle w:val="Centered"/>
       </w:pPr>
       <w:r>
-        <w:t xml:space="preserve">Kyle W. Miller</w:t>
+        <w:t xml:space="preserve">BINGHAM GREENEBAUM DOLL LLP</w:t>
       </w:r>
     </w:p>
     <w:p>
@@ -123,7 +131,7 @@
         <w:pStyle w:val="Centered"/>
       </w:pPr>
       <w:r>
-        <w:t xml:space="preserve">BINGHAM GREENEBAUM DOLL LLP</w:t>
+        <w:t xml:space="preserve">3500 PNC Tower, 101 South Fifth Street</w:t>
       </w:r>
     </w:p>
     <w:p>
@@ -131,7 +139,7 @@
         <w:pStyle w:val="Centered"/>
       </w:pPr>
       <w:r>
-        <w:t xml:space="preserve">3500 PNC Tower, 101 South Fifth Street</w:t>
+        <w:t xml:space="preserve">Louisville, Kentucky 40202</w:t>
       </w:r>
     </w:p>
     <w:p>
@@ -139,7 +147,15 @@
         <w:pStyle w:val="Centered"/>
       </w:pPr>
       <w:r>
-        <w:t xml:space="preserve">Louisville, Kentucky 40202</w:t>
+        <w:t xml:space="preserve">kmiller@bgdlegal.com</w:t>
+      </w:r>
+    </w:p>
+    <w:p>
+      <w:pPr>
+        <w:pStyle w:val="CoverGroup"/>
+      </w:pPr>
+      <w:r>
+        <w:t xml:space="preserve">Ellen Arvin Kennedy</w:t>
       </w:r>
     </w:p>
     <w:p>
@@ -147,15 +163,7 @@
         <w:pStyle w:val="Centered"/>
       </w:pPr>
       <w:r>
-        <w:t xml:space="preserve">kmiller@bgdlegal.com</w:t>
-      </w:r>
-    </w:p>
-    <w:p>
-      <w:pPr>
-        <w:pStyle w:val="CoverGap"/>
-      </w:pPr>
-      <w:r>
-        <w:t xml:space="preserve">Ellen Arvin Kennedy</w:t>
+        <w:t xml:space="preserve">DINSMORE &amp; SHOHL LLP</w:t>
       </w:r>
     </w:p>
     <w:p>
@@ -163,7 +171,7 @@
         <w:pStyle w:val="Centered"/>
       </w:pPr>
       <w:r>
-        <w:t xml:space="preserve">DINSMORE &amp; SHOHL LLP</w:t>
+        <w:t xml:space="preserve">250 W. Main Street, Suite 1400</w:t>
       </w:r>
     </w:p>
     <w:p>
@@ -171,7 +179,7 @@
         <w:pStyle w:val="Centered"/>
       </w:pPr>
       <w:r>
-        <w:t xml:space="preserve">250 W. Main Street, Suite 1400</w:t>
+        <w:t xml:space="preserve">Lexington, Kentucky 40507</w:t>
       </w:r>
     </w:p>
     <w:p>
@@ -179,20 +187,12 @@
         <w:pStyle w:val="Centered"/>
       </w:pPr>
       <w:r>
-        <w:t xml:space="preserve">Lexington, Kentucky 40507</w:t>
-      </w:r>
-    </w:p>
-    <w:p>
-      <w:pPr>
-        <w:pStyle w:val="Centered"/>
-      </w:pPr>
-      <w:r>
         <w:t xml:space="preserve">ellen.kennedy@dinsmore.com</w:t>
       </w:r>
     </w:p>
     <w:p>
       <w:pPr>
-        <w:pStyle w:val="CoverGap"/>
+        <w:pStyle w:val="CoverGroup"/>
       </w:pPr>
       <w:r>
         <w:t xml:space="preserve">(502) 587-3606</w:t>
@@ -200,7 +200,7 @@
     </w:p>
     <w:p>
       <w:pPr>
-        <w:pStyle w:val="CoverGap"/>
+        <w:pStyle w:val="CoverDate"/>
       </w:pPr>
       <w:r>
         <w:t xml:space="preserve">July 31, 2019</w:t>
@@ -208,7 +208,9 @@
     </w:p>
     <w:p>
       <w:pPr>
+        <w:pStyle w:val="SectionEnd"/>
         <w:sectPr>
+          <w:footerReference w:type="default" r:id="rIdFtrNone"/>
           <w:pgSz w:w="12240" w:h="15840"/>
           <w:pgMar w:top="1440" w:right="1440" w:bottom="1440" w:left="1440" w:header="720" w:footer="720" w:gutter="0"/>
           <w:cols w:space="720"/>
@@ -217,7 +219,7 @@
     </w:p>
     <w:p>
       <w:pPr>
-        <w:pStyle w:val="Heading1"/>
+        <w:pStyle w:val="FrontHeading"/>
       </w:pPr>
       <w:r>
         <w:t xml:space="preserve">Corporate Disclosure Statement</w:t>
@@ -233,7 +235,7 @@
     </w:p>
     <w:p>
       <w:pPr>
-        <w:pStyle w:val="FrontHeadingBreak"/>
+        <w:pStyle w:val="ContentsHeadingBreak"/>
       </w:pPr>
       <w:r>
         <w:t xml:space="preserve">Table of Contents</w:t>
@@ -241,107 +243,161 @@
     </w:p>
     <w:p>
       <w:pPr>
-        <w:pStyle w:val="TOC1"/>
-      </w:pPr>
-      <w:r>
-        <w:fldChar w:fldCharType="begin"/>
-      </w:r>
-      <w:r>
-        <w:instrText xml:space="preserve"> TOC \o "1-9" \h \z \u </w:instrText>
-      </w:r>
-      <w:r>
-        <w:fldChar w:fldCharType="separate"/>
-      </w:r>
+        <w:pStyle w:val="TOCEntry1"/>
+      </w:pPr>
       <w:r>
         <w:t xml:space="preserve">Corporate Disclosure Statement</w:t>
       </w:r>
-    </w:p>
-    <w:p>
-      <w:pPr>
-        <w:pStyle w:val="TOC1"/>
+      <w:r>
+        <w:tab/>
+      </w:r>
+      <w:r>
+        <w:t xml:space="preserve">i</w:t>
+      </w:r>
+    </w:p>
+    <w:p>
+      <w:pPr>
+        <w:pStyle w:val="TOCEntry1"/>
       </w:pPr>
       <w:r>
         <w:t xml:space="preserve">Table of Authorities</w:t>
       </w:r>
-    </w:p>
-    <w:p>
-      <w:pPr>
-        <w:pStyle w:val="TOC1"/>
+      <w:r>
+        <w:tab/>
+      </w:r>
+      <w:r>
+        <w:t xml:space="preserve">iii</w:t>
+      </w:r>
+    </w:p>
+    <w:p>
+      <w:pPr>
+        <w:pStyle w:val="TOCEntry1"/>
       </w:pPr>
       <w:r>
         <w:t xml:space="preserve">Statement Regarding Oral Argument</w:t>
       </w:r>
-    </w:p>
-    <w:p>
-      <w:pPr>
-        <w:pStyle w:val="TOC1"/>
+      <w:r>
+        <w:tab/>
+      </w:r>
+      <w:r>
+        <w:t xml:space="preserve">iv</w:t>
+      </w:r>
+    </w:p>
+    <w:p>
+      <w:pPr>
+        <w:pStyle w:val="TOCEntry1"/>
       </w:pPr>
       <w:r>
         <w:t xml:space="preserve">Statement of Jurisdiction</w:t>
       </w:r>
-    </w:p>
-    <w:p>
-      <w:pPr>
-        <w:pStyle w:val="TOC1"/>
+      <w:r>
+        <w:tab/>
+      </w:r>
+      <w:r>
+        <w:t xml:space="preserve">1</w:t>
+      </w:r>
+    </w:p>
+    <w:p>
+      <w:pPr>
+        <w:pStyle w:val="TOCEntry1"/>
       </w:pPr>
       <w:r>
         <w:t xml:space="preserve">Statement of the Issues</w:t>
       </w:r>
-    </w:p>
-    <w:p>
-      <w:pPr>
-        <w:pStyle w:val="TOC1"/>
+      <w:r>
+        <w:tab/>
+      </w:r>
+      <w:r>
+        <w:t xml:space="preserve">1</w:t>
+      </w:r>
+    </w:p>
+    <w:p>
+      <w:pPr>
+        <w:pStyle w:val="TOCEntry1"/>
       </w:pPr>
       <w:r>
         <w:t xml:space="preserve">Statement of the Case</w:t>
       </w:r>
-    </w:p>
-    <w:p>
-      <w:pPr>
-        <w:pStyle w:val="TOC1"/>
+      <w:r>
+        <w:tab/>
+      </w:r>
+      <w:r>
+        <w:t xml:space="preserve">1</w:t>
+      </w:r>
+    </w:p>
+    <w:p>
+      <w:pPr>
+        <w:pStyle w:val="TOCEntry1"/>
       </w:pPr>
       <w:r>
         <w:t xml:space="preserve">Standard of Review</w:t>
       </w:r>
-    </w:p>
-    <w:p>
-      <w:pPr>
-        <w:pStyle w:val="TOC1"/>
+      <w:r>
+        <w:tab/>
+      </w:r>
+      <w:r>
+        <w:t xml:space="preserve">4</w:t>
+      </w:r>
+    </w:p>
+    <w:p>
+      <w:pPr>
+        <w:pStyle w:val="TOCEntry1"/>
       </w:pPr>
       <w:r>
         <w:t xml:space="preserve">Summary of Argument</w:t>
       </w:r>
-    </w:p>
-    <w:p>
-      <w:pPr>
-        <w:pStyle w:val="TOC1"/>
+      <w:r>
+        <w:tab/>
+      </w:r>
+      <w:r>
+        <w:t xml:space="preserve">4</w:t>
+      </w:r>
+    </w:p>
+    <w:p>
+      <w:pPr>
+        <w:pStyle w:val="TOCEntry1"/>
       </w:pPr>
       <w:r>
         <w:t xml:space="preserve">Argument</w:t>
       </w:r>
-    </w:p>
-    <w:p>
-      <w:pPr>
-        <w:pStyle w:val="TOC1"/>
+      <w:r>
+        <w:tab/>
+      </w:r>
+      <w:r>
+        <w:t xml:space="preserve">5</w:t>
+      </w:r>
+    </w:p>
+    <w:p>
+      <w:pPr>
+        <w:pStyle w:val="TOCEntry1"/>
       </w:pPr>
       <w:r>
         <w:t xml:space="preserve">I. The Carve-Out Survives Plan Confirmation in the Chapter 7 Proceeding</w:t>
       </w:r>
-    </w:p>
-    <w:p>
-      <w:pPr>
-        <w:pStyle w:val="TOC1"/>
+      <w:r>
+        <w:tab/>
+      </w:r>
+      <w:r>
+        <w:t xml:space="preserve">5</w:t>
+      </w:r>
+    </w:p>
+    <w:p>
+      <w:pPr>
+        <w:pStyle w:val="TOCEntry1"/>
       </w:pPr>
       <w:r>
         <w:t xml:space="preserve">Conclusion</w:t>
       </w:r>
       <w:r>
-        <w:fldChar w:fldCharType="end"/>
-      </w:r>
-    </w:p>
-    <w:p>
-      <w:pPr>
-        <w:pStyle w:val="OutlineBreak"/>
+        <w:tab/>
+      </w:r>
+      <w:r>
+        <w:t xml:space="preserve">7</w:t>
+      </w:r>
+    </w:p>
+    <w:p>
+      <w:pPr>
+        <w:pStyle w:val="AuthoritiesHeading"/>
       </w:pPr>
       <w:r>
         <w:t xml:space="preserve">Table of Authorities</w:t>
@@ -357,17 +413,8 @@
     </w:p>
     <w:p>
       <w:pPr>
-        <w:pStyle w:val="AuthorityLine"/>
-      </w:pPr>
-      <w:r>
-        <w:fldChar w:fldCharType="begin"/>
-      </w:r>
-      <w:r>
-        <w:instrText xml:space="preserve"> TOA \h \c "1" </w:instrText>
-      </w:r>
-      <w:r>
-        <w:fldChar w:fldCharType="separate"/>
-      </w:r>
+        <w:pStyle w:val="TOAEntry"/>
+      </w:pPr>
       <w:r>
         <w:rPr>
           <w:i/>
@@ -378,10 +425,16 @@
       <w:r>
         <w:t xml:space="preserve">, 367 B.R. 232 (B.A.P. 1st Cir. 2007)</w:t>
       </w:r>
-    </w:p>
-    <w:p>
-      <w:pPr>
-        <w:pStyle w:val="AuthorityLine"/>
+      <w:r>
+        <w:tab/>
+      </w:r>
+      <w:r>
+        <w:t xml:space="preserve">5</w:t>
+      </w:r>
+    </w:p>
+    <w:p>
+      <w:pPr>
+        <w:pStyle w:val="TOAEntry"/>
       </w:pPr>
       <w:r>
         <w:rPr>
@@ -393,10 +446,16 @@
       <w:r>
         <w:t xml:space="preserve">, 615 F.3d 470 (6th Cir. 2010)</w:t>
       </w:r>
-    </w:p>
-    <w:p>
-      <w:pPr>
-        <w:pStyle w:val="AuthorityLine"/>
+      <w:r>
+        <w:tab/>
+      </w:r>
+      <w:r>
+        <w:t xml:space="preserve">4</w:t>
+      </w:r>
+    </w:p>
+    <w:p>
+      <w:pPr>
+        <w:pStyle w:val="TOAEntry"/>
       </w:pPr>
       <w:r>
         <w:rPr>
@@ -408,10 +467,16 @@
       <w:r>
         <w:t xml:space="preserve">, 212 F.2d 627 (10th Cir. 1954)</w:t>
       </w:r>
-    </w:p>
-    <w:p>
-      <w:pPr>
-        <w:pStyle w:val="AuthorityLine"/>
+      <w:r>
+        <w:tab/>
+      </w:r>
+      <w:r>
+        <w:t xml:space="preserve">6</w:t>
+      </w:r>
+    </w:p>
+    <w:p>
+      <w:pPr>
+        <w:pStyle w:val="TOAEntry"/>
       </w:pPr>
       <w:r>
         <w:rPr>
@@ -423,10 +488,16 @@
       <w:r>
         <w:t xml:space="preserve">, 911 F.3d 806 (6th Cir. 2018)</w:t>
       </w:r>
-    </w:p>
-    <w:p>
-      <w:pPr>
-        <w:pStyle w:val="AuthorityLine"/>
+      <w:r>
+        <w:tab/>
+      </w:r>
+      <w:r>
+        <w:t xml:space="preserve">4</w:t>
+      </w:r>
+    </w:p>
+    <w:p>
+      <w:pPr>
+        <w:pStyle w:val="TOAEntry"/>
       </w:pPr>
       <w:r>
         <w:rPr>
@@ -438,10 +509,16 @@
       <w:r>
         <w:t xml:space="preserve">, 855 F.3d 703 (6th Cir. 2017)</w:t>
       </w:r>
-    </w:p>
-    <w:p>
-      <w:pPr>
-        <w:pStyle w:val="AuthorityLine"/>
+      <w:r>
+        <w:tab/>
+      </w:r>
+      <w:r>
+        <w:t xml:space="preserve">4</w:t>
+      </w:r>
+    </w:p>
+    <w:p>
+      <w:pPr>
+        <w:pStyle w:val="TOAEntry"/>
       </w:pPr>
       <w:r>
         <w:rPr>
@@ -453,10 +530,16 @@
       <w:r>
         <w:t xml:space="preserve">, 225 F.3d 659 (table), 2000 WL 1091509 (6th Cir. 2000)</w:t>
       </w:r>
-    </w:p>
-    <w:p>
-      <w:pPr>
-        <w:pStyle w:val="AuthorityLine"/>
+      <w:r>
+        <w:tab/>
+      </w:r>
+      <w:r>
+        <w:t xml:space="preserve">5</w:t>
+      </w:r>
+    </w:p>
+    <w:p>
+      <w:pPr>
+        <w:pStyle w:val="TOAEntry"/>
       </w:pPr>
       <w:r>
         <w:rPr>
@@ -469,7 +552,10 @@
         <w:t xml:space="preserve">, 190 Ky. 7, 226 S.W. 102 (1920)</w:t>
       </w:r>
       <w:r>
-        <w:fldChar w:fldCharType="end"/>
+        <w:tab/>
+      </w:r>
+      <w:r>
+        <w:t xml:space="preserve">6</w:t>
       </w:r>
     </w:p>
     <w:p>
@@ -482,51 +568,63 @@
     </w:p>
     <w:p>
       <w:pPr>
-        <w:pStyle w:val="AuthorityLine"/>
-      </w:pPr>
-      <w:r>
-        <w:fldChar w:fldCharType="begin"/>
-      </w:r>
-      <w:r>
-        <w:instrText xml:space="preserve"> TOA \h \c "3" </w:instrText>
-      </w:r>
-      <w:r>
-        <w:fldChar w:fldCharType="separate"/>
-      </w:r>
+        <w:pStyle w:val="TOAEntry"/>
+      </w:pPr>
       <w:r>
         <w:t xml:space="preserve">11 U.S.C. § 1141</w:t>
       </w:r>
-    </w:p>
-    <w:p>
-      <w:pPr>
-        <w:pStyle w:val="AuthorityLine"/>
+      <w:r>
+        <w:tab/>
+      </w:r>
+      <w:r>
+        <w:t xml:space="preserve">6</w:t>
+      </w:r>
+    </w:p>
+    <w:p>
+      <w:pPr>
+        <w:pStyle w:val="TOAEntry"/>
       </w:pPr>
       <w:r>
         <w:t xml:space="preserve">28 U.S.C. § 157(b)</w:t>
       </w:r>
-    </w:p>
-    <w:p>
-      <w:pPr>
-        <w:pStyle w:val="AuthorityLine"/>
+      <w:r>
+        <w:tab/>
+      </w:r>
+      <w:r>
+        <w:t xml:space="preserve">1</w:t>
+      </w:r>
+    </w:p>
+    <w:p>
+      <w:pPr>
+        <w:pStyle w:val="TOAEntry"/>
       </w:pPr>
       <w:r>
         <w:t xml:space="preserve">28 U.S.C. § 158(a)(1)</w:t>
       </w:r>
-    </w:p>
-    <w:p>
-      <w:pPr>
-        <w:pStyle w:val="AuthorityLine"/>
+      <w:r>
+        <w:tab/>
+      </w:r>
+      <w:r>
+        <w:t xml:space="preserve">1</w:t>
+      </w:r>
+    </w:p>
+    <w:p>
+      <w:pPr>
+        <w:pStyle w:val="TOAEntry"/>
       </w:pPr>
       <w:r>
         <w:t xml:space="preserve">28 U.S.C. §§ 157 and 1334</w:t>
       </w:r>
       <w:r>
-        <w:fldChar w:fldCharType="end"/>
-      </w:r>
-    </w:p>
-    <w:p>
-      <w:pPr>
-        <w:pStyle w:val="OutlineBreak"/>
+        <w:tab/>
+      </w:r>
+      <w:r>
+        <w:t xml:space="preserve">1</w:t>
+      </w:r>
+    </w:p>
+    <w:p>
+      <w:pPr>
+        <w:pStyle w:val="FrontHeadingBreak"/>
       </w:pPr>
       <w:r>
         <w:t xml:space="preserve">Statement Regarding Oral Argument</w:t>
@@ -534,7 +632,7 @@
     </w:p>
     <w:p>
       <w:pPr>
-        <w:pStyle w:val="BodyText"/>
+        <w:pStyle w:val="FirstParagraph"/>
       </w:pPr>
       <w:r>
         <w:t xml:space="preserve">Appellants – three law firms and a professional financial advisor which were denied payment of their professional fees through what should have been the customary and regular use of a carve-out of certain collateral in a bankruptcy case – request that the Court hold oral argument in this appeal. The Appellants believe that the Court will be best served if the issues on appeal are subject to direct questioning by the panel given the significance of enforcing carve-outs.</w:t>
@@ -542,8 +640,9 @@
     </w:p>
     <w:p>
       <w:pPr>
+        <w:pStyle w:val="SectionEnd"/>
         <w:sectPr>
-          <w:footerReference w:type="default" r:id="rId9"/>
+          <w:footerReference w:type="default" r:id="rIdFtrPage"/>
           <w:pgSz w:w="12240" w:h="15840"/>
           <w:pgMar w:top="1440" w:right="1440" w:bottom="1440" w:left="1440" w:header="720" w:footer="720" w:gutter="0"/>
           <w:pgNumType w:fmt="lowerRoman" w:start="1"/>
@@ -551,86 +650,49 @@
         </w:sectPr>
       </w:pPr>
     </w:p>
-    <w:bookmarkStart w:id="20" w:name="statement-of-jurisdiction"/>
+    <w:p>
+      <w:pPr>
+        <w:pStyle w:val="Heading1Top"/>
+      </w:pPr>
+      <w:r>
+        <w:t xml:space="preserve">Statement of Jurisdiction</w:t>
+      </w:r>
+    </w:p>
+    <w:p>
+      <w:pPr>
+        <w:pStyle w:val="FirstParagraph"/>
+      </w:pPr>
+      <w:r>
+        <w:t xml:space="preserve">This is an appeal by Appellants Dinsmore &amp; Shohl LLP (“Dinsmore”), Bingham Greenebaum Doll LLP (“BGD”), Fox Rothschild LLP (“Fox”), and Phoenix Management Services, LLC (“Phoenix” collectively, the “Professionals”) from the Memorandum Opinion and Order [Docket No. 424] (the “Opinion”) entered on March 13, 2019 by the United States Bankruptcy Court for the Western District of Kentucky (the “Bankruptcy Court”). The Opinion constitutes a final judgment. The Bankruptcy Court had jurisdiction over this matter under 28 U.S.C. §§ 157 and 1334, and the matter is a core proceeding under 28 U.S.C. § 157(b). This Court has appellate jurisdiction over this matter pursuant to 28 U.S.C. § 158(a)(1).</w:t>
+      </w:r>
+    </w:p>
     <w:p>
       <w:pPr>
         <w:pStyle w:val="Heading1"/>
       </w:pPr>
-      <w:r>
-        <w:t xml:space="preserve">Statement of Jurisdiction</w:t>
-      </w:r>
+      <w:bookmarkStart w:id="9" w:name="_645aebb8e95d06ef7b3e6141bef958389e56f04"/>
+      <w:r>
+        <w:t xml:space="preserve">Statement of the Issues</w:t>
+      </w:r>
+      <w:bookmarkEnd w:id="9"/>
     </w:p>
     <w:p>
       <w:pPr>
         <w:pStyle w:val="FirstParagraph"/>
       </w:pPr>
       <w:r>
-        <w:t xml:space="preserve">This is an appeal by Appellants Dinsmore &amp; Shohl LLP (“Dinsmore”), Bingham Greenebaum Doll LLP (“BGD”), Fox Rothschild LLP (“Fox”), and Phoenix Management Services, LLC (“Phoenix” collectively, the “Professionals”) from the Memorandum Opinion and Order [Docket No. 424] (the “Opinion”) entered on March 13, 2019 by the United States Bankruptcy Court for the Western District of Kentucky (the “Bankruptcy Court”). The Opinion constitutes a final judgment. The Bankruptcy Court had jurisdiction over this matter under 28 U.S.C. §§ 157 and 1334</w:t>
-      </w:r>
-      <w:r>
-        <w:fldChar w:fldCharType="begin"/>
-      </w:r>
-      <w:r>
-        <w:instrText xml:space="preserve"> TA \l "28 U.S.C. §§ 157 and 1334" \s "28 U.S.C. §§ 157 and 1334" \c 3 </w:instrText>
-      </w:r>
-      <w:r>
-        <w:fldChar w:fldCharType="end"/>
-      </w:r>
-      <w:r>
-        <w:t xml:space="preserve">, and the matter is a core proceeding under 28 U.S.C. § 157(b)</w:t>
-      </w:r>
-      <w:r>
-        <w:fldChar w:fldCharType="begin"/>
-      </w:r>
-      <w:r>
-        <w:instrText xml:space="preserve"> TA \l "28 U.S.C. § 157(b)" \s "28 U.S.C. § 157(b)" \c 3 </w:instrText>
-      </w:r>
-      <w:r>
-        <w:fldChar w:fldCharType="end"/>
-      </w:r>
-      <w:r>
-        <w:t xml:space="preserve">. This Court has appellate jurisdiction over this matter pursuant to 28 U.S.C. § 158(a)(1)</w:t>
-      </w:r>
-      <w:r>
-        <w:fldChar w:fldCharType="begin"/>
-      </w:r>
-      <w:r>
-        <w:instrText xml:space="preserve"> TA \l "28 U.S.C. § 158(a)(1)" \s "28 U.S.C. § 158(a)(1)" \c 3 </w:instrText>
-      </w:r>
-      <w:r>
-        <w:fldChar w:fldCharType="end"/>
-      </w:r>
-      <w:r>
-        <w:t xml:space="preserve">.</w:t>
-      </w:r>
-    </w:p>
-    <w:bookmarkEnd w:id="20"/>
-    <w:bookmarkStart w:id="21" w:name="statement-of-the-issues"/>
+        <w:t xml:space="preserve">Should UCB be compelled to turn over the allowed Professionals’ fees pursuant to the terms of the Carve-Out contained in the Interim Cash Collateral Orders and the Amended Plan of Reorganization?</w:t>
+      </w:r>
+    </w:p>
     <w:p>
       <w:pPr>
         <w:pStyle w:val="Heading1"/>
       </w:pPr>
-      <w:r>
-        <w:t xml:space="preserve">Statement of the Issues</w:t>
-      </w:r>
-    </w:p>
-    <w:p>
-      <w:pPr>
-        <w:pStyle w:val="FirstParagraph"/>
-      </w:pPr>
-      <w:r>
-        <w:t xml:space="preserve">Should UCB be compelled to turn over the allowed Professionals’ fees pursuant to the terms of the Carve-Out contained in the Interim Cash Collateral Orders and the Amended Plan of Reorganization?</w:t>
-      </w:r>
-    </w:p>
-    <w:bookmarkEnd w:id="21"/>
-    <w:bookmarkStart w:id="22" w:name="statement-of-the-case"/>
-    <w:p>
-      <w:pPr>
-        <w:pStyle w:val="Heading1"/>
-      </w:pPr>
+      <w:bookmarkStart w:id="10" w:name="_9ce86cd89e816c495213921bce711286420babc"/>
       <w:r>
         <w:t xml:space="preserve">Statement of the Case</w:t>
       </w:r>
+      <w:bookmarkEnd w:id="10"/>
     </w:p>
     <w:p>
       <w:pPr>
@@ -682,15 +744,15 @@
         <w:t xml:space="preserve">Currently, $180,646.47 remains unpaid from Dinsmore’s judicially approved fees. Of this amount, $105,717.00 should be paid by UCB under the terms of the Carve-Out. In the meantime, UCB collected at least $141,977.37 in proceeds of its collateral. At the same time, UCB has ignored the Carve-Out it agreed to with the Professionals.</w:t>
       </w:r>
     </w:p>
-    <w:bookmarkEnd w:id="22"/>
-    <w:bookmarkStart w:id="23" w:name="standard-of-review"/>
     <w:p>
       <w:pPr>
         <w:pStyle w:val="Heading1"/>
       </w:pPr>
+      <w:bookmarkStart w:id="11" w:name="_9339ea4a612847623b5ac5d9b950ce636f60fb0"/>
       <w:r>
         <w:t xml:space="preserve">Standard of Review</w:t>
       </w:r>
+      <w:bookmarkEnd w:id="11"/>
     </w:p>
     <w:p>
       <w:pPr>
@@ -710,19 +772,7 @@
         <w:t xml:space="preserve">Darrohn v. Hildebrand (In re Darrohn)</w:t>
       </w:r>
       <w:r>
-        <w:t xml:space="preserve">, 615 F.3d 470, 474 (6th Cir. 2010)</w:t>
-      </w:r>
-      <w:r>
-        <w:fldChar w:fldCharType="begin"/>
-      </w:r>
-      <w:r>
-        <w:instrText xml:space="preserve"> TA \l "Darrohn v. Hildebrand (In re Darrohn), 615 F.3d 470 (6th Cir. 2010)" \s "Darrohn v. Hildebrand (In re Darrohn)" \c 1 </w:instrText>
-      </w:r>
-      <w:r>
-        <w:fldChar w:fldCharType="end"/>
-      </w:r>
-      <w:r>
-        <w:t xml:space="preserve">. The Bankruptcy Court’s interpretations of the Cash Collateral Orders, the Plan, and the Fee Applications are reviewed for abuse of discretion.</w:t>
+        <w:t xml:space="preserve">, 615 F.3d 470, 474 (6th Cir. 2010). The Bankruptcy Court’s interpretations of the Cash Collateral Orders, the Plan, and the Fee Applications are reviewed for abuse of discretion.</w:t>
       </w:r>
       <w:r>
         <w:t xml:space="preserve"> </w:t>
@@ -735,22 +785,7 @@
         <w:t xml:space="preserve">Licking River Mining</w:t>
       </w:r>
       <w:r>
-        <w:t xml:space="preserve">, 911 F.3d at 810</w:t>
-      </w:r>
-      <w:r>
-        <w:fldChar w:fldCharType="begin"/>
-      </w:r>
-      <w:r>
-        <w:instrText xml:space="preserve"> TA \l "E. Coast Miner LLC v. Nixon Peabody LLP (In re Licking River Mining, LLC), 911 F.3d 806 (6th Cir. 2018)" \s "E. Coast Miner LLC v. Nixon Peabody LLP (In re Licking River Mining, LLC)" \c 1 </w:instrText>
-      </w:r>
-      <w:r>
-        <w:fldChar w:fldCharType="end"/>
-      </w:r>
-      <w:r>
-        <w:t xml:space="preserve"> </w:t>
-      </w:r>
-      <w:r>
-        <w:t xml:space="preserve">(citing</w:t>
+        <w:t xml:space="preserve">, 911 F.3d at 810 (citing</w:t>
       </w:r>
       <w:r>
         <w:t xml:space="preserve"> </w:t>
@@ -763,19 +798,7 @@
         <w:t xml:space="preserve">Harper v. The Oversight Comm. (In re Conoco, Inc.)</w:t>
       </w:r>
       <w:r>
-        <w:t xml:space="preserve">, 855 F.3d 703, 714 (6th Cir. 2017)</w:t>
-      </w:r>
-      <w:r>
-        <w:fldChar w:fldCharType="begin"/>
-      </w:r>
-      <w:r>
-        <w:instrText xml:space="preserve"> TA \l "Harper v. The Oversight Comm. (In re Conoco, Inc.), 855 F.3d 703 (6th Cir. 2017)" \s "Harper v. The Oversight Comm. (In re Conoco, Inc.)" \c 1 </w:instrText>
-      </w:r>
-      <w:r>
-        <w:fldChar w:fldCharType="end"/>
-      </w:r>
-      <w:r>
-        <w:t xml:space="preserve">). However, “[t]o the extent the appeal involves review of the entire contract, including statutory construction of provisions of the Bankruptcy Code as applied to the contract, that review is de novo.”</w:t>
+        <w:t xml:space="preserve">, 855 F.3d 703, 714 (6th Cir. 2017)). However, “[t]o the extent the appeal involves review of the entire contract, including statutory construction of provisions of the Bankruptcy Code as applied to the contract, that review is de novo.”</w:t>
       </w:r>
       <w:r>
         <w:t xml:space="preserve"> </w:t>
@@ -788,15 +811,15 @@
         <w:t xml:space="preserve">Id.</w:t>
       </w:r>
     </w:p>
-    <w:bookmarkEnd w:id="23"/>
-    <w:bookmarkStart w:id="24" w:name="summary-of-argument"/>
     <w:p>
       <w:pPr>
         <w:pStyle w:val="Heading1"/>
       </w:pPr>
+      <w:bookmarkStart w:id="12" w:name="_46604d111831f1e81d7ad6a7ac73e8c7d2c5dc8"/>
       <w:r>
         <w:t xml:space="preserve">Summary of Argument</w:t>
       </w:r>
+      <w:bookmarkEnd w:id="12"/>
     </w:p>
     <w:p>
       <w:pPr>
@@ -816,30 +839,21 @@
         <w:t xml:space="preserve">Licking River</w:t>
       </w:r>
       <w:r>
-        <w:fldChar w:fldCharType="begin"/>
-      </w:r>
-      <w:r>
-        <w:instrText xml:space="preserve"> TA \l "E. Coast Miner LLC v. Nixon Peabody LLP (In re Licking River Mining, LLC), 911 F.3d 806 (6th Cir. 2018)" \s "E. Coast Miner LLC v. Nixon Peabody LLP (In re Licking River Mining, LLC)" \c 1 </w:instrText>
-      </w:r>
-      <w:r>
-        <w:fldChar w:fldCharType="end"/>
-      </w:r>
-      <w:r>
         <w:t xml:space="preserve"> </w:t>
       </w:r>
       <w:r>
         <w:t xml:space="preserve">that “the carve-out funds pursuant to court order are earmarked for the exclusive benefit of the court-appointed chapter 11 professionals.” 911 F.3d at 812. The Bankruptcy Court’s Opinion narrowed that holding, determining that the Professionals did not include certain magic words that would enable their Carve-Out to survive Plan confirmation or the subsequent chapter 7 filing.</w:t>
       </w:r>
     </w:p>
-    <w:bookmarkEnd w:id="24"/>
-    <w:bookmarkStart w:id="25" w:name="argument"/>
     <w:p>
       <w:pPr>
         <w:pStyle w:val="Heading1"/>
       </w:pPr>
+      <w:bookmarkStart w:id="13" w:name="_argument"/>
       <w:r>
         <w:t xml:space="preserve">Argument</w:t>
       </w:r>
+      <w:bookmarkEnd w:id="13"/>
     </w:p>
     <w:p>
       <w:pPr>
@@ -859,33 +873,18 @@
         <w:t xml:space="preserve">Costa v. Robotic Vision Sys. (In re Robotic Vision Sys.)</w:t>
       </w:r>
       <w:r>
-        <w:t xml:space="preserve">, 367 B.R. 232, 237 n.23 (B.A.P. 1st Cir. 2007)</w:t>
-      </w:r>
-      <w:r>
-        <w:fldChar w:fldCharType="begin"/>
-      </w:r>
-      <w:r>
-        <w:instrText xml:space="preserve"> TA \l "Costa v. Robotic Vision Sys. (In re Robotic Vision Sys.), 367 B.R. 232 (B.A.P. 1st Cir. 2007)" \s "Costa v. Robotic Vision Sys. (In re Robotic Vision Sys.)" \c 1 </w:instrText>
-      </w:r>
-      <w:r>
-        <w:fldChar w:fldCharType="end"/>
-      </w:r>
-      <w:r>
-        <w:t xml:space="preserve"> </w:t>
-      </w:r>
-      <w:r>
-        <w:t xml:space="preserve">(internal quotes and citations omitted).</w:t>
-      </w:r>
-    </w:p>
-    <w:bookmarkEnd w:id="25"/>
-    <w:bookmarkStart w:id="26" w:name="X2f45ed9a3dcdd4757a6071549d6adffd26daae2"/>
+        <w:t xml:space="preserve">, 367 B.R. 232, 237 n.23 (B.A.P. 1st Cir. 2007) (internal quotes and citations omitted).</w:t>
+      </w:r>
+    </w:p>
     <w:p>
       <w:pPr>
         <w:pStyle w:val="Heading1"/>
       </w:pPr>
+      <w:bookmarkStart w:id="14" w:name="_2f45ed9a3dcdd4757a6071549d6adffd26daae2"/>
       <w:r>
         <w:t xml:space="preserve">I. The Carve-Out Survives Plan Confirmation in the Chapter 7 Proceeding</w:t>
       </w:r>
+      <w:bookmarkEnd w:id="14"/>
     </w:p>
     <w:p>
       <w:pPr>
@@ -905,22 +904,7 @@
         <w:t xml:space="preserve">Ohio Farmers Ins. Co. v. Hughes-Bechtol, Inc. (In re Hughes-Bechtol, Inc.)</w:t>
       </w:r>
       <w:r>
-        <w:t xml:space="preserve">, 225 F.3d 659 (table), 2000 WL 1091509, at *3 (6th Cir. 2000)</w:t>
-      </w:r>
-      <w:r>
-        <w:fldChar w:fldCharType="begin"/>
-      </w:r>
-      <w:r>
-        <w:instrText xml:space="preserve"> TA \l "Ohio Farmers Ins. Co. v. Hughes-Bechtol, Inc. (In re Hughes-Bechtol, Inc.), 225 F.3d 659 (table), 2000 WL 1091509 (6th Cir. 2000)" \s "Ohio Farmers Ins. Co. v. Hughes-Bechtol, Inc. (In re Hughes-Bechtol, Inc.)" \c 1 </w:instrText>
-      </w:r>
-      <w:r>
-        <w:fldChar w:fldCharType="end"/>
-      </w:r>
-      <w:r>
-        <w:t xml:space="preserve"> </w:t>
-      </w:r>
-      <w:r>
-        <w:t xml:space="preserve">(citation omitted) (internal quotation marks omitted).</w:t>
+        <w:t xml:space="preserve">, 225 F.3d 659 (table), 2000 WL 1091509, at *3 (6th Cir. 2000) (citation omitted) (internal quotation marks omitted).</w:t>
       </w:r>
     </w:p>
     <w:p>
@@ -928,22 +912,7 @@
         <w:pStyle w:val="BodyText"/>
       </w:pPr>
       <w:r>
-        <w:t xml:space="preserve">Section 1141</w:t>
-      </w:r>
-      <w:r>
-        <w:fldChar w:fldCharType="begin"/>
-      </w:r>
-      <w:r>
-        <w:instrText xml:space="preserve"> TA \l "11 U.S.C. § 1141" \s "11 U.S.C. § 1141" \c 3 </w:instrText>
-      </w:r>
-      <w:r>
-        <w:fldChar w:fldCharType="end"/>
-      </w:r>
-      <w:r>
-        <w:t xml:space="preserve"> </w:t>
-      </w:r>
-      <w:r>
-        <w:t xml:space="preserve">of the Bankruptcy Code provides that a plan and the order confirming a plan bind the debtor and the debtor’s creditors. When a reorganization plan is “approved by the court, it becomes final, is binding upon the debtor, the security holders, and all other interested parties, and must be enforced as written.”</w:t>
+        <w:t xml:space="preserve">Section 1141 of the Bankruptcy Code provides that a plan and the order confirming a plan bind the debtor and the debtor’s creditors. When a reorganization plan is “approved by the court, it becomes final, is binding upon the debtor, the security holders, and all other interested parties, and must be enforced as written.”</w:t>
       </w:r>
       <w:r>
         <w:t xml:space="preserve"> </w:t>
@@ -956,19 +925,7 @@
         <w:t xml:space="preserve">Denver &amp; R. G. W. R. Co. v. Goldman, Sachs &amp; Co.</w:t>
       </w:r>
       <w:r>
-        <w:t xml:space="preserve">, 212 F.2d 627, 630 (10th Cir. 1954)</w:t>
-      </w:r>
-      <w:r>
-        <w:fldChar w:fldCharType="begin"/>
-      </w:r>
-      <w:r>
-        <w:instrText xml:space="preserve"> TA \l "Denver &amp; R. G. W. R. Co. v. Goldman, Sachs &amp; Co., 212 F.2d 627 (10th Cir. 1954)" \s "Denver &amp; R. G. W. R. Co. v. Goldman, Sachs &amp; Co." \c 1 </w:instrText>
-      </w:r>
-      <w:r>
-        <w:fldChar w:fldCharType="end"/>
-      </w:r>
-      <w:r>
-        <w:t xml:space="preserve">. In Kentucky, every word in a contract “must be taken to have been used for a purpose, and no word should be rejected as mere surplusage if the court can discover any reasonable purpose thereof which can be gathered from the whole instrument.”</w:t>
+        <w:t xml:space="preserve">, 212 F.2d 627, 630 (10th Cir. 1954). In Kentucky, every word in a contract “must be taken to have been used for a purpose, and no word should be rejected as mere surplusage if the court can discover any reasonable purpose thereof which can be gathered from the whole instrument.”</w:t>
       </w:r>
       <w:r>
         <w:t xml:space="preserve"> </w:t>
@@ -981,19 +938,7 @@
         <w:t xml:space="preserve">Siler v. White Star Coal Co.</w:t>
       </w:r>
       <w:r>
-        <w:t xml:space="preserve">, 190 Ky. 7, 12, 226 S.W. 102, 104 (1920)</w:t>
-      </w:r>
-      <w:r>
-        <w:fldChar w:fldCharType="begin"/>
-      </w:r>
-      <w:r>
-        <w:instrText xml:space="preserve"> TA \l "Siler v. White Star Coal Co., 190 Ky. 7, 226 S.W. 102 (1920)" \s "Siler v. White Star Coal Co." \c 1 </w:instrText>
-      </w:r>
-      <w:r>
-        <w:fldChar w:fldCharType="end"/>
-      </w:r>
-      <w:r>
-        <w:t xml:space="preserve">.</w:t>
+        <w:t xml:space="preserve">, 190 Ky. 7, 12, 226 S.W. 102, 104 (1920).</w:t>
       </w:r>
     </w:p>
     <w:p>
@@ -1004,15 +949,15 @@
         <w:t xml:space="preserve">The Carve-Out must survive confirmation of the Plan in order to give § 3.05 any effect at all. To hold that the Carve-Outs do not survive Plan confirmation would render the very provisions which refer to the Carve-Outs meaningless, or a “mere surplusage.” Accordingly, consistent with black letter contract law, the Carve-Out is not extinguished by confirmation.</w:t>
       </w:r>
     </w:p>
-    <w:bookmarkEnd w:id="26"/>
-    <w:bookmarkStart w:id="27" w:name="conclusion"/>
     <w:p>
       <w:pPr>
         <w:pStyle w:val="Heading1"/>
       </w:pPr>
+      <w:bookmarkStart w:id="15" w:name="_conclusion"/>
       <w:r>
         <w:t xml:space="preserve">Conclusion</w:t>
       </w:r>
+      <w:bookmarkEnd w:id="15"/>
     </w:p>
     <w:p>
       <w:pPr>
@@ -1072,10 +1017,10 @@
     </w:p>
     <w:p>
       <w:pPr>
-        <w:pStyle w:val="BodyText"/>
-      </w:pPr>
-      <w:r>
-        <w:t xml:space="preserve">This brief of appellant complies with the type-volume limitation of Fed. R. Bankr. P. 8015(a)(7)(B) because it contains 1,093 words, excluding the parts of the brief exempted by Fed. R. Bankr. P. 8015(g). It complies with the typeface requirement of Fed. R. Bankr. P. 8015(a)(5) and the type-style requirement of Fed. R. Bankr. P. 8015(a)(6) because it was prepared in a proportionally spaced typeface, EB Garamond at 14-point, with case names in italics.</w:t>
+        <w:pStyle w:val="CertText"/>
+      </w:pPr>
+      <w:r>
+        <w:t xml:space="preserve">This brief of appellant complies with the type-volume limitation of Fed. R. Bankr. P. 8015(a)(7)(B) because it contains 1,093 words, excluding the parts of the brief exempted by Fed. R. Bankr. P. 8015(g). It complies with the typeface requirement of Fed. R. Bankr. P. 8015(a)(5) and the type-style requirement of Fed. R. Bankr. P. 8015(a)(6) because it was prepared in a proportionally spaced typeface, Times New Roman at 14-point, with case names in italics.</w:t>
       </w:r>
     </w:p>
     <w:p>
@@ -1120,7 +1065,7 @@
     </w:p>
     <w:p>
       <w:pPr>
-        <w:pStyle w:val="FrontHeading"/>
+        <w:pStyle w:val="CertHeading"/>
       </w:pPr>
       <w:r>
         <w:t xml:space="preserve">Certificate of Service</w:t>
@@ -1128,10 +1073,10 @@
     </w:p>
     <w:p>
       <w:pPr>
-        <w:pStyle w:val="BodyText"/>
-      </w:pPr>
-      <w:r>
-        <w:t xml:space="preserve">I certify that on July 31, 2019 I filed this brief of appellant with the Clerk of the Bankruptcy Appellate Panel of the Sixth Circuit through the court's electronic filing system, which will send notice of the filing to all counsel of record.</w:t>
+        <w:pStyle w:val="CertText"/>
+      </w:pPr>
+      <w:r>
+        <w:t xml:space="preserve">I certify that on July 31, 2019 I filed this brief of appellant with the Clerk of the Bankruptcy Appellate Panel of the Sixth Circuit through the court’s electronic filing system, which will send notice of the filing to all counsel of record.</w:t>
       </w:r>
     </w:p>
     <w:p>
@@ -1174,11 +1119,10 @@
         <w:t xml:space="preserve">July 31, 2019</w:t>
       </w:r>
     </w:p>
-    <w:bookmarkEnd w:id="27"/>
     <w:sectPr>
-      <w:footerReference r:id="rId9" w:type="default"/>
-      <w:pgSz w:h="15840" w:w="12240"/>
-      <w:pgMar w:bottom="1440" w:footer="720" w:gutter="0" w:header="720" w:left="1440" w:right="1440" w:top="1440"/>
+      <w:footerReference w:type="default" r:id="rIdFtrPage"/>
+      <w:pgSz w:w="12240" w:h="15840"/>
+      <w:pgMar w:top="1440" w:right="1440" w:bottom="1440" w:left="1440" w:header="720" w:footer="720" w:gutter="0"/>
       <w:pgNumType w:fmt="decimal" w:start="1"/>
       <w:cols w:space="720"/>
     </w:sectPr>
@@ -1190,12 +1134,35 @@
 <w:comments xmlns:w="http://schemas.openxmlformats.org/wordprocessingml/2006/main" xmlns:m="http://schemas.openxmlformats.org/officeDocument/2006/math" xmlns:r="http://schemas.openxmlformats.org/officeDocument/2006/relationships" xmlns:o="urn:schemas-microsoft-com:office:office" xmlns:v="urn:schemas-microsoft-com:vml" xmlns:w10="urn:schemas-microsoft-com:office:word" xmlns:a="http://schemas.openxmlformats.org/drawingml/2006/main" xmlns:pic="http://schemas.openxmlformats.org/drawingml/2006/picture" xmlns:wp="http://schemas.openxmlformats.org/drawingml/2006/wordprocessingDrawing"/>
 </file>
 
-<file path=word/footer1.xml><?xml version="1.0" encoding="utf-8"?>
+<file path=word/footnotes.xml><?xml version="1.0" encoding="utf-8"?>
+<w:footnotes xmlns:w="http://schemas.openxmlformats.org/wordprocessingml/2006/main" xmlns:m="http://schemas.openxmlformats.org/officeDocument/2006/math" xmlns:r="http://schemas.openxmlformats.org/officeDocument/2006/relationships" xmlns:o="urn:schemas-microsoft-com:office:office" xmlns:v="urn:schemas-microsoft-com:vml" xmlns:w10="urn:schemas-microsoft-com:office:word" xmlns:a="http://schemas.openxmlformats.org/drawingml/2006/main" xmlns:pic="http://schemas.openxmlformats.org/drawingml/2006/picture" xmlns:wp="http://schemas.openxmlformats.org/drawingml/2006/wordprocessingDrawing">
+  <w:footnote w:type="continuationSeparator" w:id="0">
+    <w:p>
+      <w:r>
+        <w:continuationSeparator/>
+      </w:r>
+    </w:p>
+  </w:footnote>
+  <w:footnote w:type="separator" w:id="-1">
+    <w:p>
+      <w:r>
+        <w:separator/>
+      </w:r>
+    </w:p>
+  </w:footnote>
+</w:footnotes>
+</file>
+
+<file path=word/ftr-add.xml><?xml version="1.0" encoding="utf-8"?>
 <w:ftr xmlns:w="http://schemas.openxmlformats.org/wordprocessingml/2006/main" xmlns:r="http://schemas.openxmlformats.org/officeDocument/2006/relationships">
   <w:p>
     <w:pPr>
-      <w:pStyle w:val="Footer"/>
-    </w:pPr>
+      <w:spacing w:before="0" w:after="0"/>
+      <w:jc w:val="center"/>
+    </w:pPr>
+    <w:r>
+      <w:t>Add-</w:t>
+    </w:r>
     <w:r>
       <w:fldChar w:fldCharType="begin"/>
     </w:r>
@@ -1215,23 +1182,41 @@
 </w:ftr>
 </file>
 
-<file path=word/footnotes.xml><?xml version="1.0" encoding="utf-8"?>
-<w:footnotes xmlns:w="http://schemas.openxmlformats.org/wordprocessingml/2006/main" xmlns:m="http://schemas.openxmlformats.org/officeDocument/2006/math" xmlns:r="http://schemas.openxmlformats.org/officeDocument/2006/relationships" xmlns:o="urn:schemas-microsoft-com:office:office" xmlns:v="urn:schemas-microsoft-com:vml" xmlns:w10="urn:schemas-microsoft-com:office:word" xmlns:a="http://schemas.openxmlformats.org/drawingml/2006/main" xmlns:pic="http://schemas.openxmlformats.org/drawingml/2006/picture" xmlns:wp="http://schemas.openxmlformats.org/drawingml/2006/wordprocessingDrawing">
-  <w:footnote w:type="continuationSeparator" w:id="0">
-    <w:p>
-      <w:r>
-        <w:continuationSeparator/>
-      </w:r>
-    </w:p>
-  </w:footnote>
-  <w:footnote w:type="separator" w:id="-1">
-    <w:p>
-      <w:r>
-        <w:separator/>
-      </w:r>
-    </w:p>
-  </w:footnote>
-</w:footnotes>
+<file path=word/ftr-none.xml><?xml version="1.0" encoding="utf-8"?>
+<w:ftr xmlns:w="http://schemas.openxmlformats.org/wordprocessingml/2006/main" xmlns:r="http://schemas.openxmlformats.org/officeDocument/2006/relationships">
+  <w:p>
+    <w:pPr>
+      <w:spacing w:before="0" w:after="0"/>
+      <w:jc w:val="center"/>
+    </w:pPr>
+  </w:p>
+</w:ftr>
+</file>
+
+<file path=word/ftr-page.xml><?xml version="1.0" encoding="utf-8"?>
+<w:ftr xmlns:w="http://schemas.openxmlformats.org/wordprocessingml/2006/main" xmlns:r="http://schemas.openxmlformats.org/officeDocument/2006/relationships">
+  <w:p>
+    <w:pPr>
+      <w:spacing w:before="0" w:after="0"/>
+      <w:jc w:val="center"/>
+    </w:pPr>
+    <w:r>
+      <w:fldChar w:fldCharType="begin"/>
+    </w:r>
+    <w:r>
+      <w:instrText xml:space="preserve"> PAGE </w:instrText>
+    </w:r>
+    <w:r>
+      <w:fldChar w:fldCharType="separate"/>
+    </w:r>
+    <w:r>
+      <w:t>1</w:t>
+    </w:r>
+    <w:r>
+      <w:fldChar w:fldCharType="end"/>
+    </w:r>
+  </w:p>
+</w:ftr>
 </file>
 
 <file path=word/numbering.xml><?xml version="1.0" encoding="utf-8"?>
@@ -1323,46 +1308,148 @@
   <w:docDefaults>
     <w:rPrDefault>
       <w:rPr>
-        <w:rFonts w:ascii="EB Garamond" w:cs="EB Garamond" w:eastAsia="EB Garamond" w:hAnsi="EB Garamond"/>
+        <w:rFonts w:ascii="Times New Roman" w:hAnsi="Times New Roman" w:eastAsia="Times New Roman" w:cs="Times New Roman"/>
         <w:sz w:val="28"/>
         <w:szCs w:val="28"/>
-        <w:lang w:bidi="ar-SA" w:eastAsia="en-US" w:val="en-US"/>
+        <w:lang w:val="en-US" w:eastAsia="en-US" w:bidi="ar-SA"/>
       </w:rPr>
     </w:rPrDefault>
     <w:pPrDefault>
       <w:pPr>
-        <w:spacing w:after="0" w:line="364" w:lineRule="exact"/>
+        <w:spacing w:before="0" w:after="0" w:line="376" w:lineRule="exact"/>
       </w:pPr>
     </w:pPrDefault>
   </w:docDefaults>
-  <w:latentStyles w:count="276" w:defLockedState="0" w:defQFormat="0" w:defSemiHidden="0" w:defUIPriority="0" w:defUnhideWhenUsed="0"/>
-  <w:style w:customStyle="1" w:styleId="TitleChar" w:type="character">
+  <w:latentStyles w:defLockedState="0" w:defUIPriority="0" w:defSemiHidden="0" w:defUnhideWhenUsed="0" w:defQFormat="0" w:count="276"/>
+  <w:style w:type="paragraph" w:default="1" w:styleId="Normal">
+    <w:name w:val="Normal"/>
+    <w:qFormat/>
+    <w:pPr>
+      <w:spacing w:before="0" w:after="0" w:line="376" w:lineRule="exact"/>
+      <w:ind w:firstLine="0"/>
+    </w:pPr>
+  </w:style>
+  <w:style w:type="paragraph" w:styleId="BodyText">
+    <w:name w:val="Body Text"/>
+    <w:basedOn w:val="Normal"/>
+    <w:link w:val="BodyTextChar"/>
+    <w:qFormat/>
+    <w:pPr>
+      <w:spacing w:before="0" w:after="0" w:line="742" w:lineRule="exact"/>
+      <w:ind w:firstLine="720"/>
+    </w:pPr>
+  </w:style>
+  <w:style w:type="paragraph" w:styleId="FirstParagraph">
+    <w:name w:val="First Paragraph"/>
+    <w:basedOn w:val="BodyText"/>
+    <w:next w:val="BodyText"/>
+    <w:qFormat/>
+    <w:pPr>
+      <w:ind w:firstLine="0"/>
+    </w:pPr>
+  </w:style>
+  <w:style w:type="paragraph" w:customStyle="1" w:styleId="Compact">
+    <w:name w:val="Compact"/>
+    <w:basedOn w:val="BodyText"/>
+    <w:qFormat/>
+    <w:pPr>
+      <w:ind w:firstLine="0"/>
+    </w:pPr>
+  </w:style>
+  <w:style w:type="paragraph" w:styleId="Title">
+    <w:name w:val="Title"/>
+    <w:basedOn w:val="Normal"/>
+    <w:next w:val="BodyText"/>
+    <w:link w:val="TitleChar"/>
+    <w:uiPriority w:val="10"/>
+    <w:qFormat/>
+    <w:rsid w:val="00A10FD9"/>
+    <w:pPr>
+      <w:spacing w:after="80" w:line="240" w:lineRule="auto"/>
+      <w:contextualSpacing/>
+      <w:jc w:val="center"/>
+    </w:pPr>
+    <w:rPr>
+      <w:rFonts w:cstheme="majorBidi"/>
+      <w:sz w:val="56"/>
+      <w:szCs w:val="56"/>
+    </w:rPr>
+  </w:style>
+  <w:style w:type="character" w:customStyle="1" w:styleId="TitleChar">
     <w:name w:val="Title Char"/>
     <w:basedOn w:val="DefaultParagraphFont"/>
     <w:link w:val="Title"/>
     <w:uiPriority w:val="10"/>
     <w:rsid w:val="00A10FD9"/>
     <w:rPr>
-      <w:rFonts w:asciiTheme="majorHAnsi" w:cstheme="majorBidi" w:eastAsiaTheme="majorEastAsia" w:hAnsiTheme="majorHAnsi"/>
+      <w:rFonts w:cstheme="majorBidi"/>
       <w:sz w:val="56"/>
       <w:szCs w:val="56"/>
     </w:rPr>
   </w:style>
-  <w:style w:customStyle="1" w:styleId="SubtitleChar" w:type="character">
+  <w:style w:type="paragraph" w:styleId="Subtitle">
+    <w:name w:val="Subtitle"/>
+    <w:basedOn w:val="Title"/>
+    <w:next w:val="BodyText"/>
+    <w:link w:val="SubtitleChar"/>
+    <w:uiPriority w:val="11"/>
+    <w:qFormat/>
+    <w:rsid w:val="00A10FD9"/>
+    <w:pPr>
+      <w:numPr>
+        <w:ilvl w:val="1"/>
+      </w:numPr>
+    </w:pPr>
+    <w:rPr>
+      <w:rFonts w:cstheme="majorBidi"/>
+      <w:spacing w:val="15"/>
+      <w:sz w:val="28"/>
+      <w:szCs w:val="28"/>
+    </w:rPr>
+  </w:style>
+  <w:style w:type="character" w:customStyle="1" w:styleId="SubtitleChar">
     <w:name w:val="Subtitle Char"/>
     <w:basedOn w:val="DefaultParagraphFont"/>
     <w:link w:val="Subtitle"/>
     <w:uiPriority w:val="11"/>
     <w:rsid w:val="00A10FD9"/>
     <w:rPr>
-      <w:rFonts w:cstheme="majorBidi" w:eastAsiaTheme="majorEastAsia"/>
-      <w:color w:themeColor="text1" w:themeTint="A6" w:val="595959"/>
+      <w:rFonts w:cstheme="majorBidi"/>
+      <w:color w:val="595959" w:themeColor="text1" w:themeTint="A6"/>
       <w:spacing w:val="15"/>
       <w:sz w:val="28"/>
       <w:szCs w:val="28"/>
     </w:rPr>
   </w:style>
-  <w:style w:customStyle="1" w:styleId="AbstractTitle" w:type="paragraph">
+  <w:style w:type="paragraph" w:customStyle="1" w:styleId="Author">
+    <w:name w:val="Author"/>
+    <w:basedOn w:val="Title"/>
+    <w:next w:val="BodyText"/>
+    <w:qFormat/>
+    <w:pPr>
+      <w:keepNext/>
+      <w:keepLines/>
+    </w:pPr>
+    <w:rPr>
+      <w:sz w:val="24"/>
+      <w:szCs w:val="24"/>
+    </w:rPr>
+  </w:style>
+  <w:style w:type="paragraph" w:styleId="Date">
+    <w:name w:val="Date"/>
+    <w:basedOn w:val="Title"/>
+    <w:next w:val="BodyText"/>
+    <w:qFormat/>
+    <w:pPr>
+      <w:keepNext/>
+      <w:keepLines/>
+    </w:pPr>
+    <w:rPr>
+      <w:sz w:val="24"/>
+      <w:szCs w:val="24"/>
+    </w:rPr>
+  </w:style>
+  <w:style w:type="paragraph" w:customStyle="1" w:styleId="AbstractTitle">
     <w:name w:val="Abstract Title"/>
     <w:basedOn w:val="Normal"/>
     <w:next w:val="Abstract"/>
@@ -1370,7 +1457,7 @@
     <w:pPr>
       <w:keepNext/>
       <w:keepLines/>
-      <w:spacing w:after="0" w:before="300"/>
+      <w:spacing w:before="300" w:after="0"/>
       <w:jc w:val="center"/>
     </w:pPr>
     <w:rPr>
@@ -1379,7 +1466,22 @@
       <w:szCs w:val="20"/>
     </w:rPr>
   </w:style>
-  <w:style w:styleId="Bibliography" w:type="paragraph">
+  <w:style w:type="paragraph" w:customStyle="1" w:styleId="Abstract">
+    <w:name w:val="Abstract"/>
+    <w:basedOn w:val="Normal"/>
+    <w:next w:val="BodyText"/>
+    <w:qFormat/>
+    <w:pPr>
+      <w:keepNext/>
+      <w:keepLines/>
+      <w:spacing w:before="100" w:after="300"/>
+    </w:pPr>
+    <w:rPr>
+      <w:sz w:val="20"/>
+      <w:szCs w:val="20"/>
+    </w:rPr>
+  </w:style>
+  <w:style w:type="paragraph" w:styleId="Bibliography">
     <w:name w:val="Bibliography"/>
     <w:basedOn w:val="Normal"/>
     <w:next w:val="Bibliography"/>
@@ -1387,7 +1489,88 @@
     <w:pPr/>
     <w:rPr/>
   </w:style>
-  <w:style w:styleId="Heading5" w:type="paragraph">
+  <w:style w:type="paragraph" w:styleId="Heading1">
+    <w:name w:val="heading 1"/>
+    <w:basedOn w:val="Normal"/>
+    <w:next w:val="BodyText"/>
+    <w:uiPriority w:val="9"/>
+    <w:qFormat/>
+    <w:pPr>
+      <w:keepNext/>
+      <w:keepLines/>
+      <w:spacing w:before="349" w:after="0" w:line="527" w:lineRule="exact"/>
+      <w:ind w:firstLine="0"/>
+      <w:jc w:val="center"/>
+      <w:outlineLvl w:val="0"/>
+    </w:pPr>
+    <w:rPr>
+      <w:b/>
+      <w:bCs/>
+      <w:color w:val="000000"/>
+      <w:sz w:val="39"/>
+      <w:szCs w:val="39"/>
+    </w:rPr>
+  </w:style>
+  <w:style w:type="paragraph" w:styleId="Heading2">
+    <w:name w:val="heading 2"/>
+    <w:basedOn w:val="Normal"/>
+    <w:next w:val="BodyText"/>
+    <w:uiPriority w:val="9"/>
+    <w:qFormat/>
+    <w:pPr>
+      <w:keepNext/>
+      <w:keepLines/>
+      <w:spacing w:before="181" w:after="0" w:line="446" w:lineRule="exact"/>
+      <w:ind w:firstLine="0"/>
+      <w:outlineLvl w:val="1"/>
+    </w:pPr>
+    <w:rPr>
+      <w:b/>
+      <w:bCs/>
+      <w:color w:val="000000"/>
+      <w:sz w:val="34"/>
+      <w:szCs w:val="34"/>
+    </w:rPr>
+  </w:style>
+  <w:style w:type="paragraph" w:styleId="Heading3">
+    <w:name w:val="heading 3"/>
+    <w:basedOn w:val="Normal"/>
+    <w:next w:val="BodyText"/>
+    <w:uiPriority w:val="9"/>
+    <w:qFormat/>
+    <w:pPr>
+      <w:keepNext/>
+      <w:keepLines/>
+      <w:spacing w:before="160" w:after="0" w:line="372" w:lineRule="exact"/>
+      <w:ind w:left="720" w:firstLine="0"/>
+      <w:outlineLvl w:val="2"/>
+    </w:pPr>
+    <w:rPr>
+      <w:b/>
+      <w:bCs/>
+      <w:color w:val="000000"/>
+    </w:rPr>
+  </w:style>
+  <w:style w:type="paragraph" w:styleId="Heading4">
+    <w:name w:val="heading 4"/>
+    <w:basedOn w:val="Normal"/>
+    <w:next w:val="BodyText"/>
+    <w:uiPriority w:val="9"/>
+    <w:qFormat/>
+    <w:pPr>
+      <w:keepNext/>
+      <w:keepLines/>
+      <w:spacing w:before="160" w:after="0" w:line="376" w:lineRule="exact"/>
+      <w:ind w:left="1440" w:firstLine="0"/>
+      <w:outlineLvl w:val="3"/>
+    </w:pPr>
+    <w:rPr>
+      <w:i/>
+      <w:iCs/>
+      <w:color w:val="000000"/>
+    </w:rPr>
+  </w:style>
+  <w:style w:type="paragraph" w:styleId="Heading5">
     <w:name w:val="heading 5"/>
     <w:basedOn w:val="Normal"/>
     <w:next w:val="BodyText"/>
@@ -1400,15 +1583,15 @@
     <w:pPr>
       <w:keepNext/>
       <w:keepLines/>
-      <w:spacing w:after="40" w:before="80"/>
+      <w:spacing w:before="80" w:after="40"/>
       <w:outlineLvl w:val="4"/>
     </w:pPr>
     <w:rPr>
-      <w:rFonts w:cstheme="majorBidi" w:eastAsiaTheme="majorEastAsia"/>
-      <w:color w:themeColor="accent1" w:themeShade="BF" w:val="0F4761"/>
-    </w:rPr>
-  </w:style>
-  <w:style w:styleId="Heading6" w:type="paragraph">
+      <w:rFonts w:cstheme="majorBidi"/>
+      <w:color w:val="0F4761" w:themeColor="accent1" w:themeShade="BF"/>
+    </w:rPr>
+  </w:style>
+  <w:style w:type="paragraph" w:styleId="Heading6">
     <w:name w:val="heading 6"/>
     <w:basedOn w:val="Normal"/>
     <w:next w:val="BodyText"/>
@@ -1421,17 +1604,17 @@
     <w:pPr>
       <w:keepNext/>
       <w:keepLines/>
-      <w:spacing w:after="0" w:before="40"/>
+      <w:spacing w:before="40" w:after="0"/>
       <w:outlineLvl w:val="5"/>
     </w:pPr>
     <w:rPr>
-      <w:rFonts w:cstheme="majorBidi" w:eastAsiaTheme="majorEastAsia"/>
+      <w:rFonts w:cstheme="majorBidi"/>
       <w:i/>
       <w:iCs/>
-      <w:color w:themeColor="text1" w:themeTint="A6" w:val="595959"/>
-    </w:rPr>
-  </w:style>
-  <w:style w:styleId="Heading7" w:type="paragraph">
+      <w:color w:val="595959" w:themeColor="text1" w:themeTint="A6"/>
+    </w:rPr>
+  </w:style>
+  <w:style w:type="paragraph" w:styleId="Heading7">
     <w:name w:val="heading 7"/>
     <w:basedOn w:val="Normal"/>
     <w:next w:val="BodyText"/>
@@ -1444,15 +1627,15 @@
     <w:pPr>
       <w:keepNext/>
       <w:keepLines/>
-      <w:spacing w:after="0" w:before="40"/>
+      <w:spacing w:before="40" w:after="0"/>
       <w:outlineLvl w:val="6"/>
     </w:pPr>
     <w:rPr>
-      <w:rFonts w:cstheme="majorBidi" w:eastAsiaTheme="majorEastAsia"/>
-      <w:color w:themeColor="text1" w:themeTint="A6" w:val="595959"/>
-    </w:rPr>
-  </w:style>
-  <w:style w:styleId="Heading8" w:type="paragraph">
+      <w:rFonts w:cstheme="majorBidi"/>
+      <w:color w:val="595959" w:themeColor="text1" w:themeTint="A6"/>
+    </w:rPr>
+  </w:style>
+  <w:style w:type="paragraph" w:styleId="Heading8">
     <w:name w:val="heading 8"/>
     <w:basedOn w:val="Normal"/>
     <w:next w:val="BodyText"/>
@@ -1469,13 +1652,13 @@
       <w:outlineLvl w:val="7"/>
     </w:pPr>
     <w:rPr>
-      <w:rFonts w:cstheme="majorBidi" w:eastAsiaTheme="majorEastAsia"/>
+      <w:rFonts w:cstheme="majorBidi"/>
       <w:i/>
       <w:iCs/>
-      <w:color w:themeColor="text1" w:themeTint="D8" w:val="272727"/>
-    </w:rPr>
-  </w:style>
-  <w:style w:styleId="Heading9" w:type="paragraph">
+      <w:color w:val="272727" w:themeColor="text1" w:themeTint="D8"/>
+    </w:rPr>
+  </w:style>
+  <w:style w:type="paragraph" w:styleId="Heading9">
     <w:name w:val="heading 9"/>
     <w:basedOn w:val="Normal"/>
     <w:next w:val="BodyText"/>
@@ -1492,24 +1675,24 @@
       <w:outlineLvl w:val="8"/>
     </w:pPr>
     <w:rPr>
-      <w:rFonts w:cstheme="majorBidi" w:eastAsiaTheme="majorEastAsia"/>
-      <w:color w:themeColor="text1" w:themeTint="D8" w:val="272727"/>
-    </w:rPr>
-  </w:style>
-  <w:style w:customStyle="1" w:styleId="Heading1Char" w:type="character">
+      <w:rFonts w:cstheme="majorBidi"/>
+      <w:color w:val="272727" w:themeColor="text1" w:themeTint="D8"/>
+    </w:rPr>
+  </w:style>
+  <w:style w:type="character" w:customStyle="1" w:styleId="Heading1Char">
     <w:name w:val="Heading 1 Char"/>
     <w:basedOn w:val="DefaultParagraphFont"/>
     <w:link w:val="Heading1"/>
     <w:uiPriority w:val="9"/>
     <w:rsid w:val="00A10FD9"/>
     <w:rPr>
-      <w:rFonts w:asciiTheme="majorHAnsi" w:cstheme="majorBidi" w:eastAsiaTheme="majorEastAsia" w:hAnsiTheme="majorHAnsi"/>
-      <w:color w:themeColor="accent1" w:themeShade="BF" w:val="0F4761"/>
+      <w:rFonts w:cstheme="majorBidi"/>
+      <w:color w:val="0F4761" w:themeColor="accent1" w:themeShade="BF"/>
       <w:sz w:val="40"/>
       <w:szCs w:val="40"/>
     </w:rPr>
   </w:style>
-  <w:style w:customStyle="1" w:styleId="Heading2Char" w:type="character">
+  <w:style w:type="character" w:customStyle="1" w:styleId="Heading2Char">
     <w:name w:val="Heading 2 Char"/>
     <w:basedOn w:val="DefaultParagraphFont"/>
     <w:link w:val="Heading2"/>
@@ -1517,13 +1700,13 @@
     <w:semiHidden/>
     <w:rsid w:val="00A10FD9"/>
     <w:rPr>
-      <w:rFonts w:asciiTheme="majorHAnsi" w:cstheme="majorBidi" w:eastAsiaTheme="majorEastAsia" w:hAnsiTheme="majorHAnsi"/>
-      <w:color w:themeColor="accent1" w:themeShade="BF" w:val="0F4761"/>
+      <w:rFonts w:cstheme="majorBidi"/>
+      <w:color w:val="0F4761" w:themeColor="accent1" w:themeShade="BF"/>
       <w:sz w:val="32"/>
       <w:szCs w:val="32"/>
     </w:rPr>
   </w:style>
-  <w:style w:customStyle="1" w:styleId="Heading3Char" w:type="character">
+  <w:style w:type="character" w:customStyle="1" w:styleId="Heading3Char">
     <w:name w:val="Heading 3 Char"/>
     <w:basedOn w:val="DefaultParagraphFont"/>
     <w:link w:val="Heading3"/>
@@ -1531,13 +1714,13 @@
     <w:semiHidden/>
     <w:rsid w:val="00A10FD9"/>
     <w:rPr>
-      <w:rFonts w:cstheme="majorBidi" w:eastAsiaTheme="majorEastAsia"/>
-      <w:color w:themeColor="accent1" w:themeShade="BF" w:val="0F4761"/>
+      <w:rFonts w:cstheme="majorBidi"/>
+      <w:color w:val="0F4761" w:themeColor="accent1" w:themeShade="BF"/>
       <w:sz w:val="28"/>
       <w:szCs w:val="28"/>
     </w:rPr>
   </w:style>
-  <w:style w:customStyle="1" w:styleId="Heading4Char" w:type="character">
+  <w:style w:type="character" w:customStyle="1" w:styleId="Heading4Char">
     <w:name w:val="Heading 4 Char"/>
     <w:basedOn w:val="DefaultParagraphFont"/>
     <w:link w:val="Heading4"/>
@@ -1545,13 +1728,13 @@
     <w:semiHidden/>
     <w:rsid w:val="00A10FD9"/>
     <w:rPr>
-      <w:rFonts w:cstheme="majorBidi" w:eastAsiaTheme="majorEastAsia"/>
+      <w:rFonts w:cstheme="majorBidi"/>
       <w:i/>
       <w:iCs/>
-      <w:color w:themeColor="accent1" w:themeShade="BF" w:val="0F4761"/>
-    </w:rPr>
-  </w:style>
-  <w:style w:customStyle="1" w:styleId="Heading5Char" w:type="character">
+      <w:color w:val="0F4761" w:themeColor="accent1" w:themeShade="BF"/>
+    </w:rPr>
+  </w:style>
+  <w:style w:type="character" w:customStyle="1" w:styleId="Heading5Char">
     <w:name w:val="Heading 5 Char"/>
     <w:basedOn w:val="DefaultParagraphFont"/>
     <w:link w:val="Heading5"/>
@@ -1559,11 +1742,11 @@
     <w:semiHidden/>
     <w:rsid w:val="00A10FD9"/>
     <w:rPr>
-      <w:rFonts w:cstheme="majorBidi" w:eastAsiaTheme="majorEastAsia"/>
-      <w:color w:themeColor="accent1" w:themeShade="BF" w:val="0F4761"/>
-    </w:rPr>
-  </w:style>
-  <w:style w:customStyle="1" w:styleId="Heading6Char" w:type="character">
+      <w:rFonts w:cstheme="majorBidi"/>
+      <w:color w:val="0F4761" w:themeColor="accent1" w:themeShade="BF"/>
+    </w:rPr>
+  </w:style>
+  <w:style w:type="character" w:customStyle="1" w:styleId="Heading6Char">
     <w:name w:val="Heading 6 Char"/>
     <w:basedOn w:val="DefaultParagraphFont"/>
     <w:link w:val="Heading6"/>
@@ -1571,13 +1754,13 @@
     <w:semiHidden/>
     <w:rsid w:val="00A10FD9"/>
     <w:rPr>
-      <w:rFonts w:cstheme="majorBidi" w:eastAsiaTheme="majorEastAsia"/>
+      <w:rFonts w:cstheme="majorBidi"/>
       <w:i/>
       <w:iCs/>
-      <w:color w:themeColor="text1" w:themeTint="A6" w:val="595959"/>
-    </w:rPr>
-  </w:style>
-  <w:style w:customStyle="1" w:styleId="Heading7Char" w:type="character">
+      <w:color w:val="595959" w:themeColor="text1" w:themeTint="A6"/>
+    </w:rPr>
+  </w:style>
+  <w:style w:type="character" w:customStyle="1" w:styleId="Heading7Char">
     <w:name w:val="Heading 7 Char"/>
     <w:basedOn w:val="DefaultParagraphFont"/>
     <w:link w:val="Heading7"/>
@@ -1585,11 +1768,11 @@
     <w:semiHidden/>
     <w:rsid w:val="00A10FD9"/>
     <w:rPr>
-      <w:rFonts w:cstheme="majorBidi" w:eastAsiaTheme="majorEastAsia"/>
-      <w:color w:themeColor="text1" w:themeTint="A6" w:val="595959"/>
-    </w:rPr>
-  </w:style>
-  <w:style w:customStyle="1" w:styleId="Heading8Char" w:type="character">
+      <w:rFonts w:cstheme="majorBidi"/>
+      <w:color w:val="595959" w:themeColor="text1" w:themeTint="A6"/>
+    </w:rPr>
+  </w:style>
+  <w:style w:type="character" w:customStyle="1" w:styleId="Heading8Char">
     <w:name w:val="Heading 8 Char"/>
     <w:basedOn w:val="DefaultParagraphFont"/>
     <w:link w:val="Heading8"/>
@@ -1597,13 +1780,13 @@
     <w:semiHidden/>
     <w:rsid w:val="00A10FD9"/>
     <w:rPr>
-      <w:rFonts w:cstheme="majorBidi" w:eastAsiaTheme="majorEastAsia"/>
+      <w:rFonts w:cstheme="majorBidi"/>
       <w:i/>
       <w:iCs/>
-      <w:color w:themeColor="text1" w:themeTint="D8" w:val="272727"/>
-    </w:rPr>
-  </w:style>
-  <w:style w:customStyle="1" w:styleId="Heading9Char" w:type="character">
+      <w:color w:val="272727" w:themeColor="text1" w:themeTint="D8"/>
+    </w:rPr>
+  </w:style>
+  <w:style w:type="character" w:customStyle="1" w:styleId="Heading9Char">
     <w:name w:val="Heading 9 Char"/>
     <w:basedOn w:val="DefaultParagraphFont"/>
     <w:link w:val="Heading9"/>
@@ -1611,11 +1794,35 @@
     <w:semiHidden/>
     <w:rsid w:val="00A10FD9"/>
     <w:rPr>
-      <w:rFonts w:cstheme="majorBidi" w:eastAsiaTheme="majorEastAsia"/>
-      <w:color w:themeColor="text1" w:themeTint="D8" w:val="272727"/>
-    </w:rPr>
-  </w:style>
-  <w:style w:styleId="FootnoteBlockText" w:type="paragraph">
+      <w:rFonts w:cstheme="majorBidi"/>
+      <w:color w:val="272727" w:themeColor="text1" w:themeTint="D8"/>
+    </w:rPr>
+  </w:style>
+  <w:style w:type="paragraph" w:styleId="BlockText">
+    <w:name w:val="Block Text"/>
+    <w:basedOn w:val="Normal"/>
+    <w:next w:val="BodyText"/>
+    <w:qFormat/>
+    <w:pPr>
+      <w:spacing w:before="280" w:after="392" w:line="376" w:lineRule="exact"/>
+      <w:ind w:left="720" w:right="720" w:firstLine="0"/>
+    </w:pPr>
+  </w:style>
+  <w:style w:type="paragraph" w:styleId="FootnoteText">
+    <w:name w:val="Footnote Text"/>
+    <w:basedOn w:val="Normal"/>
+    <w:uiPriority w:val="9"/>
+    <w:unhideWhenUsed/>
+    <w:pPr>
+      <w:spacing w:before="0" w:after="0" w:line="376" w:lineRule="exact"/>
+      <w:ind w:firstLine="0"/>
+    </w:pPr>
+    <w:rPr>
+      <w:sz w:val="28"/>
+      <w:szCs w:val="28"/>
+    </w:rPr>
+  </w:style>
+  <w:style w:type="paragraph" w:styleId="FootnoteBlockText">
     <w:name w:val="Footnote Block Text"/>
     <w:basedOn w:val="FootnoteText"/>
     <w:next w:val="FootnoteText"/>
@@ -1623,38 +1830,29 @@
     <w:unhideWhenUsed/>
     <w:qFormat/>
     <w:pPr>
-      <w:spacing w:after="100" w:before="100"/>
+      <w:spacing w:before="100" w:after="100"/>
       <w:ind w:firstLine="0" w:left="480" w:right="480"/>
     </w:pPr>
   </w:style>
-  <w:style w:default="1" w:styleId="DefaultParagraphFont" w:type="character">
+  <w:style w:type="character" w:default="1" w:styleId="DefaultParagraphFont">
     <w:name w:val="Default Paragraph Font"/>
     <w:semiHidden/>
     <w:unhideWhenUsed/>
   </w:style>
-  <w:style w:default="1" w:styleId="Table" w:type="table">
+  <w:style w:type="table" w:default="1" w:styleId="Table">
     <w:name w:val="Table"/>
     <w:basedOn w:val="TableNormal"/>
-    <w:semiHidden/>
-    <w:unhideWhenUsed/>
     <w:qFormat/>
     <w:tblPr>
-      <w:tblInd w:type="dxa" w:w="0"/>
+      <w:tblInd w:w="0" w:type="dxa"/>
       <w:tblCellMar>
-        <w:top w:type="dxa" w:w="0"/>
-        <w:left w:type="dxa" w:w="108"/>
-        <w:bottom w:type="dxa" w:w="0"/>
-        <w:right w:type="dxa" w:w="108"/>
+        <w:top w:w="0" w:type="dxa"/>
+        <w:left w:w="108" w:type="dxa"/>
+        <w:bottom w:w="0" w:type="dxa"/>
+        <w:right w:w="108" w:type="dxa"/>
       </w:tblCellMar>
     </w:tblPr>
     <w:tblStylePr w:type="firstRow">
-      <w:tblPr>
-        <w:jc w:val="left"/>
-        <w:tblInd w:type="dxa" w:w="0"/>
-      </w:tblPr>
-      <w:trPr>
-        <w:jc w:val="left"/>
-      </w:trPr>
       <w:tcPr>
         <w:tcBorders>
           <w:bottom w:val="single"/>
@@ -1663,7 +1861,7 @@
       </w:tcPr>
     </w:tblStylePr>
   </w:style>
-  <w:style w:customStyle="1" w:styleId="DefinitionTerm" w:type="paragraph">
+  <w:style w:type="paragraph" w:customStyle="1" w:styleId="DefinitionTerm">
     <w:name w:val="Definition Term"/>
     <w:basedOn w:val="Normal"/>
     <w:next w:val="Definition"/>
@@ -1676,49 +1874,49 @@
       <w:b/>
     </w:rPr>
   </w:style>
-  <w:style w:customStyle="1" w:styleId="Definition" w:type="paragraph">
+  <w:style w:type="paragraph" w:customStyle="1" w:styleId="Definition">
     <w:name w:val="Definition"/>
     <w:basedOn w:val="Normal"/>
   </w:style>
-  <w:style w:styleId="Caption" w:type="paragraph">
+  <w:style w:type="paragraph" w:styleId="Caption">
     <w:name w:val="Caption"/>
     <w:basedOn w:val="Normal"/>
     <w:link w:val="BodyTextChar"/>
     <w:pPr>
-      <w:spacing w:after="120" w:before="0"/>
+      <w:spacing w:before="0" w:after="120"/>
     </w:pPr>
     <w:rPr>
       <w:i/>
     </w:rPr>
   </w:style>
-  <w:style w:customStyle="1" w:styleId="TableCaption" w:type="paragraph">
+  <w:style w:type="paragraph" w:customStyle="1" w:styleId="TableCaption">
     <w:name w:val="Table Caption"/>
     <w:basedOn w:val="Caption"/>
     <w:pPr>
       <w:keepNext/>
     </w:pPr>
   </w:style>
-  <w:style w:customStyle="1" w:styleId="ImageCaption" w:type="paragraph">
+  <w:style w:type="paragraph" w:customStyle="1" w:styleId="ImageCaption">
     <w:name w:val="Image Caption"/>
     <w:basedOn w:val="Caption"/>
   </w:style>
-  <w:style w:customStyle="1" w:styleId="Figure" w:type="paragraph">
+  <w:style w:type="paragraph" w:customStyle="1" w:styleId="Figure">
     <w:name w:val="Figure"/>
     <w:basedOn w:val="Normal"/>
   </w:style>
-  <w:style w:customStyle="1" w:styleId="CaptionedFigure" w:type="paragraph">
+  <w:style w:type="paragraph" w:customStyle="1" w:styleId="CaptionedFigure">
     <w:name w:val="Captioned Figure"/>
     <w:basedOn w:val="Figure"/>
     <w:pPr>
       <w:keepNext/>
     </w:pPr>
   </w:style>
-  <w:style w:customStyle="1" w:styleId="BodyTextChar" w:type="character">
+  <w:style w:type="character" w:customStyle="1" w:styleId="BodyTextChar">
     <w:name w:val="Body Text Char"/>
     <w:basedOn w:val="DefaultParagraphFont"/>
     <w:link w:val="BodyText"/>
   </w:style>
-  <w:style w:customStyle="1" w:styleId="VerbatimChar" w:type="character">
+  <w:style w:type="character" w:customStyle="1" w:styleId="VerbatimChar">
     <w:name w:val="Verbatim Char"/>
     <w:basedOn w:val="BodyTextChar"/>
     <w:rPr>
@@ -1726,25 +1924,25 @@
       <w:sz w:val="22"/>
     </w:rPr>
   </w:style>
-  <w:style w:customStyle="1" w:styleId="SectionNumber" w:type="character">
+  <w:style w:type="character" w:customStyle="1" w:styleId="SectionNumber">
     <w:name w:val="Section Number"/>
     <w:basedOn w:val="BodyTextChar"/>
   </w:style>
-  <w:style w:styleId="FootnoteReference" w:type="character">
+  <w:style w:type="character" w:styleId="FootnoteReference">
     <w:name w:val="Footnote Reference"/>
     <w:basedOn w:val="BodyTextChar"/>
     <w:rPr>
       <w:vertAlign w:val="superscript"/>
     </w:rPr>
   </w:style>
-  <w:style w:styleId="Hyperlink" w:type="character">
+  <w:style w:type="character" w:styleId="Hyperlink">
     <w:name w:val="Hyperlink"/>
     <w:basedOn w:val="BodyTextChar"/>
     <w:rPr>
-      <w:color w:themeColor="accent1" w:val="4F81BD"/>
-    </w:rPr>
-  </w:style>
-  <w:style w:styleId="TOCHeading" w:type="paragraph">
+      <w:color w:val="4F81BD" w:themeColor="accent1"/>
+    </w:rPr>
+  </w:style>
+  <w:style w:type="paragraph" w:styleId="TOCHeading">
     <w:name w:val="TOC Heading"/>
     <w:basedOn w:val="Heading1"/>
     <w:next w:val="BodyText"/>
@@ -1756,145 +1954,32 @@
       <w:outlineLvl w:val="9"/>
     </w:pPr>
     <w:rPr>
-      <w:rFonts w:asciiTheme="majorHAnsi" w:cstheme="majorBidi" w:eastAsiaTheme="majorEastAsia" w:hAnsiTheme="majorHAnsi"/>
+      <w:rFonts w:cstheme="majorBidi"/>
       <w:b w:val="0"/>
       <w:bCs w:val="0"/>
-      <w:color w:themeColor="accent1" w:themeShade="BF" w:val="365F91"/>
-    </w:rPr>
-  </w:style>
-  <w:style w:default="1" w:styleId="Normal" w:type="paragraph">
-    <w:name w:val="Normal"/>
-    <w:qFormat/>
-    <w:pPr>
-      <w:spacing w:after="0" w:before="0" w:line="364" w:lineRule="exact"/>
-      <w:ind w:firstLine="0"/>
-    </w:pPr>
-  </w:style>
-  <w:style w:styleId="BodyText" w:type="paragraph">
-    <w:name w:val="Body Text"/>
-    <w:basedOn w:val="Normal"/>
-    <w:link w:val="BodyTextChar"/>
-    <w:qFormat/>
-    <w:pPr>
-      <w:spacing w:after="0" w:before="0" w:line="728" w:lineRule="exact"/>
-      <w:ind w:firstLine="720"/>
-    </w:pPr>
-  </w:style>
-  <w:style w:styleId="FirstParagraph" w:type="paragraph">
-    <w:name w:val="First Paragraph"/>
-    <w:basedOn w:val="BodyText"/>
-    <w:next w:val="BodyText"/>
-    <w:qFormat/>
-    <w:pPr>
-      <w:ind w:firstLine="0"/>
-    </w:pPr>
-  </w:style>
-  <w:style w:customStyle="1" w:styleId="Compact" w:type="paragraph">
-    <w:name w:val="Compact"/>
-    <w:basedOn w:val="BodyText"/>
-    <w:qFormat/>
-    <w:pPr>
-      <w:ind w:firstLine="0"/>
-    </w:pPr>
-  </w:style>
-  <w:style w:styleId="BlockText" w:type="paragraph">
-    <w:name w:val="Block Text"/>
-    <w:basedOn w:val="Normal"/>
-    <w:next w:val="BodyText"/>
-    <w:qFormat/>
-    <w:pPr>
-      <w:spacing w:after="392" w:before="280" w:line="364" w:lineRule="exact"/>
-      <w:ind w:firstLine="0" w:left="720" w:right="720"/>
-    </w:pPr>
-  </w:style>
-  <w:style w:styleId="Heading1" w:type="paragraph">
-    <w:name w:val="heading 1"/>
-    <w:basedOn w:val="Normal"/>
-    <w:next w:val="BodyText"/>
+      <w:color w:val="365F91" w:themeColor="accent1" w:themeShade="BF"/>
+    </w:rPr>
+  </w:style>
+  <w:style w:type="paragraph" w:customStyle="1" w:styleId="CertText">
+    <w:name w:val="Cert Text"/>
+    <w:basedOn w:val="FirstParagraph"/>
     <w:qFormat/>
     <w:pPr>
       <w:keepNext/>
       <w:keepLines/>
-      <w:spacing w:after="336" w:before="448" w:line="510" w:lineRule="exact"/>
-      <w:ind w:firstLine="0"/>
-      <w:jc w:val="center"/>
+    </w:pPr>
+  </w:style>
+  <w:style w:type="paragraph" w:customStyle="1" w:styleId="Heading1Top">
+    <w:name w:val="Heading 1 Top"/>
+    <w:basedOn w:val="Heading1"/>
+    <w:next w:val="FirstParagraph"/>
+    <w:qFormat/>
+    <w:pPr>
+      <w:spacing w:before="0"/>
       <w:outlineLvl w:val="0"/>
     </w:pPr>
-    <w:rPr>
-      <w:b/>
-      <w:bCs/>
-      <w:sz w:val="39"/>
-      <w:szCs w:val="39"/>
-    </w:rPr>
-  </w:style>
-  <w:style w:styleId="Heading2" w:type="paragraph">
-    <w:name w:val="heading 2"/>
-    <w:basedOn w:val="Normal"/>
-    <w:next w:val="BodyText"/>
-    <w:qFormat/>
-    <w:pPr>
-      <w:keepNext/>
-      <w:keepLines/>
-      <w:spacing w:after="280" w:before="336" w:line="437" w:lineRule="exact"/>
-      <w:ind w:firstLine="0"/>
-      <w:outlineLvl w:val="1"/>
-    </w:pPr>
-    <w:rPr>
-      <w:b/>
-      <w:bCs/>
-      <w:sz w:val="34"/>
-      <w:szCs w:val="34"/>
-    </w:rPr>
-  </w:style>
-  <w:style w:styleId="Heading3" w:type="paragraph">
-    <w:name w:val="heading 3"/>
-    <w:basedOn w:val="Normal"/>
-    <w:next w:val="BodyText"/>
-    <w:qFormat/>
-    <w:pPr>
-      <w:keepNext/>
-      <w:keepLines/>
-      <w:spacing w:after="280" w:before="308" w:line="364" w:lineRule="exact"/>
-      <w:ind w:firstLine="0" w:left="720"/>
-      <w:outlineLvl w:val="2"/>
-    </w:pPr>
-    <w:rPr>
-      <w:b/>
-      <w:bCs/>
-    </w:rPr>
-  </w:style>
-  <w:style w:styleId="Heading4" w:type="paragraph">
-    <w:name w:val="heading 4"/>
-    <w:basedOn w:val="Normal"/>
-    <w:next w:val="BodyText"/>
-    <w:qFormat/>
-    <w:pPr>
-      <w:keepNext/>
-      <w:keepLines/>
-      <w:spacing w:after="280" w:before="280" w:line="364" w:lineRule="exact"/>
-      <w:ind w:firstLine="0" w:left="1440"/>
-      <w:outlineLvl w:val="3"/>
-    </w:pPr>
-    <w:rPr>
-      <w:i/>
-      <w:iCs/>
-    </w:rPr>
-  </w:style>
-  <w:style w:styleId="FootnoteText" w:type="paragraph">
-    <w:name w:val="Footnote Text"/>
-    <w:basedOn w:val="Normal"/>
-    <w:uiPriority w:val="9"/>
-    <w:unhideWhenUsed/>
-    <w:pPr>
-      <w:spacing w:after="0" w:before="0" w:line="364" w:lineRule="exact"/>
-      <w:ind w:firstLine="0"/>
-    </w:pPr>
-    <w:rPr>
-      <w:sz w:val="28"/>
-      <w:szCs w:val="28"/>
-    </w:rPr>
-  </w:style>
-  <w:style w:customStyle="1" w:styleId="Centered" w:type="paragraph">
+  </w:style>
+  <w:style w:type="paragraph" w:customStyle="1" w:styleId="Centered">
     <w:name w:val="Centered"/>
     <w:basedOn w:val="Normal"/>
     <w:qFormat/>
@@ -1902,20 +1987,28 @@
       <w:jc w:val="center"/>
     </w:pPr>
   </w:style>
-  <w:style w:customStyle="1" w:styleId="CoverGap" w:type="paragraph">
+  <w:style w:type="paragraph" w:customStyle="1" w:styleId="CoverGap">
     <w:name w:val="CoverGap"/>
     <w:basedOn w:val="Centered"/>
     <w:qFormat/>
     <w:pPr>
-      <w:spacing w:before="392"/>
-    </w:pPr>
-  </w:style>
-  <w:style w:customStyle="1" w:styleId="CoverTitle" w:type="paragraph">
+      <w:spacing w:before="70"/>
+    </w:pPr>
+  </w:style>
+  <w:style w:type="paragraph" w:customStyle="1" w:styleId="CoverWide">
+    <w:name w:val="CoverWide"/>
+    <w:basedOn w:val="Centered"/>
+    <w:qFormat/>
+    <w:pPr>
+      <w:spacing w:before="758"/>
+    </w:pPr>
+  </w:style>
+  <w:style w:type="paragraph" w:customStyle="1" w:styleId="CoverTitle">
     <w:name w:val="CoverTitle"/>
     <w:basedOn w:val="Centered"/>
     <w:qFormat/>
     <w:pPr>
-      <w:spacing w:before="392"/>
+      <w:spacing w:before="600" w:line="420" w:lineRule="exact"/>
     </w:pPr>
     <w:rPr>
       <w:b/>
@@ -1925,32 +2018,60 @@
       <w:szCs w:val="32"/>
     </w:rPr>
   </w:style>
-  <w:style w:customStyle="1" w:styleId="CoverBottom" w:type="paragraph">
+  <w:style w:type="paragraph" w:customStyle="1" w:styleId="CoverBottom">
     <w:name w:val="CoverBottom"/>
     <w:basedOn w:val="Centered"/>
     <w:qFormat/>
     <w:pPr>
-      <w:spacing w:after="252" w:before="1440"/>
-    </w:pPr>
-  </w:style>
-  <w:style w:customStyle="1" w:styleId="Single" w:type="paragraph">
+      <w:spacing w:before="360"/>
+    </w:pPr>
+  </w:style>
+  <w:style w:type="paragraph" w:customStyle="1" w:styleId="CoverGroup">
+    <w:name w:val="CoverGroup"/>
+    <w:basedOn w:val="Centered"/>
+    <w:qFormat/>
+    <w:pPr>
+      <w:spacing w:before="360"/>
+    </w:pPr>
+  </w:style>
+  <w:style w:type="paragraph" w:customStyle="1" w:styleId="CoverDate">
+    <w:name w:val="CoverDate"/>
+    <w:basedOn w:val="Centered"/>
+    <w:qFormat/>
+    <w:pPr>
+      <w:spacing w:before="160"/>
+    </w:pPr>
+  </w:style>
+  <w:style w:type="paragraph" w:customStyle="1" w:styleId="SectionEnd">
+    <w:name w:val="SectionEnd"/>
+    <w:basedOn w:val="Normal"/>
+    <w:qFormat/>
+    <w:pPr>
+      <w:spacing w:before="0" w:after="0" w:line="20" w:lineRule="exact"/>
+    </w:pPr>
+    <w:rPr>
+      <w:sz w:val="2"/>
+      <w:szCs w:val="2"/>
+    </w:rPr>
+  </w:style>
+  <w:style w:type="paragraph" w:customStyle="1" w:styleId="Single">
     <w:name w:val="Single"/>
     <w:basedOn w:val="Normal"/>
     <w:qFormat/>
     <w:pPr>
-      <w:spacing w:after="0" w:before="0" w:line="364" w:lineRule="exact"/>
+      <w:spacing w:before="0" w:after="0" w:line="376" w:lineRule="exact"/>
       <w:ind w:firstLine="0"/>
     </w:pPr>
   </w:style>
-  <w:style w:customStyle="1" w:styleId="FrontHeading" w:type="paragraph">
+  <w:style w:type="paragraph" w:customStyle="1" w:styleId="FrontHeading">
     <w:name w:val="FrontHeading"/>
     <w:basedOn w:val="Normal"/>
-    <w:next w:val="BodyText"/>
+    <w:next w:val="FirstParagraph"/>
     <w:qFormat/>
     <w:pPr>
       <w:keepNext/>
       <w:keepLines/>
-      <w:spacing w:after="336" w:before="448" w:line="510" w:lineRule="exact"/>
+      <w:spacing w:before="0" w:after="0" w:line="527" w:lineRule="exact"/>
       <w:ind w:firstLine="0"/>
       <w:jc w:val="center"/>
     </w:pPr>
@@ -1961,7 +2082,15 @@
       <w:szCs w:val="39"/>
     </w:rPr>
   </w:style>
-  <w:style w:customStyle="1" w:styleId="FrontHeadingBreak" w:type="paragraph">
+  <w:style w:type="paragraph" w:customStyle="1" w:styleId="CertHeading">
+    <w:name w:val="CertHeading"/>
+    <w:basedOn w:val="FrontHeading"/>
+    <w:qFormat/>
+    <w:pPr>
+      <w:spacing w:before="349"/>
+    </w:pPr>
+  </w:style>
+  <w:style w:type="paragraph" w:customStyle="1" w:styleId="FrontHeadingBreak">
     <w:name w:val="FrontHeadingBreak"/>
     <w:basedOn w:val="FrontHeading"/>
     <w:qFormat/>
@@ -1969,116 +2098,137 @@
       <w:pageBreakBefore/>
     </w:pPr>
   </w:style>
-  <w:style w:customStyle="1" w:styleId="OutlineBreak" w:type="paragraph">
-    <w:name w:val="OutlineBreak"/>
-    <w:basedOn w:val="Heading1"/>
+  <w:style w:type="paragraph" w:customStyle="1" w:styleId="ContentsHeading">
+    <w:name w:val="ContentsHeading"/>
+    <w:basedOn w:val="FrontHeading"/>
+    <w:qFormat/>
+    <w:pPr>
+      <w:spacing w:after="305"/>
+    </w:pPr>
+  </w:style>
+  <w:style w:type="paragraph" w:customStyle="1" w:styleId="ContentsHeadingBreak">
+    <w:name w:val="ContentsHeadingBreak"/>
+    <w:basedOn w:val="ContentsHeading"/>
     <w:qFormat/>
     <w:pPr>
       <w:pageBreakBefore/>
-      <w:outlineLvl w:val="0"/>
-    </w:pPr>
-  </w:style>
-  <w:style w:customStyle="1" w:styleId="AuthorityKind" w:type="paragraph">
+    </w:pPr>
+  </w:style>
+  <w:style w:type="paragraph" w:customStyle="1" w:styleId="AuthoritiesHeading">
+    <w:name w:val="AuthoritiesHeading"/>
+    <w:basedOn w:val="FrontHeadingBreak"/>
+    <w:qFormat/>
+    <w:pPr>
+      <w:spacing w:before="0" w:after="143"/>
+    </w:pPr>
+  </w:style>
+  <w:style w:type="paragraph" w:customStyle="1" w:styleId="AuthorityKind">
     <w:name w:val="AuthorityKind"/>
-    <w:basedOn w:val="Normal"/>
-    <w:next w:val="AuthorityLine"/>
+    <w:basedOn w:val="Single"/>
+    <w:next w:val="TOAEntry"/>
     <w:qFormat/>
     <w:pPr>
       <w:keepNext/>
-      <w:spacing w:after="280" w:before="336" w:line="364" w:lineRule="exact"/>
-      <w:ind w:firstLine="0"/>
+      <w:spacing w:before="160" w:after="40"/>
     </w:pPr>
     <w:rPr>
       <w:b/>
       <w:bCs/>
     </w:rPr>
   </w:style>
-  <w:style w:customStyle="1" w:styleId="AuthorityLine" w:type="paragraph">
-    <w:name w:val="AuthorityLine"/>
+  <w:style w:type="paragraph" w:customStyle="1" w:styleId="TOAEntry">
+    <w:name w:val="TOA Entry"/>
     <w:basedOn w:val="Single"/>
     <w:qFormat/>
     <w:pPr>
-      <w:spacing w:after="280"/>
-      <w:ind w:hanging="720" w:left="720"/>
-    </w:pPr>
-  </w:style>
-  <w:style w:customStyle="1" w:styleId="Signature" w:type="paragraph">
+      <w:keepLines/>
+      <w:tabs>
+        <w:tab w:val="right" w:leader="dot" w:pos="9350"/>
+      </w:tabs>
+      <w:spacing w:after="0"/>
+      <w:ind w:left="720" w:right="720" w:hanging="720"/>
+    </w:pPr>
+  </w:style>
+  <w:style w:type="paragraph" w:customStyle="1" w:styleId="TOCEntry1">
+    <w:name w:val="TOC Entry 1"/>
+    <w:basedOn w:val="Single"/>
+    <w:qFormat/>
+    <w:pPr>
+      <w:keepLines/>
+      <w:tabs>
+        <w:tab w:val="right" w:pos="9350"/>
+      </w:tabs>
+      <w:spacing w:after="0"/>
+      <w:ind w:left="420" w:right="720" w:hanging="420"/>
+    </w:pPr>
+  </w:style>
+  <w:style w:type="paragraph" w:customStyle="1" w:styleId="TOCEntry2">
+    <w:name w:val="TOC Entry 2"/>
+    <w:basedOn w:val="TOCEntry1"/>
+    <w:qFormat/>
+    <w:pPr>
+      <w:ind w:left="840" w:right="720" w:hanging="420"/>
+    </w:pPr>
+  </w:style>
+  <w:style w:type="paragraph" w:customStyle="1" w:styleId="TOCEntry3">
+    <w:name w:val="TOC Entry 3"/>
+    <w:basedOn w:val="TOCEntry1"/>
+    <w:qFormat/>
+    <w:pPr>
+      <w:ind w:left="1260" w:right="720" w:hanging="420"/>
+    </w:pPr>
+  </w:style>
+  <w:style w:type="paragraph" w:customStyle="1" w:styleId="TOCEntry4">
+    <w:name w:val="TOC Entry 4"/>
+    <w:basedOn w:val="TOCEntry1"/>
+    <w:qFormat/>
+    <w:pPr>
+      <w:ind w:left="1680" w:right="720" w:hanging="420"/>
+    </w:pPr>
+  </w:style>
+  <w:style w:type="paragraph" w:customStyle="1" w:styleId="Signature">
     <w:name w:val="Signature"/>
     <w:basedOn w:val="Single"/>
     <w:qFormat/>
     <w:pPr>
       <w:keepNext/>
       <w:keepLines/>
-      <w:ind w:firstLine="0" w:left="4680"/>
-    </w:pPr>
-  </w:style>
-  <w:style w:customStyle="1" w:styleId="SignatureLead" w:type="paragraph">
+      <w:ind w:left="4680" w:firstLine="0"/>
+    </w:pPr>
+  </w:style>
+  <w:style w:type="paragraph" w:customStyle="1" w:styleId="SignatureLead">
     <w:name w:val="SignatureLead"/>
     <w:basedOn w:val="Signature"/>
     <w:qFormat/>
     <w:pPr>
-      <w:spacing w:after="336" w:before="448"/>
-    </w:pPr>
-  </w:style>
-  <w:style w:customStyle="1" w:styleId="SignatureDate" w:type="paragraph">
+      <w:spacing w:before="260" w:after="700"/>
+    </w:pPr>
+  </w:style>
+  <w:style w:type="paragraph" w:customStyle="1" w:styleId="SignatureDate">
     <w:name w:val="SignatureDate"/>
     <w:basedOn w:val="Signature"/>
     <w:qFormat/>
     <w:pPr>
-      <w:spacing w:before="224"/>
-    </w:pPr>
-  </w:style>
-  <w:style w:styleId="TOC1" w:type="paragraph">
-    <w:name w:val="toc 1"/>
-    <w:basedOn w:val="Single"/>
-    <w:next w:val="Normal"/>
-    <w:uiPriority w:val="39"/>
-    <w:unhideWhenUsed/>
-    <w:pPr>
-      <w:spacing w:after="200"/>
-      <w:ind w:firstLine="0" w:left="0"/>
-    </w:pPr>
-  </w:style>
-  <w:style w:styleId="TOC2" w:type="paragraph">
-    <w:name w:val="toc 2"/>
-    <w:basedOn w:val="Single"/>
-    <w:next w:val="Normal"/>
-    <w:uiPriority w:val="39"/>
-    <w:unhideWhenUsed/>
-    <w:pPr>
-      <w:spacing w:after="200"/>
-      <w:ind w:firstLine="0" w:left="720"/>
-    </w:pPr>
-  </w:style>
-  <w:style w:styleId="TOC3" w:type="paragraph">
-    <w:name w:val="toc 3"/>
-    <w:basedOn w:val="Single"/>
-    <w:next w:val="Normal"/>
-    <w:uiPriority w:val="39"/>
-    <w:unhideWhenUsed/>
-    <w:pPr>
-      <w:spacing w:after="200"/>
-      <w:ind w:firstLine="0" w:left="1440"/>
-    </w:pPr>
-  </w:style>
-  <w:style w:styleId="TOC4" w:type="paragraph">
-    <w:name w:val="toc 4"/>
-    <w:basedOn w:val="Single"/>
-    <w:next w:val="Normal"/>
-    <w:uiPriority w:val="39"/>
-    <w:unhideWhenUsed/>
-    <w:pPr>
-      <w:spacing w:after="200"/>
-      <w:ind w:firstLine="0" w:left="2160"/>
-    </w:pPr>
-  </w:style>
-  <w:style w:styleId="Footer" w:type="paragraph">
+      <w:keepNext w:val="0"/>
+      <w:spacing w:before="590"/>
+    </w:pPr>
+  </w:style>
+  <w:style w:type="paragraph" w:customStyle="1" w:styleId="KeepWithNext">
+    <w:name w:val="Keep With Next"/>
+    <w:basedOn w:val="BodyText"/>
+    <w:qFormat/>
+    <w:pPr>
+      <w:keepNext/>
+      <w:keepLines/>
+    </w:pPr>
+  </w:style>
+  <w:style w:type="paragraph" w:styleId="Footer">
     <w:name w:val="footer"/>
     <w:basedOn w:val="Normal"/>
     <w:uiPriority w:val="99"/>
     <w:unhideWhenUsed/>
     <w:pPr>
-      <w:spacing w:after="0" w:before="0" w:line="240" w:lineRule="auto"/>
+      <w:spacing w:before="0" w:after="0" w:line="240" w:lineRule="auto"/>
       <w:ind w:firstLine="0"/>
       <w:jc w:val="center"/>
     </w:pPr>
@@ -2086,6 +2236,31 @@
       <w:sz w:val="28"/>
       <w:szCs w:val="28"/>
     </w:rPr>
+  </w:style>
+  <w:style w:type="paragraph" w:customStyle="1" w:styleId="CertText">
+    <w:name w:val="CertText"/>
+    <w:basedOn w:val="BodyText"/>
+    <w:qFormat/>
+  </w:style>
+  <w:style w:type="paragraph" w:customStyle="1" w:styleId="FirstParagraph">
+    <w:name w:val="FirstParagraph"/>
+    <w:basedOn w:val="BodyText"/>
+    <w:qFormat/>
+  </w:style>
+  <w:style w:type="paragraph" w:customStyle="1" w:styleId="Heading1Top">
+    <w:name w:val="Heading1Top"/>
+    <w:basedOn w:val="BodyText"/>
+    <w:qFormat/>
+  </w:style>
+  <w:style w:type="paragraph" w:customStyle="1" w:styleId="TOAEntry">
+    <w:name w:val="TOAEntry"/>
+    <w:basedOn w:val="BodyText"/>
+    <w:qFormat/>
+  </w:style>
+  <w:style w:type="paragraph" w:customStyle="1" w:styleId="TOCEntry1">
+    <w:name w:val="TOCEntry1"/>
+    <w:basedOn w:val="BodyText"/>
+    <w:qFormat/>
   </w:style>
   <w:style w:type="paragraph" w:customStyle="1" w:styleId="SourceCode">
     <w:name w:val="Source Code"/>
@@ -2367,7 +2542,7 @@
     </a:clrScheme>
     <a:fontScheme name="Office">
       <a:majorFont>
-        <a:latin typeface="Aptos Display" panose="02110004020202020204"/>
+        <a:latin typeface="Times New Roman" panose="02110004020202020204"/>
         <a:ea typeface=""/>
         <a:cs typeface=""/>
         <a:font script="Jpan" typeface="游ゴシック Light"/>
@@ -2419,7 +2594,7 @@
         <a:font script="Tfng" typeface="Ebrima"/>
       </a:majorFont>
       <a:minorFont>
-        <a:latin typeface="Aptos" panose="02110004020202020204"/>
+        <a:latin typeface="Times New Roman" panose="02110004020202020204"/>
         <a:ea typeface=""/>
         <a:cs typeface=""/>
         <a:font script="Jpan" typeface="游明朝"/>

--- a/courts/sixth-circuit/bankruptcy-appellate-panel/opening-brief/usage/OUTPUT-opening-brief.docx
+++ b/courts/sixth-circuit/bankruptcy-appellate-panel/opening-brief/usage/OUTPUT-opening-brief.docx
@@ -4,15 +4,21 @@
   <w:body>
     <w:p>
       <w:pPr>
-        <w:pStyle w:val="Centered"/>
-      </w:pPr>
-      <w:r>
-        <w:t xml:space="preserve">Case No. 19-8005</w:t>
-      </w:r>
-    </w:p>
-    <w:p>
-      <w:pPr>
-        <w:pStyle w:val="CoverGap"/>
+        <w:pStyle w:val="BapLine"/>
+        <w:spacing w:before="0" w:after="0" w:line="364" w:lineRule="exact"/>
+        <w:jc w:val="center"/>
+      </w:pPr>
+      <w:r>
+        <w:t xml:space="preserve">Case No. 19</w:t>
+        <w:noBreakHyphen/>
+        <w:t xml:space="preserve">8005</w:t>
+      </w:r>
+    </w:p>
+    <w:p>
+      <w:pPr>
+        <w:pStyle w:val="BapLine"/>
+        <w:spacing w:before="252" w:after="0" w:line="364" w:lineRule="exact"/>
+        <w:jc w:val="center"/>
       </w:pPr>
       <w:r>
         <w:rPr>
@@ -24,39 +30,121 @@
     </w:p>
     <w:p>
       <w:pPr>
-        <w:pStyle w:val="CoverGap"/>
-      </w:pPr>
-      <w:r>
-        <w:t xml:space="preserve">Dinsmore &amp; Shohl LLP</w:t>
-      </w:r>
-    </w:p>
-    <w:p>
-      <w:pPr>
-        <w:pStyle w:val="Centered"/>
-      </w:pPr>
-      <w:r>
-        <w:t xml:space="preserve">Bingham Greenebaum Doll LLP</w:t>
-      </w:r>
-    </w:p>
-    <w:p>
-      <w:pPr>
-        <w:pStyle w:val="Centered"/>
-      </w:pPr>
-      <w:r>
-        <w:t xml:space="preserve">Fox Rothschild LLP</w:t>
-      </w:r>
-    </w:p>
-    <w:p>
-      <w:pPr>
-        <w:pStyle w:val="Centered"/>
-      </w:pPr>
-      <w:r>
-        <w:t xml:space="preserve">and Phoenix Management Services, LLC</w:t>
-      </w:r>
-    </w:p>
-    <w:p>
-      <w:pPr>
-        <w:pStyle w:val="Centered"/>
+        <w:pStyle w:val="BapLine"/>
+        <w:spacing w:before="252" w:after="0" w:line="364" w:lineRule="exact"/>
+        <w:jc w:val="center"/>
+      </w:pPr>
+      <w:r>
+        <w:t xml:space="preserve">Dinsmore</w:t>
+      </w:r>
+      <w:r>
+        <w:t xml:space="preserve"> </w:t>
+      </w:r>
+      <w:r>
+        <w:t xml:space="preserve">&amp;</w:t>
+      </w:r>
+      <w:r>
+        <w:t xml:space="preserve"> </w:t>
+      </w:r>
+      <w:r>
+        <w:t xml:space="preserve">Shohl</w:t>
+      </w:r>
+      <w:r>
+        <w:t xml:space="preserve"> </w:t>
+      </w:r>
+      <w:r>
+        <w:t xml:space="preserve">LLP</w:t>
+      </w:r>
+    </w:p>
+    <w:p>
+      <w:pPr>
+        <w:pStyle w:val="BapLine"/>
+        <w:spacing w:before="0" w:after="0" w:line="364" w:lineRule="exact"/>
+        <w:jc w:val="center"/>
+      </w:pPr>
+      <w:r>
+        <w:t xml:space="preserve">Bingham</w:t>
+      </w:r>
+      <w:r>
+        <w:t xml:space="preserve"> </w:t>
+      </w:r>
+      <w:r>
+        <w:t xml:space="preserve">Greenebaum</w:t>
+      </w:r>
+      <w:r>
+        <w:t xml:space="preserve"> </w:t>
+      </w:r>
+      <w:r>
+        <w:t xml:space="preserve">Doll</w:t>
+      </w:r>
+      <w:r>
+        <w:t xml:space="preserve"> </w:t>
+      </w:r>
+      <w:r>
+        <w:t xml:space="preserve">LLP</w:t>
+      </w:r>
+    </w:p>
+    <w:p>
+      <w:pPr>
+        <w:pStyle w:val="BapLine"/>
+        <w:spacing w:before="0" w:after="0" w:line="364" w:lineRule="exact"/>
+        <w:jc w:val="center"/>
+      </w:pPr>
+      <w:r>
+        <w:t xml:space="preserve">Fox</w:t>
+      </w:r>
+      <w:r>
+        <w:t xml:space="preserve"> </w:t>
+      </w:r>
+      <w:r>
+        <w:t xml:space="preserve">Rothschild</w:t>
+      </w:r>
+      <w:r>
+        <w:t xml:space="preserve"> </w:t>
+      </w:r>
+      <w:r>
+        <w:t xml:space="preserve">LLP</w:t>
+      </w:r>
+    </w:p>
+    <w:p>
+      <w:pPr>
+        <w:pStyle w:val="BapLine"/>
+        <w:spacing w:before="0" w:after="0" w:line="364" w:lineRule="exact"/>
+        <w:jc w:val="center"/>
+      </w:pPr>
+      <w:r>
+        <w:t xml:space="preserve">and</w:t>
+      </w:r>
+      <w:r>
+        <w:t xml:space="preserve"> </w:t>
+      </w:r>
+      <w:r>
+        <w:t xml:space="preserve">Phoenix</w:t>
+      </w:r>
+      <w:r>
+        <w:t xml:space="preserve"> </w:t>
+      </w:r>
+      <w:r>
+        <w:t xml:space="preserve">Management</w:t>
+      </w:r>
+      <w:r>
+        <w:t xml:space="preserve"> </w:t>
+      </w:r>
+      <w:r>
+        <w:t xml:space="preserve">Services,</w:t>
+      </w:r>
+      <w:r>
+        <w:t xml:space="preserve"> </w:t>
+      </w:r>
+      <w:r>
+        <w:t xml:space="preserve">LLC</w:t>
+      </w:r>
+    </w:p>
+    <w:p>
+      <w:pPr>
+        <w:pStyle w:val="BapLine"/>
+        <w:spacing w:before="0" w:after="0" w:line="364" w:lineRule="exact"/>
+        <w:jc w:val="center"/>
       </w:pPr>
       <w:r>
         <w:t xml:space="preserve">Appellants,</w:t>
@@ -64,7 +152,9 @@
     </w:p>
     <w:p>
       <w:pPr>
-        <w:pStyle w:val="CoverGap"/>
+        <w:pStyle w:val="BapLine"/>
+        <w:spacing w:before="252" w:after="0" w:line="364" w:lineRule="exact"/>
+        <w:jc w:val="center"/>
       </w:pPr>
       <w:r>
         <w:t xml:space="preserve">v.</w:t>
@@ -72,15 +162,31 @@
     </w:p>
     <w:p>
       <w:pPr>
-        <w:pStyle w:val="CoverGap"/>
-      </w:pPr>
-      <w:r>
-        <w:t xml:space="preserve">United Cumberland Bank</w:t>
-      </w:r>
-    </w:p>
-    <w:p>
-      <w:pPr>
-        <w:pStyle w:val="Centered"/>
+        <w:pStyle w:val="BapLine"/>
+        <w:spacing w:before="252" w:after="0" w:line="364" w:lineRule="exact"/>
+        <w:jc w:val="center"/>
+      </w:pPr>
+      <w:r>
+        <w:t xml:space="preserve">United</w:t>
+      </w:r>
+      <w:r>
+        <w:t xml:space="preserve"> </w:t>
+      </w:r>
+      <w:r>
+        <w:t xml:space="preserve">Cumberland</w:t>
+      </w:r>
+      <w:r>
+        <w:t xml:space="preserve"> </w:t>
+      </w:r>
+      <w:r>
+        <w:t xml:space="preserve">Bank</w:t>
+      </w:r>
+    </w:p>
+    <w:p>
+      <w:pPr>
+        <w:pStyle w:val="BapLine"/>
+        <w:spacing w:before="0" w:after="0" w:line="364" w:lineRule="exact"/>
+        <w:jc w:val="center"/>
       </w:pPr>
       <w:r>
         <w:t xml:space="preserve">Appellee.</w:t>
@@ -88,63 +194,315 @@
     </w:p>
     <w:p>
       <w:pPr>
-        <w:pStyle w:val="CoverWide"/>
-      </w:pPr>
-      <w:r>
-        <w:t xml:space="preserve">On Appeal from the United States Bankruptcy Court for the Western District of Kentucky. Originating Case No. 16-10407, Chapter 11, Hon. Joan A. Lloyd.</w:t>
-      </w:r>
-    </w:p>
-    <w:p>
-      <w:pPr>
-        <w:pStyle w:val="CoverTitle"/>
-      </w:pPr>
-      <w:r>
-        <w:t xml:space="preserve">Appellants’ Brief</w:t>
-      </w:r>
-    </w:p>
-    <w:p>
-      <w:pPr>
-        <w:pStyle w:val="CoverBottom"/>
-      </w:pPr>
-      <w:r>
-        <w:t xml:space="preserve">James R. Irving</w:t>
-      </w:r>
-    </w:p>
-    <w:p>
-      <w:pPr>
-        <w:pStyle w:val="Centered"/>
-      </w:pPr>
-      <w:r>
-        <w:t xml:space="preserve">Kyle W. Miller</w:t>
-      </w:r>
-    </w:p>
-    <w:p>
-      <w:pPr>
-        <w:pStyle w:val="Centered"/>
-      </w:pPr>
-      <w:r>
-        <w:t xml:space="preserve">BINGHAM GREENEBAUM DOLL LLP</w:t>
-      </w:r>
-    </w:p>
-    <w:p>
-      <w:pPr>
-        <w:pStyle w:val="Centered"/>
-      </w:pPr>
-      <w:r>
-        <w:t xml:space="preserve">3500 PNC Tower, 101 South Fifth Street</w:t>
-      </w:r>
-    </w:p>
-    <w:p>
-      <w:pPr>
-        <w:pStyle w:val="Centered"/>
-      </w:pPr>
-      <w:r>
-        <w:t xml:space="preserve">Louisville, Kentucky 40202</w:t>
-      </w:r>
-    </w:p>
-    <w:p>
-      <w:pPr>
-        <w:pStyle w:val="Centered"/>
+        <w:pStyle w:val="BapLine"/>
+        <w:spacing w:before="392" w:after="0" w:line="364" w:lineRule="exact"/>
+        <w:jc w:val="center"/>
+      </w:pPr>
+      <w:r>
+        <w:t xml:space="preserve">On</w:t>
+      </w:r>
+      <w:r>
+        <w:t xml:space="preserve"> </w:t>
+      </w:r>
+      <w:r>
+        <w:t xml:space="preserve">Appeal</w:t>
+      </w:r>
+      <w:r>
+        <w:t xml:space="preserve"> </w:t>
+      </w:r>
+      <w:r>
+        <w:t xml:space="preserve">from</w:t>
+      </w:r>
+      <w:r>
+        <w:t xml:space="preserve"> </w:t>
+      </w:r>
+      <w:r>
+        <w:t xml:space="preserve">the</w:t>
+      </w:r>
+      <w:r>
+        <w:t xml:space="preserve"> </w:t>
+      </w:r>
+      <w:r>
+        <w:t xml:space="preserve">United</w:t>
+      </w:r>
+      <w:r>
+        <w:t xml:space="preserve"> </w:t>
+      </w:r>
+      <w:r>
+        <w:t xml:space="preserve">States</w:t>
+      </w:r>
+      <w:r>
+        <w:t xml:space="preserve"> </w:t>
+      </w:r>
+      <w:r>
+        <w:t xml:space="preserve">Bankruptcy</w:t>
+      </w:r>
+      <w:r>
+        <w:t xml:space="preserve"> </w:t>
+      </w:r>
+      <w:r>
+        <w:t xml:space="preserve">Court</w:t>
+      </w:r>
+      <w:r>
+        <w:t xml:space="preserve"> </w:t>
+      </w:r>
+      <w:r>
+        <w:t xml:space="preserve">for</w:t>
+      </w:r>
+      <w:r>
+        <w:t xml:space="preserve"> </w:t>
+      </w:r>
+      <w:r>
+        <w:t xml:space="preserve">the</w:t>
+      </w:r>
+      <w:r>
+        <w:t xml:space="preserve"> </w:t>
+      </w:r>
+      <w:r>
+        <w:t xml:space="preserve">Western</w:t>
+      </w:r>
+      <w:r>
+        <w:t xml:space="preserve"> </w:t>
+      </w:r>
+      <w:r>
+        <w:t xml:space="preserve">District</w:t>
+      </w:r>
+      <w:r>
+        <w:t xml:space="preserve"> </w:t>
+      </w:r>
+      <w:r>
+        <w:t xml:space="preserve">of</w:t>
+      </w:r>
+      <w:r>
+        <w:t xml:space="preserve"> </w:t>
+      </w:r>
+      <w:r>
+        <w:t xml:space="preserve">Kentucky.</w:t>
+      </w:r>
+      <w:r>
+        <w:t xml:space="preserve"> </w:t>
+      </w:r>
+      <w:r>
+        <w:t xml:space="preserve">Originating</w:t>
+      </w:r>
+      <w:r>
+        <w:t xml:space="preserve"> </w:t>
+      </w:r>
+      <w:r>
+        <w:t xml:space="preserve">Case</w:t>
+      </w:r>
+      <w:r>
+        <w:t xml:space="preserve"> </w:t>
+      </w:r>
+      <w:r>
+        <w:t xml:space="preserve">No.</w:t>
+      </w:r>
+      <w:r>
+        <w:t xml:space="preserve"> </w:t>
+      </w:r>
+      <w:r>
+        <w:t xml:space="preserve">16</w:t>
+        <w:noBreakHyphen/>
+        <w:t xml:space="preserve">10407,</w:t>
+      </w:r>
+      <w:r>
+        <w:t xml:space="preserve"> </w:t>
+      </w:r>
+      <w:r>
+        <w:t xml:space="preserve">Chapter</w:t>
+      </w:r>
+      <w:r>
+        <w:t xml:space="preserve"> </w:t>
+      </w:r>
+      <w:r>
+        <w:t xml:space="preserve">11,</w:t>
+      </w:r>
+      <w:r>
+        <w:t xml:space="preserve"> </w:t>
+      </w:r>
+      <w:r>
+        <w:t xml:space="preserve">Hon.</w:t>
+      </w:r>
+      <w:r>
+        <w:t xml:space="preserve"> </w:t>
+      </w:r>
+      <w:r>
+        <w:t xml:space="preserve">Joan</w:t>
+      </w:r>
+      <w:r>
+        <w:t xml:space="preserve"> </w:t>
+      </w:r>
+      <w:r>
+        <w:t xml:space="preserve">A.</w:t>
+      </w:r>
+      <w:r>
+        <w:t xml:space="preserve"> </w:t>
+      </w:r>
+      <w:r>
+        <w:t xml:space="preserve">Lloyd.</w:t>
+      </w:r>
+    </w:p>
+    <w:p>
+      <w:pPr>
+        <w:pStyle w:val="BapLine"/>
+        <w:spacing w:before="392" w:after="0" w:line="364" w:lineRule="exact"/>
+        <w:jc w:val="center"/>
+      </w:pPr>
+      <w:r>
+        <w:rPr>
+          <w:b/>
+          <w:bCs/>
+          <w:sz w:val="32"/>
+          <w:szCs w:val="32"/>
+        </w:rPr>
+        <w:t xml:space="preserve">APPELLANTS’ BRIEF</w:t>
+      </w:r>
+    </w:p>
+    <w:p>
+      <w:pPr>
+        <w:pStyle w:val="BapLine"/>
+        <w:spacing w:before="728" w:after="0" w:line="364" w:lineRule="exact"/>
+        <w:jc w:val="center"/>
+      </w:pPr>
+      <w:r>
+        <w:t xml:space="preserve">James</w:t>
+      </w:r>
+      <w:r>
+        <w:t xml:space="preserve"> </w:t>
+      </w:r>
+      <w:r>
+        <w:t xml:space="preserve">R.</w:t>
+      </w:r>
+      <w:r>
+        <w:t xml:space="preserve"> </w:t>
+      </w:r>
+      <w:r>
+        <w:t xml:space="preserve">Irving</w:t>
+      </w:r>
+    </w:p>
+    <w:p>
+      <w:pPr>
+        <w:pStyle w:val="BapLine"/>
+        <w:spacing w:before="0" w:after="0" w:line="364" w:lineRule="exact"/>
+        <w:jc w:val="center"/>
+      </w:pPr>
+      <w:r>
+        <w:t xml:space="preserve">Kyle</w:t>
+      </w:r>
+      <w:r>
+        <w:t xml:space="preserve"> </w:t>
+      </w:r>
+      <w:r>
+        <w:t xml:space="preserve">W.</w:t>
+      </w:r>
+      <w:r>
+        <w:t xml:space="preserve"> </w:t>
+      </w:r>
+      <w:r>
+        <w:t xml:space="preserve">Miller</w:t>
+      </w:r>
+    </w:p>
+    <w:p>
+      <w:pPr>
+        <w:pStyle w:val="BapLine"/>
+        <w:spacing w:before="0" w:after="0" w:line="364" w:lineRule="exact"/>
+        <w:jc w:val="center"/>
+      </w:pPr>
+      <w:r>
+        <w:t xml:space="preserve">BINGHAM</w:t>
+      </w:r>
+      <w:r>
+        <w:t xml:space="preserve"> </w:t>
+      </w:r>
+      <w:r>
+        <w:t xml:space="preserve">GREENEBAUM</w:t>
+      </w:r>
+      <w:r>
+        <w:t xml:space="preserve"> </w:t>
+      </w:r>
+      <w:r>
+        <w:t xml:space="preserve">DOLL</w:t>
+      </w:r>
+      <w:r>
+        <w:t xml:space="preserve"> </w:t>
+      </w:r>
+      <w:r>
+        <w:t xml:space="preserve">LLP</w:t>
+      </w:r>
+    </w:p>
+    <w:p>
+      <w:pPr>
+        <w:pStyle w:val="BapLine"/>
+        <w:spacing w:before="0" w:after="0" w:line="364" w:lineRule="exact"/>
+        <w:jc w:val="center"/>
+      </w:pPr>
+      <w:r>
+        <w:t xml:space="preserve">3500</w:t>
+      </w:r>
+      <w:r>
+        <w:t xml:space="preserve"> </w:t>
+      </w:r>
+      <w:r>
+        <w:t xml:space="preserve">PNC</w:t>
+      </w:r>
+      <w:r>
+        <w:t xml:space="preserve"> </w:t>
+      </w:r>
+      <w:r>
+        <w:t xml:space="preserve">Tower,</w:t>
+      </w:r>
+      <w:r>
+        <w:t xml:space="preserve"> </w:t>
+      </w:r>
+      <w:r>
+        <w:t xml:space="preserve">101</w:t>
+      </w:r>
+      <w:r>
+        <w:t xml:space="preserve"> </w:t>
+      </w:r>
+      <w:r>
+        <w:t xml:space="preserve">South</w:t>
+      </w:r>
+      <w:r>
+        <w:t xml:space="preserve"> </w:t>
+      </w:r>
+      <w:r>
+        <w:t xml:space="preserve">Fifth</w:t>
+      </w:r>
+      <w:r>
+        <w:t xml:space="preserve"> </w:t>
+      </w:r>
+      <w:r>
+        <w:t xml:space="preserve">Street</w:t>
+      </w:r>
+    </w:p>
+    <w:p>
+      <w:pPr>
+        <w:pStyle w:val="BapLine"/>
+        <w:spacing w:before="0" w:after="0" w:line="364" w:lineRule="exact"/>
+        <w:jc w:val="center"/>
+      </w:pPr>
+      <w:r>
+        <w:t xml:space="preserve">Louisville,</w:t>
+      </w:r>
+      <w:r>
+        <w:t xml:space="preserve"> </w:t>
+      </w:r>
+      <w:r>
+        <w:t xml:space="preserve">Kentucky</w:t>
+      </w:r>
+      <w:r>
+        <w:t xml:space="preserve"> </w:t>
+      </w:r>
+      <w:r>
+        <w:t xml:space="preserve">40202</w:t>
+      </w:r>
+    </w:p>
+    <w:p>
+      <w:pPr>
+        <w:pStyle w:val="BapLine"/>
+        <w:spacing w:before="0" w:after="0" w:line="364" w:lineRule="exact"/>
+        <w:jc w:val="center"/>
       </w:pPr>
       <w:r>
         <w:t xml:space="preserve">kmiller@bgdlegal.com</w:t>
@@ -152,39 +510,121 @@
     </w:p>
     <w:p>
       <w:pPr>
-        <w:pStyle w:val="CoverGroup"/>
-      </w:pPr>
-      <w:r>
-        <w:t xml:space="preserve">Ellen Arvin Kennedy</w:t>
-      </w:r>
-    </w:p>
-    <w:p>
-      <w:pPr>
-        <w:pStyle w:val="Centered"/>
-      </w:pPr>
-      <w:r>
-        <w:t xml:space="preserve">DINSMORE &amp; SHOHL LLP</w:t>
-      </w:r>
-    </w:p>
-    <w:p>
-      <w:pPr>
-        <w:pStyle w:val="Centered"/>
-      </w:pPr>
-      <w:r>
-        <w:t xml:space="preserve">250 W. Main Street, Suite 1400</w:t>
-      </w:r>
-    </w:p>
-    <w:p>
-      <w:pPr>
-        <w:pStyle w:val="Centered"/>
-      </w:pPr>
-      <w:r>
-        <w:t xml:space="preserve">Lexington, Kentucky 40507</w:t>
-      </w:r>
-    </w:p>
-    <w:p>
-      <w:pPr>
-        <w:pStyle w:val="Centered"/>
+        <w:pStyle w:val="BapLine"/>
+        <w:spacing w:before="252" w:after="0" w:line="364" w:lineRule="exact"/>
+        <w:jc w:val="center"/>
+      </w:pPr>
+      <w:r>
+        <w:t xml:space="preserve">Ellen</w:t>
+      </w:r>
+      <w:r>
+        <w:t xml:space="preserve"> </w:t>
+      </w:r>
+      <w:r>
+        <w:t xml:space="preserve">Arvin</w:t>
+      </w:r>
+      <w:r>
+        <w:t xml:space="preserve"> </w:t>
+      </w:r>
+      <w:r>
+        <w:t xml:space="preserve">Kennedy</w:t>
+      </w:r>
+    </w:p>
+    <w:p>
+      <w:pPr>
+        <w:pStyle w:val="BapLine"/>
+        <w:spacing w:before="0" w:after="0" w:line="364" w:lineRule="exact"/>
+        <w:jc w:val="center"/>
+      </w:pPr>
+      <w:r>
+        <w:t xml:space="preserve">DINSMORE</w:t>
+      </w:r>
+      <w:r>
+        <w:t xml:space="preserve"> </w:t>
+      </w:r>
+      <w:r>
+        <w:t xml:space="preserve">&amp;</w:t>
+      </w:r>
+      <w:r>
+        <w:t xml:space="preserve"> </w:t>
+      </w:r>
+      <w:r>
+        <w:t xml:space="preserve">SHOHL</w:t>
+      </w:r>
+      <w:r>
+        <w:t xml:space="preserve"> </w:t>
+      </w:r>
+      <w:r>
+        <w:t xml:space="preserve">LLP</w:t>
+      </w:r>
+    </w:p>
+    <w:p>
+      <w:pPr>
+        <w:pStyle w:val="BapLine"/>
+        <w:spacing w:before="0" w:after="0" w:line="364" w:lineRule="exact"/>
+        <w:jc w:val="center"/>
+      </w:pPr>
+      <w:r>
+        <w:t xml:space="preserve">250</w:t>
+      </w:r>
+      <w:r>
+        <w:t xml:space="preserve"> </w:t>
+      </w:r>
+      <w:r>
+        <w:t xml:space="preserve">W.</w:t>
+      </w:r>
+      <w:r>
+        <w:t xml:space="preserve"> </w:t>
+      </w:r>
+      <w:r>
+        <w:t xml:space="preserve">Main</w:t>
+      </w:r>
+      <w:r>
+        <w:t xml:space="preserve"> </w:t>
+      </w:r>
+      <w:r>
+        <w:t xml:space="preserve">Street,</w:t>
+      </w:r>
+      <w:r>
+        <w:t xml:space="preserve"> </w:t>
+      </w:r>
+      <w:r>
+        <w:t xml:space="preserve">Suite</w:t>
+      </w:r>
+      <w:r>
+        <w:t xml:space="preserve"> </w:t>
+      </w:r>
+      <w:r>
+        <w:t xml:space="preserve">1400</w:t>
+      </w:r>
+    </w:p>
+    <w:p>
+      <w:pPr>
+        <w:pStyle w:val="BapLine"/>
+        <w:spacing w:before="0" w:after="0" w:line="364" w:lineRule="exact"/>
+        <w:jc w:val="center"/>
+      </w:pPr>
+      <w:r>
+        <w:t xml:space="preserve">Lexington,</w:t>
+      </w:r>
+      <w:r>
+        <w:t xml:space="preserve"> </w:t>
+      </w:r>
+      <w:r>
+        <w:t xml:space="preserve">Kentucky</w:t>
+      </w:r>
+      <w:r>
+        <w:t xml:space="preserve"> </w:t>
+      </w:r>
+      <w:r>
+        <w:t xml:space="preserve">40507</w:t>
+      </w:r>
+    </w:p>
+    <w:p>
+      <w:pPr>
+        <w:pStyle w:val="BapLine"/>
+        <w:spacing w:before="0" w:after="0" w:line="364" w:lineRule="exact"/>
+        <w:jc w:val="center"/>
       </w:pPr>
       <w:r>
         <w:t xml:space="preserve">ellen.kennedy@dinsmore.com</w:t>
@@ -192,36 +632,69 @@
     </w:p>
     <w:p>
       <w:pPr>
-        <w:pStyle w:val="CoverGroup"/>
-      </w:pPr>
-      <w:r>
-        <w:t xml:space="preserve">(502) 587-3606</w:t>
-      </w:r>
-    </w:p>
-    <w:p>
-      <w:pPr>
-        <w:pStyle w:val="CoverDate"/>
-      </w:pPr>
-      <w:r>
-        <w:t xml:space="preserve">July 31, 2019</w:t>
-      </w:r>
-    </w:p>
-    <w:p>
-      <w:pPr>
-        <w:pStyle w:val="SectionEnd"/>
+        <w:pStyle w:val="BapLine"/>
+        <w:spacing w:before="252" w:after="0" w:line="364" w:lineRule="exact"/>
+        <w:jc w:val="center"/>
+      </w:pPr>
+      <w:r>
+        <w:t xml:space="preserve">(502)</w:t>
+      </w:r>
+      <w:r>
+        <w:t xml:space="preserve"> </w:t>
+      </w:r>
+      <w:r>
+        <w:t xml:space="preserve">587</w:t>
+        <w:noBreakHyphen/>
+        <w:t xml:space="preserve">3606</w:t>
+      </w:r>
+    </w:p>
+    <w:p>
+      <w:pPr>
+        <w:pStyle w:val="BapLine"/>
+        <w:spacing w:before="224" w:after="0" w:line="364" w:lineRule="exact"/>
+        <w:jc w:val="center"/>
+      </w:pPr>
+      <w:r>
+        <w:t xml:space="preserve">July</w:t>
+      </w:r>
+      <w:r>
+        <w:t xml:space="preserve"> </w:t>
+      </w:r>
+      <w:r>
+        <w:t xml:space="preserve">31,</w:t>
+      </w:r>
+      <w:r>
+        <w:t xml:space="preserve"> </w:t>
+      </w:r>
+      <w:r>
+        <w:t xml:space="preserve">2019</w:t>
+      </w:r>
+    </w:p>
+    <w:p>
+      <w:pPr>
+        <w:spacing w:before="0" w:after="0" w:line="20" w:lineRule="exact"/>
         <w:sectPr>
           <w:footerReference w:type="default" r:id="rIdFtrNone"/>
           <w:pgSz w:w="12240" w:h="15840"/>
           <w:pgMar w:top="1440" w:right="1440" w:bottom="1440" w:left="1440" w:header="720" w:footer="720" w:gutter="0"/>
-          <w:cols w:space="720"/>
         </w:sectPr>
       </w:pPr>
     </w:p>
     <w:p>
       <w:pPr>
-        <w:pStyle w:val="FrontHeading"/>
-      </w:pPr>
-      <w:r>
+        <w:pStyle w:val="BapLine"/>
+        <w:keepNext/>
+        <w:keepLines/>
+        <w:spacing w:before="0" w:after="336" w:line="480" w:lineRule="exact"/>
+        <w:jc w:val="center"/>
+      </w:pPr>
+      <w:r>
+        <w:rPr>
+          <w:b/>
+          <w:bCs/>
+          <w:sz w:val="39"/>
+          <w:szCs w:val="39"/>
+        </w:rPr>
         <w:t xml:space="preserve">Corporate Disclosure Statement</w:t>
       </w:r>
     </w:p>
@@ -235,20 +708,40 @@
     </w:p>
     <w:p>
       <w:pPr>
-        <w:pStyle w:val="ContentsHeadingBreak"/>
-      </w:pPr>
-      <w:r>
+        <w:pStyle w:val="BapLine"/>
+        <w:keepNext/>
+        <w:keepLines/>
+        <w:pageBreakBefore/>
+        <w:spacing w:before="0" w:after="336" w:line="480" w:lineRule="exact"/>
+        <w:jc w:val="center"/>
+      </w:pPr>
+      <w:r>
+        <w:rPr>
+          <w:b/>
+          <w:bCs/>
+          <w:sz w:val="39"/>
+          <w:szCs w:val="39"/>
+        </w:rPr>
         <w:t xml:space="preserve">Table of Contents</w:t>
       </w:r>
     </w:p>
     <w:p>
       <w:pPr>
-        <w:pStyle w:val="TOCEntry1"/>
+        <w:pStyle w:val="BapLine"/>
+        <w:keepLines/>
+        <w:tabs>
+          <w:tab w:val="right" w:leader="dot" w:pos="9360"/>
+        </w:tabs>
+        <w:spacing w:before="140" w:after="0" w:line="364" w:lineRule="exact"/>
+        <w:ind w:left="420" w:right="720" w:hanging="420"/>
       </w:pPr>
       <w:r>
         <w:t xml:space="preserve">Corporate Disclosure Statement</w:t>
       </w:r>
       <w:r>
+        <w:t xml:space="preserve">   </w:t>
+      </w:r>
+      <w:r>
         <w:tab/>
       </w:r>
       <w:r>
@@ -257,12 +750,21 @@
     </w:p>
     <w:p>
       <w:pPr>
-        <w:pStyle w:val="TOCEntry1"/>
+        <w:pStyle w:val="BapLine"/>
+        <w:keepLines/>
+        <w:tabs>
+          <w:tab w:val="right" w:leader="dot" w:pos="9360"/>
+        </w:tabs>
+        <w:spacing w:before="140" w:after="0" w:line="364" w:lineRule="exact"/>
+        <w:ind w:left="420" w:right="720" w:hanging="420"/>
       </w:pPr>
       <w:r>
         <w:t xml:space="preserve">Table of Authorities</w:t>
       </w:r>
       <w:r>
+        <w:t xml:space="preserve">   </w:t>
+      </w:r>
+      <w:r>
         <w:tab/>
       </w:r>
       <w:r>
@@ -271,12 +773,21 @@
     </w:p>
     <w:p>
       <w:pPr>
-        <w:pStyle w:val="TOCEntry1"/>
+        <w:pStyle w:val="BapLine"/>
+        <w:keepLines/>
+        <w:tabs>
+          <w:tab w:val="right" w:leader="dot" w:pos="9360"/>
+        </w:tabs>
+        <w:spacing w:before="140" w:after="0" w:line="364" w:lineRule="exact"/>
+        <w:ind w:left="420" w:right="720" w:hanging="420"/>
       </w:pPr>
       <w:r>
         <w:t xml:space="preserve">Statement Regarding Oral Argument</w:t>
       </w:r>
       <w:r>
+        <w:t xml:space="preserve">   </w:t>
+      </w:r>
+      <w:r>
         <w:tab/>
       </w:r>
       <w:r>
@@ -285,10 +796,31 @@
     </w:p>
     <w:p>
       <w:pPr>
-        <w:pStyle w:val="TOCEntry1"/>
-      </w:pPr>
-      <w:r>
-        <w:t xml:space="preserve">Statement of Jurisdiction</w:t>
+        <w:pStyle w:val="BapLine"/>
+        <w:keepLines/>
+        <w:tabs>
+          <w:tab w:val="right" w:leader="dot" w:pos="9360"/>
+        </w:tabs>
+        <w:spacing w:before="140" w:after="0" w:line="364" w:lineRule="exact"/>
+        <w:ind w:left="420" w:right="720" w:hanging="420"/>
+      </w:pPr>
+      <w:r>
+        <w:t xml:space="preserve">Statement</w:t>
+      </w:r>
+      <w:r>
+        <w:t xml:space="preserve"> </w:t>
+      </w:r>
+      <w:r>
+        <w:t xml:space="preserve">of</w:t>
+      </w:r>
+      <w:r>
+        <w:t xml:space="preserve"> </w:t>
+      </w:r>
+      <w:r>
+        <w:t xml:space="preserve">Jurisdiction</w:t>
+      </w:r>
+      <w:r>
+        <w:t xml:space="preserve">   </w:t>
       </w:r>
       <w:r>
         <w:tab/>
@@ -299,10 +831,37 @@
     </w:p>
     <w:p>
       <w:pPr>
-        <w:pStyle w:val="TOCEntry1"/>
-      </w:pPr>
-      <w:r>
-        <w:t xml:space="preserve">Statement of the Issues</w:t>
+        <w:pStyle w:val="BapLine"/>
+        <w:keepLines/>
+        <w:tabs>
+          <w:tab w:val="right" w:leader="dot" w:pos="9360"/>
+        </w:tabs>
+        <w:spacing w:before="140" w:after="0" w:line="364" w:lineRule="exact"/>
+        <w:ind w:left="420" w:right="720" w:hanging="420"/>
+      </w:pPr>
+      <w:r>
+        <w:t xml:space="preserve">Statement</w:t>
+      </w:r>
+      <w:r>
+        <w:t xml:space="preserve"> </w:t>
+      </w:r>
+      <w:r>
+        <w:t xml:space="preserve">of</w:t>
+      </w:r>
+      <w:r>
+        <w:t xml:space="preserve"> </w:t>
+      </w:r>
+      <w:r>
+        <w:t xml:space="preserve">the</w:t>
+      </w:r>
+      <w:r>
+        <w:t xml:space="preserve"> </w:t>
+      </w:r>
+      <w:r>
+        <w:t xml:space="preserve">Issues</w:t>
+      </w:r>
+      <w:r>
+        <w:t xml:space="preserve">   </w:t>
       </w:r>
       <w:r>
         <w:tab/>
@@ -313,320 +872,1837 @@
     </w:p>
     <w:p>
       <w:pPr>
-        <w:pStyle w:val="TOCEntry1"/>
-      </w:pPr>
-      <w:r>
-        <w:t xml:space="preserve">Statement of the Case</w:t>
+        <w:pStyle w:val="BapLine"/>
+        <w:keepLines/>
+        <w:tabs>
+          <w:tab w:val="right" w:leader="dot" w:pos="9360"/>
+        </w:tabs>
+        <w:spacing w:before="140" w:after="0" w:line="364" w:lineRule="exact"/>
+        <w:ind w:left="420" w:right="720" w:hanging="420"/>
+      </w:pPr>
+      <w:r>
+        <w:t xml:space="preserve">Statement</w:t>
+      </w:r>
+      <w:r>
+        <w:t xml:space="preserve"> </w:t>
+      </w:r>
+      <w:r>
+        <w:t xml:space="preserve">of</w:t>
+      </w:r>
+      <w:r>
+        <w:t xml:space="preserve"> </w:t>
+      </w:r>
+      <w:r>
+        <w:t xml:space="preserve">the</w:t>
+      </w:r>
+      <w:r>
+        <w:t xml:space="preserve"> </w:t>
+      </w:r>
+      <w:r>
+        <w:t xml:space="preserve">Case</w:t>
+      </w:r>
+      <w:r>
+        <w:t xml:space="preserve">   </w:t>
       </w:r>
       <w:r>
         <w:tab/>
       </w:r>
       <w:r>
+        <w:t xml:space="preserve">2</w:t>
+      </w:r>
+    </w:p>
+    <w:p>
+      <w:pPr>
+        <w:pStyle w:val="BapLine"/>
+        <w:keepLines/>
+        <w:tabs>
+          <w:tab w:val="right" w:leader="dot" w:pos="9360"/>
+        </w:tabs>
+        <w:spacing w:before="140" w:after="0" w:line="364" w:lineRule="exact"/>
+        <w:ind w:left="420" w:right="720" w:hanging="420"/>
+      </w:pPr>
+      <w:r>
+        <w:t xml:space="preserve">Standard</w:t>
+      </w:r>
+      <w:r>
+        <w:t xml:space="preserve"> </w:t>
+      </w:r>
+      <w:r>
+        <w:t xml:space="preserve">of</w:t>
+      </w:r>
+      <w:r>
+        <w:t xml:space="preserve"> </w:t>
+      </w:r>
+      <w:r>
+        <w:t xml:space="preserve">Review</w:t>
+      </w:r>
+      <w:r>
+        <w:t xml:space="preserve">   </w:t>
+      </w:r>
+      <w:r>
+        <w:tab/>
+      </w:r>
+      <w:r>
+        <w:t xml:space="preserve">4</w:t>
+      </w:r>
+    </w:p>
+    <w:p>
+      <w:pPr>
+        <w:pStyle w:val="BapLine"/>
+        <w:keepLines/>
+        <w:tabs>
+          <w:tab w:val="right" w:leader="dot" w:pos="9360"/>
+        </w:tabs>
+        <w:spacing w:before="140" w:after="0" w:line="364" w:lineRule="exact"/>
+        <w:ind w:left="420" w:right="720" w:hanging="420"/>
+      </w:pPr>
+      <w:r>
+        <w:t xml:space="preserve">Summary</w:t>
+      </w:r>
+      <w:r>
+        <w:t xml:space="preserve"> </w:t>
+      </w:r>
+      <w:r>
+        <w:t xml:space="preserve">of</w:t>
+      </w:r>
+      <w:r>
+        <w:t xml:space="preserve"> </w:t>
+      </w:r>
+      <w:r>
+        <w:t xml:space="preserve">Argument</w:t>
+      </w:r>
+      <w:r>
+        <w:t xml:space="preserve">   </w:t>
+      </w:r>
+      <w:r>
+        <w:tab/>
+      </w:r>
+      <w:r>
+        <w:t xml:space="preserve">4</w:t>
+      </w:r>
+    </w:p>
+    <w:p>
+      <w:pPr>
+        <w:pStyle w:val="BapLine"/>
+        <w:keepLines/>
+        <w:tabs>
+          <w:tab w:val="right" w:leader="dot" w:pos="9360"/>
+        </w:tabs>
+        <w:spacing w:before="140" w:after="0" w:line="364" w:lineRule="exact"/>
+        <w:ind w:left="420" w:right="720" w:hanging="420"/>
+      </w:pPr>
+      <w:r>
+        <w:t xml:space="preserve">Argument</w:t>
+      </w:r>
+      <w:r>
+        <w:t xml:space="preserve">   </w:t>
+      </w:r>
+      <w:r>
+        <w:tab/>
+      </w:r>
+      <w:r>
+        <w:t xml:space="preserve">5</w:t>
+      </w:r>
+    </w:p>
+    <w:p>
+      <w:pPr>
+        <w:pStyle w:val="BapLine"/>
+        <w:keepLines/>
+        <w:tabs>
+          <w:tab w:val="right" w:leader="dot" w:pos="9360"/>
+        </w:tabs>
+        <w:spacing w:before="140" w:after="0" w:line="364" w:lineRule="exact"/>
+        <w:ind w:left="420" w:right="720" w:hanging="420"/>
+      </w:pPr>
+      <w:r>
+        <w:t xml:space="preserve">I.</w:t>
+      </w:r>
+      <w:r>
+        <w:t xml:space="preserve"> </w:t>
+      </w:r>
+      <w:r>
+        <w:t xml:space="preserve">The</w:t>
+      </w:r>
+      <w:r>
+        <w:t xml:space="preserve"> </w:t>
+      </w:r>
+      <w:r>
+        <w:t xml:space="preserve">Carve-Out</w:t>
+      </w:r>
+      <w:r>
+        <w:t xml:space="preserve"> </w:t>
+      </w:r>
+      <w:r>
+        <w:t xml:space="preserve">Survives</w:t>
+      </w:r>
+      <w:r>
+        <w:t xml:space="preserve"> </w:t>
+      </w:r>
+      <w:r>
+        <w:t xml:space="preserve">Plan</w:t>
+      </w:r>
+      <w:r>
+        <w:t xml:space="preserve"> </w:t>
+      </w:r>
+      <w:r>
+        <w:t xml:space="preserve">Confirmation</w:t>
+      </w:r>
+      <w:r>
+        <w:t xml:space="preserve"> </w:t>
+      </w:r>
+      <w:r>
+        <w:t xml:space="preserve">in</w:t>
+      </w:r>
+      <w:r>
+        <w:t xml:space="preserve"> </w:t>
+      </w:r>
+      <w:r>
+        <w:t xml:space="preserve">the</w:t>
+      </w:r>
+      <w:r>
+        <w:t xml:space="preserve"> </w:t>
+      </w:r>
+      <w:r>
+        <w:t xml:space="preserve">Chapter</w:t>
+      </w:r>
+      <w:r>
+        <w:t xml:space="preserve"> </w:t>
+      </w:r>
+      <w:r>
+        <w:t xml:space="preserve">7</w:t>
+      </w:r>
+      <w:r>
+        <w:t xml:space="preserve"> </w:t>
+      </w:r>
+      <w:r>
+        <w:t xml:space="preserve">Proceeding</w:t>
+      </w:r>
+      <w:r>
+        <w:t xml:space="preserve">   </w:t>
+      </w:r>
+      <w:r>
+        <w:tab/>
+      </w:r>
+      <w:r>
+        <w:t xml:space="preserve">5</w:t>
+      </w:r>
+    </w:p>
+    <w:p>
+      <w:pPr>
+        <w:pStyle w:val="BapLine"/>
+        <w:keepLines/>
+        <w:tabs>
+          <w:tab w:val="right" w:leader="dot" w:pos="9360"/>
+        </w:tabs>
+        <w:spacing w:before="140" w:after="0" w:line="364" w:lineRule="exact"/>
+        <w:ind w:left="420" w:right="720" w:hanging="420"/>
+      </w:pPr>
+      <w:r>
+        <w:t xml:space="preserve">Conclusion</w:t>
+      </w:r>
+      <w:r>
+        <w:t xml:space="preserve">   </w:t>
+      </w:r>
+      <w:r>
+        <w:tab/>
+      </w:r>
+      <w:r>
+        <w:t xml:space="preserve">7</w:t>
+      </w:r>
+    </w:p>
+    <w:p>
+      <w:pPr>
+        <w:pStyle w:val="BapLine"/>
+        <w:keepNext/>
+        <w:keepLines/>
+        <w:pageBreakBefore/>
+        <w:spacing w:before="0" w:after="336" w:line="480" w:lineRule="exact"/>
+        <w:jc w:val="center"/>
+      </w:pPr>
+      <w:r>
+        <w:rPr>
+          <w:b/>
+          <w:bCs/>
+          <w:sz w:val="39"/>
+          <w:szCs w:val="39"/>
+        </w:rPr>
+        <w:t xml:space="preserve">Table of Authorities</w:t>
+      </w:r>
+    </w:p>
+    <w:p>
+      <w:pPr>
+        <w:pStyle w:val="BapLine"/>
+        <w:keepNext/>
+        <w:keepLines/>
+        <w:spacing w:before="336" w:after="224" w:line="364" w:lineRule="exact"/>
+      </w:pPr>
+      <w:r>
+        <w:rPr>
+          <w:b/>
+          <w:bCs/>
+        </w:rPr>
+        <w:t xml:space="preserve">Cases</w:t>
+      </w:r>
+    </w:p>
+    <w:p>
+      <w:pPr>
+        <w:pStyle w:val="BapLine"/>
+        <w:keepLines/>
+        <w:tabs>
+          <w:tab w:val="right" w:leader="dot" w:pos="9360"/>
+        </w:tabs>
+        <w:spacing w:before="140" w:after="0" w:line="364" w:lineRule="exact"/>
+        <w:ind w:left="720" w:right="1120" w:hanging="720"/>
+      </w:pPr>
+      <w:r>
+        <w:rPr>
+          <w:i/>
+          <w:iCs/>
+        </w:rPr>
+        <w:t xml:space="preserve">Costa</w:t>
+      </w:r>
+      <w:r>
+        <w:rPr>
+          <w:i/>
+          <w:iCs/>
+        </w:rPr>
+        <w:t xml:space="preserve"> </w:t>
+      </w:r>
+      <w:r>
+        <w:rPr>
+          <w:i/>
+          <w:iCs/>
+        </w:rPr>
+        <w:t xml:space="preserve">v.</w:t>
+      </w:r>
+      <w:r>
+        <w:rPr>
+          <w:i/>
+          <w:iCs/>
+        </w:rPr>
+        <w:t xml:space="preserve"> </w:t>
+      </w:r>
+      <w:r>
+        <w:rPr>
+          <w:i/>
+          <w:iCs/>
+        </w:rPr>
+        <w:t xml:space="preserve">Robotic</w:t>
+      </w:r>
+      <w:r>
+        <w:rPr>
+          <w:i/>
+          <w:iCs/>
+        </w:rPr>
+        <w:t xml:space="preserve"> </w:t>
+      </w:r>
+      <w:r>
+        <w:rPr>
+          <w:i/>
+          <w:iCs/>
+        </w:rPr>
+        <w:t xml:space="preserve">Vision</w:t>
+      </w:r>
+      <w:r>
+        <w:rPr>
+          <w:i/>
+          <w:iCs/>
+        </w:rPr>
+        <w:t xml:space="preserve"> </w:t>
+      </w:r>
+      <w:r>
+        <w:rPr>
+          <w:i/>
+          <w:iCs/>
+        </w:rPr>
+        <w:t xml:space="preserve">Sys.</w:t>
+      </w:r>
+      <w:r>
+        <w:rPr>
+          <w:i/>
+          <w:iCs/>
+        </w:rPr>
+        <w:t xml:space="preserve"> </w:t>
+      </w:r>
+      <w:r>
+        <w:rPr>
+          <w:i/>
+          <w:iCs/>
+        </w:rPr>
+        <w:t xml:space="preserve">(In</w:t>
+      </w:r>
+      <w:r>
+        <w:rPr>
+          <w:i/>
+          <w:iCs/>
+        </w:rPr>
+        <w:t xml:space="preserve"> </w:t>
+      </w:r>
+      <w:r>
+        <w:rPr>
+          <w:i/>
+          <w:iCs/>
+        </w:rPr>
+        <w:t xml:space="preserve">re</w:t>
+      </w:r>
+      <w:r>
+        <w:rPr>
+          <w:i/>
+          <w:iCs/>
+        </w:rPr>
+        <w:t xml:space="preserve"> </w:t>
+      </w:r>
+      <w:r>
+        <w:rPr>
+          <w:i/>
+          <w:iCs/>
+        </w:rPr>
+        <w:t xml:space="preserve">Robotic</w:t>
+      </w:r>
+      <w:r>
+        <w:rPr>
+          <w:i/>
+          <w:iCs/>
+        </w:rPr>
+        <w:t xml:space="preserve"> </w:t>
+      </w:r>
+      <w:r>
+        <w:rPr>
+          <w:i/>
+          <w:iCs/>
+        </w:rPr>
+        <w:t xml:space="preserve">Vision</w:t>
+      </w:r>
+      <w:r>
+        <w:rPr>
+          <w:i/>
+          <w:iCs/>
+        </w:rPr>
+        <w:t xml:space="preserve"> </w:t>
+      </w:r>
+      <w:r>
+        <w:rPr>
+          <w:i/>
+          <w:iCs/>
+        </w:rPr>
+        <w:t xml:space="preserve">Sys.)</w:t>
+      </w:r>
+      <w:r>
+        <w:t xml:space="preserve">,</w:t>
+      </w:r>
+      <w:r>
+        <w:t xml:space="preserve"> </w:t>
+      </w:r>
+      <w:r>
+        <w:t xml:space="preserve">367</w:t>
+      </w:r>
+      <w:r>
+        <w:t xml:space="preserve"> </w:t>
+      </w:r>
+      <w:r>
+        <w:t xml:space="preserve">B.R.</w:t>
+      </w:r>
+      <w:r>
+        <w:t xml:space="preserve"> </w:t>
+      </w:r>
+      <w:r>
+        <w:t xml:space="preserve">232</w:t>
+      </w:r>
+      <w:r>
+        <w:t xml:space="preserve"> </w:t>
+      </w:r>
+      <w:r>
+        <w:t xml:space="preserve">(B.A.P.</w:t>
+      </w:r>
+      <w:r>
+        <w:t xml:space="preserve"> </w:t>
+      </w:r>
+      <w:r>
+        <w:t xml:space="preserve">1st</w:t>
+      </w:r>
+      <w:r>
+        <w:t xml:space="preserve"> </w:t>
+      </w:r>
+      <w:r>
+        <w:t xml:space="preserve">Cir.</w:t>
+      </w:r>
+      <w:r>
+        <w:t xml:space="preserve"> </w:t>
+      </w:r>
+      <w:r>
+        <w:t xml:space="preserve">2007)</w:t>
+      </w:r>
+      <w:r>
+        <w:t xml:space="preserve">   </w:t>
+      </w:r>
+      <w:r>
+        <w:tab/>
+      </w:r>
+      <w:r>
+        <w:t xml:space="preserve">5</w:t>
+      </w:r>
+    </w:p>
+    <w:p>
+      <w:pPr>
+        <w:pStyle w:val="BapLine"/>
+        <w:keepLines/>
+        <w:tabs>
+          <w:tab w:val="right" w:leader="dot" w:pos="9360"/>
+        </w:tabs>
+        <w:spacing w:before="140" w:after="0" w:line="364" w:lineRule="exact"/>
+        <w:ind w:left="720" w:right="1120" w:hanging="720"/>
+      </w:pPr>
+      <w:r>
+        <w:rPr>
+          <w:i/>
+          <w:iCs/>
+        </w:rPr>
+        <w:t xml:space="preserve">Darrohn</w:t>
+      </w:r>
+      <w:r>
+        <w:rPr>
+          <w:i/>
+          <w:iCs/>
+        </w:rPr>
+        <w:t xml:space="preserve"> </w:t>
+      </w:r>
+      <w:r>
+        <w:rPr>
+          <w:i/>
+          <w:iCs/>
+        </w:rPr>
+        <w:t xml:space="preserve">v.</w:t>
+      </w:r>
+      <w:r>
+        <w:rPr>
+          <w:i/>
+          <w:iCs/>
+        </w:rPr>
+        <w:t xml:space="preserve"> </w:t>
+      </w:r>
+      <w:r>
+        <w:rPr>
+          <w:i/>
+          <w:iCs/>
+        </w:rPr>
+        <w:t xml:space="preserve">Hildebrand</w:t>
+      </w:r>
+      <w:r>
+        <w:rPr>
+          <w:i/>
+          <w:iCs/>
+        </w:rPr>
+        <w:t xml:space="preserve"> </w:t>
+      </w:r>
+      <w:r>
+        <w:rPr>
+          <w:i/>
+          <w:iCs/>
+        </w:rPr>
+        <w:t xml:space="preserve">(In</w:t>
+      </w:r>
+      <w:r>
+        <w:rPr>
+          <w:i/>
+          <w:iCs/>
+        </w:rPr>
+        <w:t xml:space="preserve"> </w:t>
+      </w:r>
+      <w:r>
+        <w:rPr>
+          <w:i/>
+          <w:iCs/>
+        </w:rPr>
+        <w:t xml:space="preserve">re</w:t>
+      </w:r>
+      <w:r>
+        <w:rPr>
+          <w:i/>
+          <w:iCs/>
+        </w:rPr>
+        <w:t xml:space="preserve"> </w:t>
+      </w:r>
+      <w:r>
+        <w:rPr>
+          <w:i/>
+          <w:iCs/>
+        </w:rPr>
+        <w:t xml:space="preserve">Darrohn)</w:t>
+      </w:r>
+      <w:r>
+        <w:t xml:space="preserve">,</w:t>
+      </w:r>
+      <w:r>
+        <w:t xml:space="preserve"> </w:t>
+      </w:r>
+      <w:r>
+        <w:t xml:space="preserve">615</w:t>
+      </w:r>
+      <w:r>
+        <w:t xml:space="preserve"> </w:t>
+      </w:r>
+      <w:r>
+        <w:t xml:space="preserve">F.3d</w:t>
+      </w:r>
+      <w:r>
+        <w:t xml:space="preserve"> </w:t>
+      </w:r>
+      <w:r>
+        <w:t xml:space="preserve">470</w:t>
+      </w:r>
+      <w:r>
+        <w:t xml:space="preserve"> </w:t>
+      </w:r>
+      <w:r>
+        <w:t xml:space="preserve">(6th</w:t>
+      </w:r>
+      <w:r>
+        <w:t xml:space="preserve"> </w:t>
+      </w:r>
+      <w:r>
+        <w:t xml:space="preserve">Cir.</w:t>
+      </w:r>
+      <w:r>
+        <w:t xml:space="preserve"> </w:t>
+      </w:r>
+      <w:r>
+        <w:t xml:space="preserve">2010)</w:t>
+      </w:r>
+      <w:r>
+        <w:t xml:space="preserve">   </w:t>
+      </w:r>
+      <w:r>
+        <w:tab/>
+      </w:r>
+      <w:r>
+        <w:t xml:space="preserve">4</w:t>
+      </w:r>
+    </w:p>
+    <w:p>
+      <w:pPr>
+        <w:pStyle w:val="BapLine"/>
+        <w:keepLines/>
+        <w:tabs>
+          <w:tab w:val="right" w:leader="dot" w:pos="9360"/>
+        </w:tabs>
+        <w:spacing w:before="140" w:after="0" w:line="364" w:lineRule="exact"/>
+        <w:ind w:left="720" w:right="1120" w:hanging="720"/>
+      </w:pPr>
+      <w:r>
+        <w:rPr>
+          <w:i/>
+          <w:iCs/>
+        </w:rPr>
+        <w:t xml:space="preserve">Denver</w:t>
+      </w:r>
+      <w:r>
+        <w:rPr>
+          <w:i/>
+          <w:iCs/>
+        </w:rPr>
+        <w:t xml:space="preserve"> </w:t>
+      </w:r>
+      <w:r>
+        <w:rPr>
+          <w:i/>
+          <w:iCs/>
+        </w:rPr>
+        <w:t xml:space="preserve">&amp;</w:t>
+      </w:r>
+      <w:r>
+        <w:rPr>
+          <w:i/>
+          <w:iCs/>
+        </w:rPr>
+        <w:t xml:space="preserve"> </w:t>
+      </w:r>
+      <w:r>
+        <w:rPr>
+          <w:i/>
+          <w:iCs/>
+        </w:rPr>
+        <w:t xml:space="preserve">R.</w:t>
+      </w:r>
+      <w:r>
+        <w:rPr>
+          <w:i/>
+          <w:iCs/>
+        </w:rPr>
+        <w:t xml:space="preserve"> </w:t>
+      </w:r>
+      <w:r>
+        <w:rPr>
+          <w:i/>
+          <w:iCs/>
+        </w:rPr>
+        <w:t xml:space="preserve">G.</w:t>
+      </w:r>
+      <w:r>
+        <w:rPr>
+          <w:i/>
+          <w:iCs/>
+        </w:rPr>
+        <w:t xml:space="preserve"> </w:t>
+      </w:r>
+      <w:r>
+        <w:rPr>
+          <w:i/>
+          <w:iCs/>
+        </w:rPr>
+        <w:t xml:space="preserve">W.</w:t>
+      </w:r>
+      <w:r>
+        <w:rPr>
+          <w:i/>
+          <w:iCs/>
+        </w:rPr>
+        <w:t xml:space="preserve"> </w:t>
+      </w:r>
+      <w:r>
+        <w:rPr>
+          <w:i/>
+          <w:iCs/>
+        </w:rPr>
+        <w:t xml:space="preserve">R.</w:t>
+      </w:r>
+      <w:r>
+        <w:rPr>
+          <w:i/>
+          <w:iCs/>
+        </w:rPr>
+        <w:t xml:space="preserve"> </w:t>
+      </w:r>
+      <w:r>
+        <w:rPr>
+          <w:i/>
+          <w:iCs/>
+        </w:rPr>
+        <w:t xml:space="preserve">Co.</w:t>
+      </w:r>
+      <w:r>
+        <w:rPr>
+          <w:i/>
+          <w:iCs/>
+        </w:rPr>
+        <w:t xml:space="preserve"> </w:t>
+      </w:r>
+      <w:r>
+        <w:rPr>
+          <w:i/>
+          <w:iCs/>
+        </w:rPr>
+        <w:t xml:space="preserve">v.</w:t>
+      </w:r>
+      <w:r>
+        <w:rPr>
+          <w:i/>
+          <w:iCs/>
+        </w:rPr>
+        <w:t xml:space="preserve"> </w:t>
+      </w:r>
+      <w:r>
+        <w:rPr>
+          <w:i/>
+          <w:iCs/>
+        </w:rPr>
+        <w:t xml:space="preserve">Goldman,</w:t>
+      </w:r>
+      <w:r>
+        <w:rPr>
+          <w:i/>
+          <w:iCs/>
+        </w:rPr>
+        <w:t xml:space="preserve"> </w:t>
+      </w:r>
+      <w:r>
+        <w:rPr>
+          <w:i/>
+          <w:iCs/>
+        </w:rPr>
+        <w:t xml:space="preserve">Sachs</w:t>
+      </w:r>
+      <w:r>
+        <w:rPr>
+          <w:i/>
+          <w:iCs/>
+        </w:rPr>
+        <w:t xml:space="preserve"> </w:t>
+      </w:r>
+      <w:r>
+        <w:rPr>
+          <w:i/>
+          <w:iCs/>
+        </w:rPr>
+        <w:t xml:space="preserve">&amp;</w:t>
+      </w:r>
+      <w:r>
+        <w:rPr>
+          <w:i/>
+          <w:iCs/>
+        </w:rPr>
+        <w:t xml:space="preserve"> </w:t>
+      </w:r>
+      <w:r>
+        <w:rPr>
+          <w:i/>
+          <w:iCs/>
+        </w:rPr>
+        <w:t xml:space="preserve">Co.</w:t>
+      </w:r>
+      <w:r>
+        <w:t xml:space="preserve">,</w:t>
+      </w:r>
+      <w:r>
+        <w:t xml:space="preserve"> </w:t>
+      </w:r>
+      <w:r>
+        <w:t xml:space="preserve">212</w:t>
+      </w:r>
+      <w:r>
+        <w:t xml:space="preserve"> </w:t>
+      </w:r>
+      <w:r>
+        <w:t xml:space="preserve">F.2d</w:t>
+      </w:r>
+      <w:r>
+        <w:t xml:space="preserve"> </w:t>
+      </w:r>
+      <w:r>
+        <w:t xml:space="preserve">627</w:t>
+      </w:r>
+      <w:r>
+        <w:t xml:space="preserve"> </w:t>
+      </w:r>
+      <w:r>
+        <w:t xml:space="preserve">(10th</w:t>
+      </w:r>
+      <w:r>
+        <w:t xml:space="preserve"> </w:t>
+      </w:r>
+      <w:r>
+        <w:t xml:space="preserve">Cir.</w:t>
+      </w:r>
+      <w:r>
+        <w:t xml:space="preserve"> </w:t>
+      </w:r>
+      <w:r>
+        <w:t xml:space="preserve">1954)</w:t>
+      </w:r>
+      <w:r>
+        <w:t xml:space="preserve">   </w:t>
+      </w:r>
+      <w:r>
+        <w:tab/>
+      </w:r>
+      <w:r>
+        <w:t xml:space="preserve">6</w:t>
+      </w:r>
+    </w:p>
+    <w:p>
+      <w:pPr>
+        <w:pStyle w:val="BapLine"/>
+        <w:keepLines/>
+        <w:tabs>
+          <w:tab w:val="right" w:leader="dot" w:pos="9360"/>
+        </w:tabs>
+        <w:spacing w:before="140" w:after="0" w:line="364" w:lineRule="exact"/>
+        <w:ind w:left="720" w:right="1120" w:hanging="720"/>
+      </w:pPr>
+      <w:r>
+        <w:rPr>
+          <w:i/>
+          <w:iCs/>
+        </w:rPr>
+        <w:t xml:space="preserve">E.</w:t>
+      </w:r>
+      <w:r>
+        <w:rPr>
+          <w:i/>
+          <w:iCs/>
+        </w:rPr>
+        <w:t xml:space="preserve"> </w:t>
+      </w:r>
+      <w:r>
+        <w:rPr>
+          <w:i/>
+          <w:iCs/>
+        </w:rPr>
+        <w:t xml:space="preserve">Coast</w:t>
+      </w:r>
+      <w:r>
+        <w:rPr>
+          <w:i/>
+          <w:iCs/>
+        </w:rPr>
+        <w:t xml:space="preserve"> </w:t>
+      </w:r>
+      <w:r>
+        <w:rPr>
+          <w:i/>
+          <w:iCs/>
+        </w:rPr>
+        <w:t xml:space="preserve">Miner</w:t>
+      </w:r>
+      <w:r>
+        <w:rPr>
+          <w:i/>
+          <w:iCs/>
+        </w:rPr>
+        <w:t xml:space="preserve"> </w:t>
+      </w:r>
+      <w:r>
+        <w:rPr>
+          <w:i/>
+          <w:iCs/>
+        </w:rPr>
+        <w:t xml:space="preserve">LLC</w:t>
+      </w:r>
+      <w:r>
+        <w:rPr>
+          <w:i/>
+          <w:iCs/>
+        </w:rPr>
+        <w:t xml:space="preserve"> </w:t>
+      </w:r>
+      <w:r>
+        <w:rPr>
+          <w:i/>
+          <w:iCs/>
+        </w:rPr>
+        <w:t xml:space="preserve">v.</w:t>
+      </w:r>
+      <w:r>
+        <w:rPr>
+          <w:i/>
+          <w:iCs/>
+        </w:rPr>
+        <w:t xml:space="preserve"> </w:t>
+      </w:r>
+      <w:r>
+        <w:rPr>
+          <w:i/>
+          <w:iCs/>
+        </w:rPr>
+        <w:t xml:space="preserve">Nixon</w:t>
+      </w:r>
+      <w:r>
+        <w:rPr>
+          <w:i/>
+          <w:iCs/>
+        </w:rPr>
+        <w:t xml:space="preserve"> </w:t>
+      </w:r>
+      <w:r>
+        <w:rPr>
+          <w:i/>
+          <w:iCs/>
+        </w:rPr>
+        <w:t xml:space="preserve">Peabody</w:t>
+      </w:r>
+      <w:r>
+        <w:rPr>
+          <w:i/>
+          <w:iCs/>
+        </w:rPr>
+        <w:t xml:space="preserve"> </w:t>
+      </w:r>
+      <w:r>
+        <w:rPr>
+          <w:i/>
+          <w:iCs/>
+        </w:rPr>
+        <w:t xml:space="preserve">LLP</w:t>
+      </w:r>
+      <w:r>
+        <w:rPr>
+          <w:i/>
+          <w:iCs/>
+        </w:rPr>
+        <w:t xml:space="preserve"> </w:t>
+      </w:r>
+      <w:r>
+        <w:rPr>
+          <w:i/>
+          <w:iCs/>
+        </w:rPr>
+        <w:t xml:space="preserve">(In</w:t>
+      </w:r>
+      <w:r>
+        <w:rPr>
+          <w:i/>
+          <w:iCs/>
+        </w:rPr>
+        <w:t xml:space="preserve"> </w:t>
+      </w:r>
+      <w:r>
+        <w:rPr>
+          <w:i/>
+          <w:iCs/>
+        </w:rPr>
+        <w:t xml:space="preserve">re</w:t>
+      </w:r>
+      <w:r>
+        <w:rPr>
+          <w:i/>
+          <w:iCs/>
+        </w:rPr>
+        <w:t xml:space="preserve"> </w:t>
+      </w:r>
+      <w:r>
+        <w:rPr>
+          <w:i/>
+          <w:iCs/>
+        </w:rPr>
+        <w:t xml:space="preserve">Licking</w:t>
+      </w:r>
+      <w:r>
+        <w:rPr>
+          <w:i/>
+          <w:iCs/>
+        </w:rPr>
+        <w:t xml:space="preserve"> </w:t>
+      </w:r>
+      <w:r>
+        <w:rPr>
+          <w:i/>
+          <w:iCs/>
+        </w:rPr>
+        <w:t xml:space="preserve">River</w:t>
+      </w:r>
+      <w:r>
+        <w:rPr>
+          <w:i/>
+          <w:iCs/>
+        </w:rPr>
+        <w:t xml:space="preserve"> </w:t>
+      </w:r>
+      <w:r>
+        <w:rPr>
+          <w:i/>
+          <w:iCs/>
+        </w:rPr>
+        <w:t xml:space="preserve">Mining,</w:t>
+      </w:r>
+      <w:r>
+        <w:rPr>
+          <w:i/>
+          <w:iCs/>
+        </w:rPr>
+        <w:t xml:space="preserve"> </w:t>
+      </w:r>
+      <w:r>
+        <w:rPr>
+          <w:i/>
+          <w:iCs/>
+        </w:rPr>
+        <w:t xml:space="preserve">LLC)</w:t>
+      </w:r>
+      <w:r>
+        <w:t xml:space="preserve">,</w:t>
+      </w:r>
+      <w:r>
+        <w:t xml:space="preserve"> </w:t>
+      </w:r>
+      <w:r>
+        <w:t xml:space="preserve">911</w:t>
+      </w:r>
+      <w:r>
+        <w:t xml:space="preserve"> </w:t>
+      </w:r>
+      <w:r>
+        <w:t xml:space="preserve">F.3d</w:t>
+      </w:r>
+      <w:r>
+        <w:t xml:space="preserve"> </w:t>
+      </w:r>
+      <w:r>
+        <w:t xml:space="preserve">806</w:t>
+      </w:r>
+      <w:r>
+        <w:t xml:space="preserve"> </w:t>
+      </w:r>
+      <w:r>
+        <w:t xml:space="preserve">(6th</w:t>
+      </w:r>
+      <w:r>
+        <w:t xml:space="preserve"> </w:t>
+      </w:r>
+      <w:r>
+        <w:t xml:space="preserve">Cir.</w:t>
+      </w:r>
+      <w:r>
+        <w:t xml:space="preserve"> </w:t>
+      </w:r>
+      <w:r>
+        <w:t xml:space="preserve">2018)</w:t>
+      </w:r>
+      <w:r>
+        <w:t xml:space="preserve">   </w:t>
+      </w:r>
+      <w:r>
+        <w:tab/>
+      </w:r>
+      <w:r>
+        <w:t xml:space="preserve">4</w:t>
+      </w:r>
+    </w:p>
+    <w:p>
+      <w:pPr>
+        <w:pStyle w:val="BapLine"/>
+        <w:keepLines/>
+        <w:tabs>
+          <w:tab w:val="right" w:leader="dot" w:pos="9360"/>
+        </w:tabs>
+        <w:spacing w:before="140" w:after="0" w:line="364" w:lineRule="exact"/>
+        <w:ind w:left="720" w:right="1120" w:hanging="720"/>
+      </w:pPr>
+      <w:r>
+        <w:rPr>
+          <w:i/>
+          <w:iCs/>
+        </w:rPr>
+        <w:t xml:space="preserve">Harper</w:t>
+      </w:r>
+      <w:r>
+        <w:rPr>
+          <w:i/>
+          <w:iCs/>
+        </w:rPr>
+        <w:t xml:space="preserve"> </w:t>
+      </w:r>
+      <w:r>
+        <w:rPr>
+          <w:i/>
+          <w:iCs/>
+        </w:rPr>
+        <w:t xml:space="preserve">v.</w:t>
+      </w:r>
+      <w:r>
+        <w:rPr>
+          <w:i/>
+          <w:iCs/>
+        </w:rPr>
+        <w:t xml:space="preserve"> </w:t>
+      </w:r>
+      <w:r>
+        <w:rPr>
+          <w:i/>
+          <w:iCs/>
+        </w:rPr>
+        <w:t xml:space="preserve">The</w:t>
+      </w:r>
+      <w:r>
+        <w:rPr>
+          <w:i/>
+          <w:iCs/>
+        </w:rPr>
+        <w:t xml:space="preserve"> </w:t>
+      </w:r>
+      <w:r>
+        <w:rPr>
+          <w:i/>
+          <w:iCs/>
+        </w:rPr>
+        <w:t xml:space="preserve">Oversight</w:t>
+      </w:r>
+      <w:r>
+        <w:rPr>
+          <w:i/>
+          <w:iCs/>
+        </w:rPr>
+        <w:t xml:space="preserve"> </w:t>
+      </w:r>
+      <w:r>
+        <w:rPr>
+          <w:i/>
+          <w:iCs/>
+        </w:rPr>
+        <w:t xml:space="preserve">Comm.</w:t>
+      </w:r>
+      <w:r>
+        <w:rPr>
+          <w:i/>
+          <w:iCs/>
+        </w:rPr>
+        <w:t xml:space="preserve"> </w:t>
+      </w:r>
+      <w:r>
+        <w:rPr>
+          <w:i/>
+          <w:iCs/>
+        </w:rPr>
+        <w:t xml:space="preserve">(In</w:t>
+      </w:r>
+      <w:r>
+        <w:rPr>
+          <w:i/>
+          <w:iCs/>
+        </w:rPr>
+        <w:t xml:space="preserve"> </w:t>
+      </w:r>
+      <w:r>
+        <w:rPr>
+          <w:i/>
+          <w:iCs/>
+        </w:rPr>
+        <w:t xml:space="preserve">re</w:t>
+      </w:r>
+      <w:r>
+        <w:rPr>
+          <w:i/>
+          <w:iCs/>
+        </w:rPr>
+        <w:t xml:space="preserve"> </w:t>
+      </w:r>
+      <w:r>
+        <w:rPr>
+          <w:i/>
+          <w:iCs/>
+        </w:rPr>
+        <w:t xml:space="preserve">Conoco,</w:t>
+      </w:r>
+      <w:r>
+        <w:rPr>
+          <w:i/>
+          <w:iCs/>
+        </w:rPr>
+        <w:t xml:space="preserve"> </w:t>
+      </w:r>
+      <w:r>
+        <w:rPr>
+          <w:i/>
+          <w:iCs/>
+        </w:rPr>
+        <w:t xml:space="preserve">Inc.)</w:t>
+      </w:r>
+      <w:r>
+        <w:t xml:space="preserve">,</w:t>
+      </w:r>
+      <w:r>
+        <w:t xml:space="preserve"> </w:t>
+      </w:r>
+      <w:r>
+        <w:t xml:space="preserve">855</w:t>
+      </w:r>
+      <w:r>
+        <w:t xml:space="preserve"> </w:t>
+      </w:r>
+      <w:r>
+        <w:t xml:space="preserve">F.3d</w:t>
+      </w:r>
+      <w:r>
+        <w:t xml:space="preserve"> </w:t>
+      </w:r>
+      <w:r>
+        <w:t xml:space="preserve">703</w:t>
+      </w:r>
+      <w:r>
+        <w:t xml:space="preserve"> </w:t>
+      </w:r>
+      <w:r>
+        <w:t xml:space="preserve">(6th</w:t>
+      </w:r>
+      <w:r>
+        <w:t xml:space="preserve"> </w:t>
+      </w:r>
+      <w:r>
+        <w:t xml:space="preserve">Cir.</w:t>
+      </w:r>
+      <w:r>
+        <w:t xml:space="preserve"> </w:t>
+      </w:r>
+      <w:r>
+        <w:t xml:space="preserve">2017)</w:t>
+      </w:r>
+      <w:r>
+        <w:t xml:space="preserve">   </w:t>
+      </w:r>
+      <w:r>
+        <w:tab/>
+      </w:r>
+      <w:r>
+        <w:t xml:space="preserve">4</w:t>
+      </w:r>
+    </w:p>
+    <w:p>
+      <w:pPr>
+        <w:pStyle w:val="BapLine"/>
+        <w:keepLines/>
+        <w:tabs>
+          <w:tab w:val="right" w:leader="dot" w:pos="9360"/>
+        </w:tabs>
+        <w:spacing w:before="140" w:after="0" w:line="364" w:lineRule="exact"/>
+        <w:ind w:left="720" w:right="1120" w:hanging="720"/>
+      </w:pPr>
+      <w:r>
+        <w:rPr>
+          <w:i/>
+          <w:iCs/>
+        </w:rPr>
+        <w:t xml:space="preserve">Ohio</w:t>
+      </w:r>
+      <w:r>
+        <w:rPr>
+          <w:i/>
+          <w:iCs/>
+        </w:rPr>
+        <w:t xml:space="preserve"> </w:t>
+      </w:r>
+      <w:r>
+        <w:rPr>
+          <w:i/>
+          <w:iCs/>
+        </w:rPr>
+        <w:t xml:space="preserve">Farmers</w:t>
+      </w:r>
+      <w:r>
+        <w:rPr>
+          <w:i/>
+          <w:iCs/>
+        </w:rPr>
+        <w:t xml:space="preserve"> </w:t>
+      </w:r>
+      <w:r>
+        <w:rPr>
+          <w:i/>
+          <w:iCs/>
+        </w:rPr>
+        <w:t xml:space="preserve">Ins.</w:t>
+      </w:r>
+      <w:r>
+        <w:rPr>
+          <w:i/>
+          <w:iCs/>
+        </w:rPr>
+        <w:t xml:space="preserve"> </w:t>
+      </w:r>
+      <w:r>
+        <w:rPr>
+          <w:i/>
+          <w:iCs/>
+        </w:rPr>
+        <w:t xml:space="preserve">Co.</w:t>
+      </w:r>
+      <w:r>
+        <w:rPr>
+          <w:i/>
+          <w:iCs/>
+        </w:rPr>
+        <w:t xml:space="preserve"> </w:t>
+      </w:r>
+      <w:r>
+        <w:rPr>
+          <w:i/>
+          <w:iCs/>
+        </w:rPr>
+        <w:t xml:space="preserve">v.</w:t>
+      </w:r>
+      <w:r>
+        <w:rPr>
+          <w:i/>
+          <w:iCs/>
+        </w:rPr>
+        <w:t xml:space="preserve"> </w:t>
+      </w:r>
+      <w:r>
+        <w:rPr>
+          <w:i/>
+          <w:iCs/>
+        </w:rPr>
+        <w:t xml:space="preserve">Hughes-Bechtol,</w:t>
+      </w:r>
+      <w:r>
+        <w:rPr>
+          <w:i/>
+          <w:iCs/>
+        </w:rPr>
+        <w:t xml:space="preserve"> </w:t>
+      </w:r>
+      <w:r>
+        <w:rPr>
+          <w:i/>
+          <w:iCs/>
+        </w:rPr>
+        <w:t xml:space="preserve">Inc.</w:t>
+      </w:r>
+      <w:r>
+        <w:rPr>
+          <w:i/>
+          <w:iCs/>
+        </w:rPr>
+        <w:t xml:space="preserve"> </w:t>
+      </w:r>
+      <w:r>
+        <w:rPr>
+          <w:i/>
+          <w:iCs/>
+        </w:rPr>
+        <w:t xml:space="preserve">(In</w:t>
+      </w:r>
+      <w:r>
+        <w:rPr>
+          <w:i/>
+          <w:iCs/>
+        </w:rPr>
+        <w:t xml:space="preserve"> </w:t>
+      </w:r>
+      <w:r>
+        <w:rPr>
+          <w:i/>
+          <w:iCs/>
+        </w:rPr>
+        <w:t xml:space="preserve">re</w:t>
+      </w:r>
+      <w:r>
+        <w:rPr>
+          <w:i/>
+          <w:iCs/>
+        </w:rPr>
+        <w:t xml:space="preserve"> </w:t>
+      </w:r>
+      <w:r>
+        <w:rPr>
+          <w:i/>
+          <w:iCs/>
+        </w:rPr>
+        <w:t xml:space="preserve">Hughes-Bechtol,</w:t>
+      </w:r>
+      <w:r>
+        <w:rPr>
+          <w:i/>
+          <w:iCs/>
+        </w:rPr>
+        <w:t xml:space="preserve"> </w:t>
+      </w:r>
+      <w:r>
+        <w:rPr>
+          <w:i/>
+          <w:iCs/>
+        </w:rPr>
+        <w:t xml:space="preserve">Inc.)</w:t>
+      </w:r>
+      <w:r>
+        <w:t xml:space="preserve">,</w:t>
+      </w:r>
+      <w:r>
+        <w:t xml:space="preserve"> </w:t>
+      </w:r>
+      <w:r>
+        <w:t xml:space="preserve">225</w:t>
+      </w:r>
+      <w:r>
+        <w:t xml:space="preserve"> </w:t>
+      </w:r>
+      <w:r>
+        <w:t xml:space="preserve">F.3d</w:t>
+      </w:r>
+      <w:r>
+        <w:t xml:space="preserve"> </w:t>
+      </w:r>
+      <w:r>
+        <w:t xml:space="preserve">659</w:t>
+      </w:r>
+      <w:r>
+        <w:t xml:space="preserve"> </w:t>
+      </w:r>
+      <w:r>
+        <w:t xml:space="preserve">(table),</w:t>
+      </w:r>
+      <w:r>
+        <w:t xml:space="preserve"> </w:t>
+      </w:r>
+      <w:r>
+        <w:t xml:space="preserve">2000</w:t>
+      </w:r>
+      <w:r>
+        <w:t xml:space="preserve"> </w:t>
+      </w:r>
+      <w:r>
+        <w:t xml:space="preserve">WL</w:t>
+      </w:r>
+      <w:r>
+        <w:t xml:space="preserve"> </w:t>
+      </w:r>
+      <w:r>
+        <w:t xml:space="preserve">1091509</w:t>
+      </w:r>
+      <w:r>
+        <w:t xml:space="preserve"> </w:t>
+      </w:r>
+      <w:r>
+        <w:t xml:space="preserve">(6th</w:t>
+      </w:r>
+      <w:r>
+        <w:t xml:space="preserve"> </w:t>
+      </w:r>
+      <w:r>
+        <w:t xml:space="preserve">Cir.</w:t>
+      </w:r>
+      <w:r>
+        <w:t xml:space="preserve"> </w:t>
+      </w:r>
+      <w:r>
+        <w:t xml:space="preserve">2000)</w:t>
+      </w:r>
+      <w:r>
+        <w:t xml:space="preserve">   </w:t>
+      </w:r>
+      <w:r>
+        <w:tab/>
+      </w:r>
+      <w:r>
+        <w:t xml:space="preserve">6</w:t>
+      </w:r>
+    </w:p>
+    <w:p>
+      <w:pPr>
+        <w:pStyle w:val="BapLine"/>
+        <w:keepLines/>
+        <w:tabs>
+          <w:tab w:val="right" w:leader="dot" w:pos="9360"/>
+        </w:tabs>
+        <w:spacing w:before="140" w:after="0" w:line="364" w:lineRule="exact"/>
+        <w:ind w:left="720" w:right="1120" w:hanging="720"/>
+      </w:pPr>
+      <w:r>
+        <w:rPr>
+          <w:i/>
+          <w:iCs/>
+        </w:rPr>
+        <w:t xml:space="preserve">Siler</w:t>
+      </w:r>
+      <w:r>
+        <w:rPr>
+          <w:i/>
+          <w:iCs/>
+        </w:rPr>
+        <w:t xml:space="preserve"> </w:t>
+      </w:r>
+      <w:r>
+        <w:rPr>
+          <w:i/>
+          <w:iCs/>
+        </w:rPr>
+        <w:t xml:space="preserve">v.</w:t>
+      </w:r>
+      <w:r>
+        <w:rPr>
+          <w:i/>
+          <w:iCs/>
+        </w:rPr>
+        <w:t xml:space="preserve"> </w:t>
+      </w:r>
+      <w:r>
+        <w:rPr>
+          <w:i/>
+          <w:iCs/>
+        </w:rPr>
+        <w:t xml:space="preserve">White</w:t>
+      </w:r>
+      <w:r>
+        <w:rPr>
+          <w:i/>
+          <w:iCs/>
+        </w:rPr>
+        <w:t xml:space="preserve"> </w:t>
+      </w:r>
+      <w:r>
+        <w:rPr>
+          <w:i/>
+          <w:iCs/>
+        </w:rPr>
+        <w:t xml:space="preserve">Star</w:t>
+      </w:r>
+      <w:r>
+        <w:rPr>
+          <w:i/>
+          <w:iCs/>
+        </w:rPr>
+        <w:t xml:space="preserve"> </w:t>
+      </w:r>
+      <w:r>
+        <w:rPr>
+          <w:i/>
+          <w:iCs/>
+        </w:rPr>
+        <w:t xml:space="preserve">Coal</w:t>
+      </w:r>
+      <w:r>
+        <w:rPr>
+          <w:i/>
+          <w:iCs/>
+        </w:rPr>
+        <w:t xml:space="preserve"> </w:t>
+      </w:r>
+      <w:r>
+        <w:rPr>
+          <w:i/>
+          <w:iCs/>
+        </w:rPr>
+        <w:t xml:space="preserve">Co.</w:t>
+      </w:r>
+      <w:r>
+        <w:t xml:space="preserve">,</w:t>
+      </w:r>
+      <w:r>
+        <w:t xml:space="preserve"> </w:t>
+      </w:r>
+      <w:r>
+        <w:t xml:space="preserve">190</w:t>
+      </w:r>
+      <w:r>
+        <w:t xml:space="preserve"> </w:t>
+      </w:r>
+      <w:r>
+        <w:t xml:space="preserve">Ky.</w:t>
+      </w:r>
+      <w:r>
+        <w:t xml:space="preserve"> </w:t>
+      </w:r>
+      <w:r>
+        <w:t xml:space="preserve">7,</w:t>
+      </w:r>
+      <w:r>
+        <w:t xml:space="preserve"> </w:t>
+      </w:r>
+      <w:r>
+        <w:t xml:space="preserve">226</w:t>
+      </w:r>
+      <w:r>
+        <w:t xml:space="preserve"> </w:t>
+      </w:r>
+      <w:r>
+        <w:t xml:space="preserve">S.W.</w:t>
+      </w:r>
+      <w:r>
+        <w:t xml:space="preserve"> </w:t>
+      </w:r>
+      <w:r>
+        <w:t xml:space="preserve">102</w:t>
+      </w:r>
+      <w:r>
+        <w:t xml:space="preserve"> </w:t>
+      </w:r>
+      <w:r>
+        <w:t xml:space="preserve">(1920)</w:t>
+      </w:r>
+      <w:r>
+        <w:t xml:space="preserve">   </w:t>
+      </w:r>
+      <w:r>
+        <w:tab/>
+      </w:r>
+      <w:r>
+        <w:t xml:space="preserve">6</w:t>
+      </w:r>
+    </w:p>
+    <w:p>
+      <w:pPr>
+        <w:pStyle w:val="BapLine"/>
+        <w:keepNext/>
+        <w:keepLines/>
+        <w:spacing w:before="336" w:after="224" w:line="364" w:lineRule="exact"/>
+      </w:pPr>
+      <w:r>
+        <w:rPr>
+          <w:b/>
+          <w:bCs/>
+        </w:rPr>
+        <w:t xml:space="preserve">Statutes</w:t>
+      </w:r>
+    </w:p>
+    <w:p>
+      <w:pPr>
+        <w:pStyle w:val="BapLine"/>
+        <w:keepLines/>
+        <w:tabs>
+          <w:tab w:val="right" w:leader="dot" w:pos="9360"/>
+        </w:tabs>
+        <w:spacing w:before="140" w:after="0" w:line="364" w:lineRule="exact"/>
+        <w:ind w:left="720" w:right="1120" w:hanging="720"/>
+      </w:pPr>
+      <w:r>
+        <w:t xml:space="preserve">11</w:t>
+      </w:r>
+      <w:r>
+        <w:t xml:space="preserve"> </w:t>
+      </w:r>
+      <w:r>
+        <w:t xml:space="preserve">U.S.C.</w:t>
+      </w:r>
+      <w:r>
+        <w:t xml:space="preserve"> </w:t>
+      </w:r>
+      <w:r>
+        <w:t xml:space="preserve">§</w:t>
+      </w:r>
+      <w:r>
+        <w:t xml:space="preserve"> </w:t>
+      </w:r>
+      <w:r>
+        <w:t xml:space="preserve">1141</w:t>
+      </w:r>
+      <w:r>
+        <w:t xml:space="preserve">   </w:t>
+      </w:r>
+      <w:r>
+        <w:tab/>
+      </w:r>
+      <w:r>
+        <w:t xml:space="preserve">6</w:t>
+      </w:r>
+    </w:p>
+    <w:p>
+      <w:pPr>
+        <w:pStyle w:val="BapLine"/>
+        <w:keepLines/>
+        <w:tabs>
+          <w:tab w:val="right" w:leader="dot" w:pos="9360"/>
+        </w:tabs>
+        <w:spacing w:before="140" w:after="0" w:line="364" w:lineRule="exact"/>
+        <w:ind w:left="720" w:right="1120" w:hanging="720"/>
+      </w:pPr>
+      <w:r>
+        <w:t xml:space="preserve">28</w:t>
+      </w:r>
+      <w:r>
+        <w:t xml:space="preserve"> </w:t>
+      </w:r>
+      <w:r>
+        <w:t xml:space="preserve">U.S.C.</w:t>
+      </w:r>
+      <w:r>
+        <w:t xml:space="preserve"> </w:t>
+      </w:r>
+      <w:r>
+        <w:t xml:space="preserve">§</w:t>
+      </w:r>
+      <w:r>
+        <w:t xml:space="preserve"> </w:t>
+      </w:r>
+      <w:r>
+        <w:t xml:space="preserve">157(b)</w:t>
+      </w:r>
+      <w:r>
+        <w:t xml:space="preserve">   </w:t>
+      </w:r>
+      <w:r>
+        <w:tab/>
+      </w:r>
+      <w:r>
         <w:t xml:space="preserve">1</w:t>
       </w:r>
     </w:p>
     <w:p>
       <w:pPr>
-        <w:pStyle w:val="TOCEntry1"/>
-      </w:pPr>
-      <w:r>
-        <w:t xml:space="preserve">Standard of Review</w:t>
+        <w:pStyle w:val="BapLine"/>
+        <w:keepLines/>
+        <w:tabs>
+          <w:tab w:val="right" w:leader="dot" w:pos="9360"/>
+        </w:tabs>
+        <w:spacing w:before="140" w:after="0" w:line="364" w:lineRule="exact"/>
+        <w:ind w:left="720" w:right="1120" w:hanging="720"/>
+      </w:pPr>
+      <w:r>
+        <w:t xml:space="preserve">28</w:t>
+      </w:r>
+      <w:r>
+        <w:t xml:space="preserve"> </w:t>
+      </w:r>
+      <w:r>
+        <w:t xml:space="preserve">U.S.C.</w:t>
+      </w:r>
+      <w:r>
+        <w:t xml:space="preserve"> </w:t>
+      </w:r>
+      <w:r>
+        <w:t xml:space="preserve">§</w:t>
+      </w:r>
+      <w:r>
+        <w:t xml:space="preserve"> </w:t>
+      </w:r>
+      <w:r>
+        <w:t xml:space="preserve">158(a)(1)</w:t>
+      </w:r>
+      <w:r>
+        <w:t xml:space="preserve">   </w:t>
       </w:r>
       <w:r>
         <w:tab/>
       </w:r>
       <w:r>
-        <w:t xml:space="preserve">4</w:t>
-      </w:r>
-    </w:p>
-    <w:p>
-      <w:pPr>
-        <w:pStyle w:val="TOCEntry1"/>
-      </w:pPr>
-      <w:r>
-        <w:t xml:space="preserve">Summary of Argument</w:t>
+        <w:t xml:space="preserve">1</w:t>
+      </w:r>
+    </w:p>
+    <w:p>
+      <w:pPr>
+        <w:pStyle w:val="BapLine"/>
+        <w:keepLines/>
+        <w:tabs>
+          <w:tab w:val="right" w:leader="dot" w:pos="9360"/>
+        </w:tabs>
+        <w:spacing w:before="140" w:after="0" w:line="364" w:lineRule="exact"/>
+        <w:ind w:left="720" w:right="1120" w:hanging="720"/>
+      </w:pPr>
+      <w:r>
+        <w:t xml:space="preserve">28</w:t>
+      </w:r>
+      <w:r>
+        <w:t xml:space="preserve"> </w:t>
+      </w:r>
+      <w:r>
+        <w:t xml:space="preserve">U.S.C.</w:t>
+      </w:r>
+      <w:r>
+        <w:t xml:space="preserve"> </w:t>
+      </w:r>
+      <w:r>
+        <w:t xml:space="preserve">§§</w:t>
+      </w:r>
+      <w:r>
+        <w:t xml:space="preserve"> </w:t>
+      </w:r>
+      <w:r>
+        <w:t xml:space="preserve">157</w:t>
+      </w:r>
+      <w:r>
+        <w:t xml:space="preserve"> </w:t>
+      </w:r>
+      <w:r>
+        <w:t xml:space="preserve">and</w:t>
+      </w:r>
+      <w:r>
+        <w:t xml:space="preserve"> </w:t>
+      </w:r>
+      <w:r>
+        <w:t xml:space="preserve">1334</w:t>
+      </w:r>
+      <w:r>
+        <w:t xml:space="preserve">   </w:t>
       </w:r>
       <w:r>
         <w:tab/>
       </w:r>
       <w:r>
-        <w:t xml:space="preserve">4</w:t>
-      </w:r>
-    </w:p>
-    <w:p>
-      <w:pPr>
-        <w:pStyle w:val="TOCEntry1"/>
-      </w:pPr>
-      <w:r>
-        <w:t xml:space="preserve">Argument</w:t>
-      </w:r>
-      <w:r>
-        <w:tab/>
-      </w:r>
-      <w:r>
-        <w:t xml:space="preserve">5</w:t>
-      </w:r>
-    </w:p>
-    <w:p>
-      <w:pPr>
-        <w:pStyle w:val="TOCEntry1"/>
-      </w:pPr>
-      <w:r>
-        <w:t xml:space="preserve">I. The Carve-Out Survives Plan Confirmation in the Chapter 7 Proceeding</w:t>
-      </w:r>
-      <w:r>
-        <w:tab/>
-      </w:r>
-      <w:r>
-        <w:t xml:space="preserve">5</w:t>
-      </w:r>
-    </w:p>
-    <w:p>
-      <w:pPr>
-        <w:pStyle w:val="TOCEntry1"/>
-      </w:pPr>
-      <w:r>
-        <w:t xml:space="preserve">Conclusion</w:t>
-      </w:r>
-      <w:r>
-        <w:tab/>
-      </w:r>
-      <w:r>
-        <w:t xml:space="preserve">7</w:t>
-      </w:r>
-    </w:p>
-    <w:p>
-      <w:pPr>
-        <w:pStyle w:val="AuthoritiesHeading"/>
-      </w:pPr>
-      <w:r>
-        <w:t xml:space="preserve">Table of Authorities</w:t>
-      </w:r>
-    </w:p>
-    <w:p>
-      <w:pPr>
-        <w:pStyle w:val="AuthorityKind"/>
-      </w:pPr>
-      <w:r>
-        <w:t xml:space="preserve">Cases</w:t>
-      </w:r>
-    </w:p>
-    <w:p>
-      <w:pPr>
-        <w:pStyle w:val="TOAEntry"/>
-      </w:pPr>
-      <w:r>
-        <w:rPr>
-          <w:i/>
-          <w:iCs/>
-        </w:rPr>
-        <w:t xml:space="preserve">Costa v. Robotic Vision Sys. (In re Robotic Vision Sys.)</w:t>
-      </w:r>
-      <w:r>
-        <w:t xml:space="preserve">, 367 B.R. 232 (B.A.P. 1st Cir. 2007)</w:t>
-      </w:r>
-      <w:r>
-        <w:tab/>
-      </w:r>
-      <w:r>
-        <w:t xml:space="preserve">5</w:t>
-      </w:r>
-    </w:p>
-    <w:p>
-      <w:pPr>
-        <w:pStyle w:val="TOAEntry"/>
-      </w:pPr>
-      <w:r>
-        <w:rPr>
-          <w:i/>
-          <w:iCs/>
-        </w:rPr>
-        <w:t xml:space="preserve">Darrohn v. Hildebrand (In re Darrohn)</w:t>
-      </w:r>
-      <w:r>
-        <w:t xml:space="preserve">, 615 F.3d 470 (6th Cir. 2010)</w:t>
-      </w:r>
-      <w:r>
-        <w:tab/>
-      </w:r>
-      <w:r>
-        <w:t xml:space="preserve">4</w:t>
-      </w:r>
-    </w:p>
-    <w:p>
-      <w:pPr>
-        <w:pStyle w:val="TOAEntry"/>
-      </w:pPr>
-      <w:r>
-        <w:rPr>
-          <w:i/>
-          <w:iCs/>
-        </w:rPr>
-        <w:t xml:space="preserve">Denver &amp; R. G. W. R. Co. v. Goldman, Sachs &amp; Co.</w:t>
-      </w:r>
-      <w:r>
-        <w:t xml:space="preserve">, 212 F.2d 627 (10th Cir. 1954)</w:t>
-      </w:r>
-      <w:r>
-        <w:tab/>
-      </w:r>
-      <w:r>
-        <w:t xml:space="preserve">6</w:t>
-      </w:r>
-    </w:p>
-    <w:p>
-      <w:pPr>
-        <w:pStyle w:val="TOAEntry"/>
-      </w:pPr>
-      <w:r>
-        <w:rPr>
-          <w:i/>
-          <w:iCs/>
-        </w:rPr>
-        <w:t xml:space="preserve">E. Coast Miner LLC v. Nixon Peabody LLP (In re Licking River Mining, LLC)</w:t>
-      </w:r>
-      <w:r>
-        <w:t xml:space="preserve">, 911 F.3d 806 (6th Cir. 2018)</w:t>
-      </w:r>
-      <w:r>
-        <w:tab/>
-      </w:r>
-      <w:r>
-        <w:t xml:space="preserve">4</w:t>
-      </w:r>
-    </w:p>
-    <w:p>
-      <w:pPr>
-        <w:pStyle w:val="TOAEntry"/>
-      </w:pPr>
-      <w:r>
-        <w:rPr>
-          <w:i/>
-          <w:iCs/>
-        </w:rPr>
-        <w:t xml:space="preserve">Harper v. The Oversight Comm. (In re Conoco, Inc.)</w:t>
-      </w:r>
-      <w:r>
-        <w:t xml:space="preserve">, 855 F.3d 703 (6th Cir. 2017)</w:t>
-      </w:r>
-      <w:r>
-        <w:tab/>
-      </w:r>
-      <w:r>
-        <w:t xml:space="preserve">4</w:t>
-      </w:r>
-    </w:p>
-    <w:p>
-      <w:pPr>
-        <w:pStyle w:val="TOAEntry"/>
-      </w:pPr>
-      <w:r>
-        <w:rPr>
-          <w:i/>
-          <w:iCs/>
-        </w:rPr>
-        <w:t xml:space="preserve">Ohio Farmers Ins. Co. v. Hughes-Bechtol, Inc. (In re Hughes-Bechtol, Inc.)</w:t>
-      </w:r>
-      <w:r>
-        <w:t xml:space="preserve">, 225 F.3d 659 (table), 2000 WL 1091509 (6th Cir. 2000)</w:t>
-      </w:r>
-      <w:r>
-        <w:tab/>
-      </w:r>
-      <w:r>
-        <w:t xml:space="preserve">5</w:t>
-      </w:r>
-    </w:p>
-    <w:p>
-      <w:pPr>
-        <w:pStyle w:val="TOAEntry"/>
-      </w:pPr>
-      <w:r>
-        <w:rPr>
-          <w:i/>
-          <w:iCs/>
-        </w:rPr>
-        <w:t xml:space="preserve">Siler v. White Star Coal Co.</w:t>
-      </w:r>
-      <w:r>
-        <w:t xml:space="preserve">, 190 Ky. 7, 226 S.W. 102 (1920)</w:t>
-      </w:r>
-      <w:r>
-        <w:tab/>
-      </w:r>
-      <w:r>
-        <w:t xml:space="preserve">6</w:t>
-      </w:r>
-    </w:p>
-    <w:p>
-      <w:pPr>
-        <w:pStyle w:val="AuthorityKind"/>
-      </w:pPr>
-      <w:r>
-        <w:t xml:space="preserve">Statutes</w:t>
-      </w:r>
-    </w:p>
-    <w:p>
-      <w:pPr>
-        <w:pStyle w:val="TOAEntry"/>
-      </w:pPr>
-      <w:r>
-        <w:t xml:space="preserve">11 U.S.C. § 1141</w:t>
-      </w:r>
-      <w:r>
-        <w:tab/>
-      </w:r>
-      <w:r>
-        <w:t xml:space="preserve">6</w:t>
-      </w:r>
-    </w:p>
-    <w:p>
-      <w:pPr>
-        <w:pStyle w:val="TOAEntry"/>
-      </w:pPr>
-      <w:r>
-        <w:t xml:space="preserve">28 U.S.C. § 157(b)</w:t>
-      </w:r>
-      <w:r>
-        <w:tab/>
-      </w:r>
-      <w:r>
         <w:t xml:space="preserve">1</w:t>
       </w:r>
     </w:p>
     <w:p>
       <w:pPr>
-        <w:pStyle w:val="TOAEntry"/>
-      </w:pPr>
-      <w:r>
-        <w:t xml:space="preserve">28 U.S.C. § 158(a)(1)</w:t>
-      </w:r>
-      <w:r>
-        <w:tab/>
-      </w:r>
-      <w:r>
-        <w:t xml:space="preserve">1</w:t>
-      </w:r>
-    </w:p>
-    <w:p>
-      <w:pPr>
-        <w:pStyle w:val="TOAEntry"/>
-      </w:pPr>
-      <w:r>
-        <w:t xml:space="preserve">28 U.S.C. §§ 157 and 1334</w:t>
-      </w:r>
-      <w:r>
-        <w:tab/>
-      </w:r>
-      <w:r>
-        <w:t xml:space="preserve">1</w:t>
-      </w:r>
-    </w:p>
-    <w:p>
-      <w:pPr>
-        <w:pStyle w:val="FrontHeadingBreak"/>
-      </w:pPr>
-      <w:r>
+        <w:pStyle w:val="BapLine"/>
+        <w:keepNext/>
+        <w:keepLines/>
+        <w:pageBreakBefore/>
+        <w:spacing w:before="0" w:after="336" w:line="480" w:lineRule="exact"/>
+        <w:jc w:val="center"/>
+      </w:pPr>
+      <w:r>
+        <w:rPr>
+          <w:b/>
+          <w:bCs/>
+          <w:sz w:val="39"/>
+          <w:szCs w:val="39"/>
+        </w:rPr>
         <w:t xml:space="preserve">Statement Regarding Oral Argument</w:t>
       </w:r>
     </w:p>
@@ -640,22 +2716,67 @@
     </w:p>
     <w:p>
       <w:pPr>
-        <w:pStyle w:val="SectionEnd"/>
+        <w:spacing w:before="0" w:after="0" w:line="20" w:lineRule="exact"/>
         <w:sectPr>
-          <w:footerReference w:type="default" r:id="rIdFtrPage"/>
+          <w:footerReference w:type="default" r:id="rIdBapPage"/>
           <w:pgSz w:w="12240" w:h="15840"/>
           <w:pgMar w:top="1440" w:right="1440" w:bottom="1440" w:left="1440" w:header="720" w:footer="720" w:gutter="0"/>
           <w:pgNumType w:fmt="lowerRoman" w:start="1"/>
-          <w:cols w:space="720"/>
         </w:sectPr>
       </w:pPr>
     </w:p>
     <w:p>
       <w:pPr>
-        <w:pStyle w:val="Heading1Top"/>
-      </w:pPr>
-      <w:r>
-        <w:t xml:space="preserve">Statement of Jurisdiction</w:t>
+        <w:pStyle w:val="BapLine"/>
+        <w:keepNext/>
+        <w:keepLines/>
+        <w:spacing w:before="0" w:after="336" w:line="480" w:lineRule="exact"/>
+        <w:jc w:val="center"/>
+      </w:pPr>
+      <w:r>
+        <w:rPr>
+          <w:b/>
+          <w:bCs/>
+          <w:sz w:val="39"/>
+          <w:szCs w:val="39"/>
+        </w:rPr>
+        <w:t xml:space="preserve">Statement</w:t>
+      </w:r>
+      <w:r>
+        <w:rPr>
+          <w:b/>
+          <w:bCs/>
+          <w:sz w:val="39"/>
+          <w:szCs w:val="39"/>
+        </w:rPr>
+        <w:t xml:space="preserve"> </w:t>
+      </w:r>
+      <w:r>
+        <w:rPr>
+          <w:b/>
+          <w:bCs/>
+          <w:sz w:val="39"/>
+          <w:szCs w:val="39"/>
+        </w:rPr>
+        <w:t xml:space="preserve">of</w:t>
+      </w:r>
+      <w:r>
+        <w:rPr>
+          <w:b/>
+          <w:bCs/>
+          <w:sz w:val="39"/>
+          <w:szCs w:val="39"/>
+        </w:rPr>
+        <w:t xml:space="preserve"> </w:t>
+      </w:r>
+      <w:r>
+        <w:rPr>
+          <w:b/>
+          <w:bCs/>
+          <w:sz w:val="39"/>
+          <w:szCs w:val="39"/>
+        </w:rPr>
+        <w:t xml:space="preserve">Jurisdiction</w:t>
       </w:r>
     </w:p>
     <w:p>
@@ -663,18 +2784,80 @@
         <w:pStyle w:val="FirstParagraph"/>
       </w:pPr>
       <w:r>
-        <w:t xml:space="preserve">This is an appeal by Appellants Dinsmore &amp; Shohl LLP (“Dinsmore”), Bingham Greenebaum Doll LLP (“BGD”), Fox Rothschild LLP (“Fox”), and Phoenix Management Services, LLC (“Phoenix” collectively, the “Professionals”) from the Memorandum Opinion and Order [Docket No. 424] (the “Opinion”) entered on March 13, 2019 by the United States Bankruptcy Court for the Western District of Kentucky (the “Bankruptcy Court”). The Opinion constitutes a final judgment. The Bankruptcy Court had jurisdiction over this matter under 28 U.S.C. §§ 157 and 1334, and the matter is a core proceeding under 28 U.S.C. § 157(b). This Court has appellate jurisdiction over this matter pursuant to 28 U.S.C. § 158(a)(1).</w:t>
-      </w:r>
-    </w:p>
-    <w:p>
-      <w:pPr>
-        <w:pStyle w:val="Heading1"/>
-      </w:pPr>
-      <w:bookmarkStart w:id="9" w:name="_645aebb8e95d06ef7b3e6141bef958389e56f04"/>
-      <w:r>
-        <w:t xml:space="preserve">Statement of the Issues</w:t>
-      </w:r>
-      <w:bookmarkEnd w:id="9"/>
+        <w:t xml:space="preserve">This is an appeal by Appellants Dinsmore &amp; Shohl LLP (“Dinsmore”), Bingham Greenebaum Doll LLP (“BGD”), Fox Rothschild LLP (“Fox”), and Phoenix Management Services, LLC (“Phoenix” collectively, the “Professionals”) from the Memorandum Opinion and Order [Docket No. 424] (the “Opinion”) entered on March 13, 2019 by the United States Bankruptcy Court for the Western District of Kentucky (the “Bankruptcy Court”). The Opinion constitutes a final judgment. The Bankruptcy Court had jurisdiction over this matter under 28 U.S.C. §§ 157 and 1334, and the matter is a core proceeding under 28 U.S.C. § 157(b). This Court has appellate jurisdiction over this matter pursuant to 28 U.S.C. § 158(a)(1).</w:t>
+      </w:r>
+    </w:p>
+    <w:p>
+      <w:pPr>
+        <w:pStyle w:val="BapLine"/>
+        <w:keepNext/>
+        <w:keepLines/>
+        <w:spacing w:before="448" w:after="336" w:line="480" w:lineRule="exact"/>
+        <w:jc w:val="center"/>
+      </w:pPr>
+      <w:r>
+        <w:rPr>
+          <w:b/>
+          <w:bCs/>
+          <w:sz w:val="39"/>
+          <w:szCs w:val="39"/>
+        </w:rPr>
+        <w:t xml:space="preserve">Statement</w:t>
+      </w:r>
+      <w:r>
+        <w:rPr>
+          <w:b/>
+          <w:bCs/>
+          <w:sz w:val="39"/>
+          <w:szCs w:val="39"/>
+        </w:rPr>
+        <w:t xml:space="preserve"> </w:t>
+      </w:r>
+      <w:r>
+        <w:rPr>
+          <w:b/>
+          <w:bCs/>
+          <w:sz w:val="39"/>
+          <w:szCs w:val="39"/>
+        </w:rPr>
+        <w:t xml:space="preserve">of</w:t>
+      </w:r>
+      <w:r>
+        <w:rPr>
+          <w:b/>
+          <w:bCs/>
+          <w:sz w:val="39"/>
+          <w:szCs w:val="39"/>
+        </w:rPr>
+        <w:t xml:space="preserve"> </w:t>
+      </w:r>
+      <w:r>
+        <w:rPr>
+          <w:b/>
+          <w:bCs/>
+          <w:sz w:val="39"/>
+          <w:szCs w:val="39"/>
+        </w:rPr>
+        <w:t xml:space="preserve">the</w:t>
+      </w:r>
+      <w:r>
+        <w:rPr>
+          <w:b/>
+          <w:bCs/>
+          <w:sz w:val="39"/>
+          <w:szCs w:val="39"/>
+        </w:rPr>
+        <w:t xml:space="preserve"> </w:t>
+      </w:r>
+      <w:r>
+        <w:rPr>
+          <w:b/>
+          <w:bCs/>
+          <w:sz w:val="39"/>
+          <w:szCs w:val="39"/>
+        </w:rPr>
+        <w:t xml:space="preserve">Issues</w:t>
+      </w:r>
     </w:p>
     <w:p>
       <w:pPr>
@@ -686,13 +2869,75 @@
     </w:p>
     <w:p>
       <w:pPr>
-        <w:pStyle w:val="Heading1"/>
-      </w:pPr>
-      <w:bookmarkStart w:id="10" w:name="_9ce86cd89e816c495213921bce711286420babc"/>
-      <w:r>
-        <w:t xml:space="preserve">Statement of the Case</w:t>
-      </w:r>
-      <w:bookmarkEnd w:id="10"/>
+        <w:pStyle w:val="BapLine"/>
+        <w:keepNext/>
+        <w:keepLines/>
+        <w:spacing w:before="448" w:after="336" w:line="480" w:lineRule="exact"/>
+        <w:jc w:val="center"/>
+      </w:pPr>
+      <w:r>
+        <w:rPr>
+          <w:b/>
+          <w:bCs/>
+          <w:sz w:val="39"/>
+          <w:szCs w:val="39"/>
+        </w:rPr>
+        <w:t xml:space="preserve">Statement</w:t>
+      </w:r>
+      <w:r>
+        <w:rPr>
+          <w:b/>
+          <w:bCs/>
+          <w:sz w:val="39"/>
+          <w:szCs w:val="39"/>
+        </w:rPr>
+        <w:t xml:space="preserve"> </w:t>
+      </w:r>
+      <w:r>
+        <w:rPr>
+          <w:b/>
+          <w:bCs/>
+          <w:sz w:val="39"/>
+          <w:szCs w:val="39"/>
+        </w:rPr>
+        <w:t xml:space="preserve">of</w:t>
+      </w:r>
+      <w:r>
+        <w:rPr>
+          <w:b/>
+          <w:bCs/>
+          <w:sz w:val="39"/>
+          <w:szCs w:val="39"/>
+        </w:rPr>
+        <w:t xml:space="preserve"> </w:t>
+      </w:r>
+      <w:r>
+        <w:rPr>
+          <w:b/>
+          <w:bCs/>
+          <w:sz w:val="39"/>
+          <w:szCs w:val="39"/>
+        </w:rPr>
+        <w:t xml:space="preserve">the</w:t>
+      </w:r>
+      <w:r>
+        <w:rPr>
+          <w:b/>
+          <w:bCs/>
+          <w:sz w:val="39"/>
+          <w:szCs w:val="39"/>
+        </w:rPr>
+        <w:t xml:space="preserve"> </w:t>
+      </w:r>
+      <w:r>
+        <w:rPr>
+          <w:b/>
+          <w:bCs/>
+          <w:sz w:val="39"/>
+          <w:szCs w:val="39"/>
+        </w:rPr>
+        <w:t xml:space="preserve">Case</w:t>
+      </w:r>
     </w:p>
     <w:p>
       <w:pPr>
@@ -707,7 +2952,7 @@
         <w:pStyle w:val="BodyText"/>
       </w:pPr>
       <w:r>
-        <w:t xml:space="preserve">On May 2, 2016, Chieftain Steel, LLC filed a voluntary petition for relief under chapter 11 of the Bankruptcy Code. On August 4, 2016, the Bankruptcy Court entered the Second Agreed Order (I) Authorizing Debtor to Utilize Cash Collateral of Prepetition Lender [Docket No. 101] (the “Second Interim Cash Collateral Order”). The Second Interim Cash Collateral Order requires UCB to set aside $20,000 per month for Dinsmore and $20,000 per month for the other Professionals. Its operative paragraph provides that “[p]ayment of any amounts on account of the Post-Petition Replacement Liens, the United Cumberland Pre-Petition Indebtedness, and the United Cumberland Pre-Petition Liens, shall be subject and subordinate to payment of the Carve-Out.” (Second Interim Cash Collateral Order § 9(a)). “The Debtor shall pay the Carve-Out as funds permit without causing an overdraft.”</w:t>
+        <w:t xml:space="preserve">On May 2, 2016, Chieftain Steel, LLC filed a voluntary petition for relief under chapter 11 of the Bankruptcy Code. On August 4, 2016, the Bankruptcy Court entered the Second Agreed Order (I) Authorizing Debtor to Utilize Cash Collateral of Prepetition Lender [Docket No. 101] (the “Second Interim Cash Collateral Order”). The Second Interim Cash Collateral Order requires UCB to set aside $20,000 per month for Dinsmore and $20,000 per month for the other Professionals. Its operative paragraph provides that “[p]ayment of any amounts on account of the Post-Petition Replacement Liens, the United Cumberland Pre-Petition Indebtedness, and the United Cumberland Pre-Petition Liens, shall be subject and subordinate to payment of the Carve-Out.” (Second Interim Cash Collateral Order § 9(a)). “The Debtor shall pay the Carve-Out as funds permit without causing an overdraft.”</w:t>
       </w:r>
       <w:r>
         <w:t xml:space="preserve"> </w:t>
@@ -725,7 +2970,7 @@
         <w:pStyle w:val="BodyText"/>
       </w:pPr>
       <w:r>
-        <w:t xml:space="preserve">On April 17, 2017 the Court entered the Final Cash Collateral Order which included the Carve-Out up to any amount approved by the Bankruptcy Court. [Docket No. 246]. Each of the Cash Collateral Orders was negotiated, and agreed to, by UCB.</w:t>
+        <w:t xml:space="preserve">On April 17, 2017 the Court entered the Final Cash Collateral Order which included the Carve-Out up to any amount approved by the Bankruptcy Court. [Docket No. 246]. Each of the Cash Collateral Orders was negotiated, and agreed to, by UCB.</w:t>
       </w:r>
     </w:p>
     <w:p>
@@ -733,7 +2978,13 @@
         <w:pStyle w:val="BodyText"/>
       </w:pPr>
       <w:r>
-        <w:t xml:space="preserve">On April 18, 2017, the Debtors filed the Second Amended Plan of Reorganization [Docket No. 249-1] (the “Plan”). The Plan recognizes the Carve-Out and states that the Professionals’ fees will be paid in full when awarded by the Bankruptcy Court. Plan § 3.05 provides that any award “shall be paid in full in such amounts as are Allowed by an Order of the Bankruptcy Court, first, from any Carve-Out amounts held in escrow by an Entity asserting such Professional Fee Claim and, second, if Carve-Out amounts held by the Entity are exhausted, the Professional Fee Claim will be payable as soon as practicable.”</w:t>
+        <w:t xml:space="preserve">On April 18, 2017, the Debtors filed the Second Amended Plan of Reorganization [Docket No. 249</w:t>
+      </w:r>
+      <w:r>
+        <w:noBreakHyphen/>
+      </w:r>
+      <w:r>
+        <w:t xml:space="preserve">1] (the “Plan”). The Plan recognizes the Carve-Out and states that the Professionals’ fees will be paid in full when awarded by the Bankruptcy Court. Plan § 3.05 provides that any award “shall be paid in full in such amounts as are Allowed by an Order of the Bankruptcy Court, first, from any Carve-Out amounts held in escrow by an Entity asserting such Professional Fee Claim and, second, if Carve-Out amounts held by the Entity are exhausted, the Professional Fee Claim will be payable as soon as practicable.”</w:t>
       </w:r>
     </w:p>
     <w:p>
@@ -746,13 +2997,57 @@
     </w:p>
     <w:p>
       <w:pPr>
-        <w:pStyle w:val="Heading1"/>
-      </w:pPr>
-      <w:bookmarkStart w:id="11" w:name="_9339ea4a612847623b5ac5d9b950ce636f60fb0"/>
-      <w:r>
-        <w:t xml:space="preserve">Standard of Review</w:t>
-      </w:r>
-      <w:bookmarkEnd w:id="11"/>
+        <w:pStyle w:val="BapLine"/>
+        <w:keepNext/>
+        <w:keepLines/>
+        <w:spacing w:before="448" w:after="336" w:line="480" w:lineRule="exact"/>
+        <w:jc w:val="center"/>
+      </w:pPr>
+      <w:r>
+        <w:rPr>
+          <w:b/>
+          <w:bCs/>
+          <w:sz w:val="39"/>
+          <w:szCs w:val="39"/>
+        </w:rPr>
+        <w:t xml:space="preserve">Standard</w:t>
+      </w:r>
+      <w:r>
+        <w:rPr>
+          <w:b/>
+          <w:bCs/>
+          <w:sz w:val="39"/>
+          <w:szCs w:val="39"/>
+        </w:rPr>
+        <w:t xml:space="preserve"> </w:t>
+      </w:r>
+      <w:r>
+        <w:rPr>
+          <w:b/>
+          <w:bCs/>
+          <w:sz w:val="39"/>
+          <w:szCs w:val="39"/>
+        </w:rPr>
+        <w:t xml:space="preserve">of</w:t>
+      </w:r>
+      <w:r>
+        <w:rPr>
+          <w:b/>
+          <w:bCs/>
+          <w:sz w:val="39"/>
+          <w:szCs w:val="39"/>
+        </w:rPr>
+        <w:t xml:space="preserve"> </w:t>
+      </w:r>
+      <w:r>
+        <w:rPr>
+          <w:b/>
+          <w:bCs/>
+          <w:sz w:val="39"/>
+          <w:szCs w:val="39"/>
+        </w:rPr>
+        <w:t xml:space="preserve">Review</w:t>
+      </w:r>
     </w:p>
     <w:p>
       <w:pPr>
@@ -813,13 +3108,57 @@
     </w:p>
     <w:p>
       <w:pPr>
-        <w:pStyle w:val="Heading1"/>
-      </w:pPr>
-      <w:bookmarkStart w:id="12" w:name="_46604d111831f1e81d7ad6a7ac73e8c7d2c5dc8"/>
-      <w:r>
-        <w:t xml:space="preserve">Summary of Argument</w:t>
-      </w:r>
-      <w:bookmarkEnd w:id="12"/>
+        <w:pStyle w:val="BapLine"/>
+        <w:keepNext/>
+        <w:keepLines/>
+        <w:spacing w:before="448" w:after="336" w:line="480" w:lineRule="exact"/>
+        <w:jc w:val="center"/>
+      </w:pPr>
+      <w:r>
+        <w:rPr>
+          <w:b/>
+          <w:bCs/>
+          <w:sz w:val="39"/>
+          <w:szCs w:val="39"/>
+        </w:rPr>
+        <w:t xml:space="preserve">Summary</w:t>
+      </w:r>
+      <w:r>
+        <w:rPr>
+          <w:b/>
+          <w:bCs/>
+          <w:sz w:val="39"/>
+          <w:szCs w:val="39"/>
+        </w:rPr>
+        <w:t xml:space="preserve"> </w:t>
+      </w:r>
+      <w:r>
+        <w:rPr>
+          <w:b/>
+          <w:bCs/>
+          <w:sz w:val="39"/>
+          <w:szCs w:val="39"/>
+        </w:rPr>
+        <w:t xml:space="preserve">of</w:t>
+      </w:r>
+      <w:r>
+        <w:rPr>
+          <w:b/>
+          <w:bCs/>
+          <w:sz w:val="39"/>
+          <w:szCs w:val="39"/>
+        </w:rPr>
+        <w:t xml:space="preserve"> </w:t>
+      </w:r>
+      <w:r>
+        <w:rPr>
+          <w:b/>
+          <w:bCs/>
+          <w:sz w:val="39"/>
+          <w:szCs w:val="39"/>
+        </w:rPr>
+        <w:t xml:space="preserve">Argument</w:t>
+      </w:r>
     </w:p>
     <w:p>
       <w:pPr>
@@ -847,20 +3186,28 @@
     </w:p>
     <w:p>
       <w:pPr>
-        <w:pStyle w:val="Heading1"/>
-      </w:pPr>
-      <w:bookmarkStart w:id="13" w:name="_argument"/>
-      <w:r>
+        <w:pStyle w:val="BapLine"/>
+        <w:keepNext/>
+        <w:keepLines/>
+        <w:spacing w:before="448" w:after="336" w:line="480" w:lineRule="exact"/>
+        <w:jc w:val="center"/>
+      </w:pPr>
+      <w:r>
+        <w:rPr>
+          <w:b/>
+          <w:bCs/>
+          <w:sz w:val="39"/>
+          <w:szCs w:val="39"/>
+        </w:rPr>
         <w:t xml:space="preserve">Argument</w:t>
       </w:r>
-      <w:bookmarkEnd w:id="13"/>
     </w:p>
     <w:p>
       <w:pPr>
         <w:pStyle w:val="FirstParagraph"/>
       </w:pPr>
       <w:r>
-        <w:t xml:space="preserve">The Bankruptcy Court set a dangerous precedent in denying the Professionals’ Carve-Out Motion [Docket No. 424] which, if not reversed, will lead to many more disputes between professionals and creditors to companies in bankruptcy, compromising the effective administration of the bankruptcy process. Carve out agreements are required for an effective bankruptcy system. As the Bankruptcy Appellate Panel for the First Circuit explained, a “carve-out agreement” is generally understood to be an agreement by a party secured by all or some of the assets of the estate to allow some portion of its lien proceeds to be paid to others, i.e., to carve out of its lien position.</w:t>
+        <w:t xml:space="preserve">The Bankruptcy Court set a dangerous precedent in denying the Professionals’ Carve-Out Motion [Docket No. 424] which, if not reversed, will lead to many more disputes between professionals and creditors to companies in bankruptcy, compromising the effective administration of the bankruptcy process. Carve out agreements are required for an effective bankruptcy system. As the Bankruptcy Appellate Panel for the First Circuit explained, a “carve-out agreement” is generally understood to be an agreement by a party secured by all or some of the assets of the estate to allow some portion of its lien proceeds to be paid to others, i.e., to carve out of its lien position.</w:t>
       </w:r>
       <w:r>
         <w:t xml:space="preserve"> </w:t>
@@ -878,13 +3225,201 @@
     </w:p>
     <w:p>
       <w:pPr>
-        <w:pStyle w:val="Heading1"/>
-      </w:pPr>
-      <w:bookmarkStart w:id="14" w:name="_2f45ed9a3dcdd4757a6071549d6adffd26daae2"/>
-      <w:r>
-        <w:t xml:space="preserve">I. The Carve-Out Survives Plan Confirmation in the Chapter 7 Proceeding</w:t>
-      </w:r>
-      <w:bookmarkEnd w:id="14"/>
+        <w:pStyle w:val="BapLine"/>
+        <w:keepNext/>
+        <w:keepLines/>
+        <w:spacing w:before="448" w:after="336" w:line="480" w:lineRule="exact"/>
+        <w:jc w:val="center"/>
+      </w:pPr>
+      <w:r>
+        <w:rPr>
+          <w:b/>
+          <w:bCs/>
+          <w:sz w:val="39"/>
+          <w:szCs w:val="39"/>
+        </w:rPr>
+        <w:t xml:space="preserve">I.</w:t>
+      </w:r>
+      <w:r>
+        <w:rPr>
+          <w:b/>
+          <w:bCs/>
+          <w:sz w:val="39"/>
+          <w:szCs w:val="39"/>
+        </w:rPr>
+        <w:t xml:space="preserve"> </w:t>
+      </w:r>
+      <w:r>
+        <w:rPr>
+          <w:b/>
+          <w:bCs/>
+          <w:sz w:val="39"/>
+          <w:szCs w:val="39"/>
+        </w:rPr>
+        <w:t xml:space="preserve">The</w:t>
+      </w:r>
+      <w:r>
+        <w:rPr>
+          <w:b/>
+          <w:bCs/>
+          <w:sz w:val="39"/>
+          <w:szCs w:val="39"/>
+        </w:rPr>
+        <w:t xml:space="preserve"> </w:t>
+      </w:r>
+      <w:r>
+        <w:rPr>
+          <w:b/>
+          <w:bCs/>
+          <w:sz w:val="39"/>
+          <w:szCs w:val="39"/>
+        </w:rPr>
+        <w:t xml:space="preserve">Carve-Out</w:t>
+      </w:r>
+      <w:r>
+        <w:rPr>
+          <w:b/>
+          <w:bCs/>
+          <w:sz w:val="39"/>
+          <w:szCs w:val="39"/>
+        </w:rPr>
+        <w:t xml:space="preserve"> </w:t>
+      </w:r>
+      <w:r>
+        <w:rPr>
+          <w:b/>
+          <w:bCs/>
+          <w:sz w:val="39"/>
+          <w:szCs w:val="39"/>
+        </w:rPr>
+        <w:t xml:space="preserve">Survives</w:t>
+      </w:r>
+      <w:r>
+        <w:rPr>
+          <w:b/>
+          <w:bCs/>
+          <w:sz w:val="39"/>
+          <w:szCs w:val="39"/>
+        </w:rPr>
+        <w:t xml:space="preserve"> </w:t>
+      </w:r>
+      <w:r>
+        <w:rPr>
+          <w:b/>
+          <w:bCs/>
+          <w:sz w:val="39"/>
+          <w:szCs w:val="39"/>
+        </w:rPr>
+        <w:t xml:space="preserve">Plan</w:t>
+      </w:r>
+      <w:r>
+        <w:rPr>
+          <w:b/>
+          <w:bCs/>
+          <w:sz w:val="39"/>
+          <w:szCs w:val="39"/>
+        </w:rPr>
+        <w:t xml:space="preserve"> </w:t>
+      </w:r>
+      <w:r>
+        <w:rPr>
+          <w:b/>
+          <w:bCs/>
+          <w:sz w:val="39"/>
+          <w:szCs w:val="39"/>
+        </w:rPr>
+        <w:t xml:space="preserve">Confirmation</w:t>
+      </w:r>
+      <w:r>
+        <w:rPr>
+          <w:b/>
+          <w:bCs/>
+          <w:sz w:val="39"/>
+          <w:szCs w:val="39"/>
+        </w:rPr>
+        <w:t xml:space="preserve"> </w:t>
+      </w:r>
+      <w:r>
+        <w:rPr>
+          <w:b/>
+          <w:bCs/>
+          <w:sz w:val="39"/>
+          <w:szCs w:val="39"/>
+        </w:rPr>
+        <w:t xml:space="preserve">in</w:t>
+      </w:r>
+      <w:r>
+        <w:rPr>
+          <w:b/>
+          <w:bCs/>
+          <w:sz w:val="39"/>
+          <w:szCs w:val="39"/>
+        </w:rPr>
+        <w:t xml:space="preserve"> </w:t>
+      </w:r>
+      <w:r>
+        <w:rPr>
+          <w:b/>
+          <w:bCs/>
+          <w:sz w:val="39"/>
+          <w:szCs w:val="39"/>
+        </w:rPr>
+        <w:t xml:space="preserve">the</w:t>
+      </w:r>
+      <w:r>
+        <w:rPr>
+          <w:b/>
+          <w:bCs/>
+          <w:sz w:val="39"/>
+          <w:szCs w:val="39"/>
+        </w:rPr>
+        <w:t xml:space="preserve"> </w:t>
+      </w:r>
+      <w:r>
+        <w:rPr>
+          <w:b/>
+          <w:bCs/>
+          <w:sz w:val="39"/>
+          <w:szCs w:val="39"/>
+        </w:rPr>
+        <w:t xml:space="preserve">Chapter</w:t>
+      </w:r>
+      <w:r>
+        <w:rPr>
+          <w:b/>
+          <w:bCs/>
+          <w:sz w:val="39"/>
+          <w:szCs w:val="39"/>
+        </w:rPr>
+        <w:t xml:space="preserve"> </w:t>
+      </w:r>
+      <w:r>
+        <w:rPr>
+          <w:b/>
+          <w:bCs/>
+          <w:sz w:val="39"/>
+          <w:szCs w:val="39"/>
+        </w:rPr>
+        <w:t xml:space="preserve">7</w:t>
+      </w:r>
+      <w:r>
+        <w:rPr>
+          <w:b/>
+          <w:bCs/>
+          <w:sz w:val="39"/>
+          <w:szCs w:val="39"/>
+        </w:rPr>
+        <w:t xml:space="preserve"> </w:t>
+      </w:r>
+      <w:r>
+        <w:rPr>
+          <w:b/>
+          <w:bCs/>
+          <w:sz w:val="39"/>
+          <w:szCs w:val="39"/>
+        </w:rPr>
+        <w:t xml:space="preserve">Proceeding</w:t>
+      </w:r>
     </w:p>
     <w:p>
       <w:pPr>
@@ -901,7 +3436,7 @@
           <w:i/>
           <w:iCs/>
         </w:rPr>
-        <w:t xml:space="preserve">Ohio Farmers Ins. Co. v. Hughes-Bechtol, Inc. (In re Hughes-Bechtol, Inc.)</w:t>
+        <w:t xml:space="preserve">Ohio Farmers Ins. Co. v. Hughes-Bechtol, Inc. (In re Hughes-Bechtol, Inc.)</w:t>
       </w:r>
       <w:r>
         <w:t xml:space="preserve">, 225 F.3d 659 (table), 2000 WL 1091509, at *3 (6th Cir. 2000) (citation omitted) (internal quotation marks omitted).</w:t>
@@ -922,7 +3457,7 @@
           <w:i/>
           <w:iCs/>
         </w:rPr>
-        <w:t xml:space="preserve">Denver &amp; R. G. W. R. Co. v. Goldman, Sachs &amp; Co.</w:t>
+        <w:t xml:space="preserve">Denver &amp; R. G. W. R. Co. v. Goldman, Sachs &amp; Co.</w:t>
       </w:r>
       <w:r>
         <w:t xml:space="preserve">, 212 F.2d 627, 630 (10th Cir. 1954). In Kentucky, every word in a contract “must be taken to have been used for a purpose, and no word should be rejected as mere surplusage if the court can discover any reasonable purpose thereof which can be gathered from the whole instrument.”</w:t>
@@ -946,18 +3481,26 @@
         <w:pStyle w:val="BodyText"/>
       </w:pPr>
       <w:r>
-        <w:t xml:space="preserve">The Carve-Out must survive confirmation of the Plan in order to give § 3.05 any effect at all. To hold that the Carve-Outs do not survive Plan confirmation would render the very provisions which refer to the Carve-Outs meaningless, or a “mere surplusage.” Accordingly, consistent with black letter contract law, the Carve-Out is not extinguished by confirmation.</w:t>
-      </w:r>
-    </w:p>
-    <w:p>
-      <w:pPr>
-        <w:pStyle w:val="Heading1"/>
-      </w:pPr>
-      <w:bookmarkStart w:id="15" w:name="_conclusion"/>
-      <w:r>
+        <w:t xml:space="preserve">The Carve-Out must survive confirmation of the Plan in order to give § 3.05 any effect at all. To hold that the Carve-Outs do not survive Plan confirmation would render the very provisions which refer to the Carve-Outs meaningless, or a “mere surplusage.” Accordingly, consistent with black letter contract law, the Carve-Out is not extinguished by confirmation.</w:t>
+      </w:r>
+    </w:p>
+    <w:p>
+      <w:pPr>
+        <w:pStyle w:val="BapLine"/>
+        <w:keepNext/>
+        <w:keepLines/>
+        <w:spacing w:before="448" w:after="336" w:line="480" w:lineRule="exact"/>
+        <w:jc w:val="center"/>
+      </w:pPr>
+      <w:r>
+        <w:rPr>
+          <w:b/>
+          <w:bCs/>
+          <w:sz w:val="39"/>
+          <w:szCs w:val="39"/>
+        </w:rPr>
         <w:t xml:space="preserve">Conclusion</w:t>
       </w:r>
-      <w:bookmarkEnd w:id="15"/>
     </w:p>
     <w:p>
       <w:pPr>
@@ -969,7 +3512,11 @@
     </w:p>
     <w:p>
       <w:pPr>
-        <w:pStyle w:val="SignatureLead"/>
+        <w:pStyle w:val="BapLine"/>
+        <w:keepNext/>
+        <w:keepLines/>
+        <w:spacing w:before="448" w:after="0" w:line="364" w:lineRule="exact"/>
+        <w:ind w:left="4680"/>
       </w:pPr>
       <w:r>
         <w:t xml:space="preserve">Respectfully submitted,</w:t>
@@ -977,7 +3524,11 @@
     </w:p>
     <w:p>
       <w:pPr>
-        <w:pStyle w:val="Signature"/>
+        <w:pStyle w:val="BapLine"/>
+        <w:keepNext/>
+        <w:keepLines/>
+        <w:spacing w:before="336" w:after="0" w:line="364" w:lineRule="exact"/>
+        <w:ind w:left="4680"/>
       </w:pPr>
       <w:r>
         <w:t xml:space="preserve">s/ Kyle W. Miller</w:t>
@@ -985,15 +3536,41 @@
     </w:p>
     <w:p>
       <w:pPr>
-        <w:pStyle w:val="Signature"/>
-      </w:pPr>
-      <w:r>
-        <w:t xml:space="preserve">BINGHAM GREENEBAUM DOLL LLP</w:t>
-      </w:r>
-    </w:p>
-    <w:p>
-      <w:pPr>
-        <w:pStyle w:val="Signature"/>
+        <w:pStyle w:val="BapLine"/>
+        <w:keepNext/>
+        <w:keepLines/>
+        <w:spacing w:before="0" w:after="0" w:line="364" w:lineRule="exact"/>
+        <w:ind w:left="4680"/>
+      </w:pPr>
+      <w:r>
+        <w:t xml:space="preserve">BINGHAM</w:t>
+      </w:r>
+      <w:r>
+        <w:t xml:space="preserve"> </w:t>
+      </w:r>
+      <w:r>
+        <w:t xml:space="preserve">GREENEBAUM</w:t>
+      </w:r>
+      <w:r>
+        <w:t xml:space="preserve"> </w:t>
+      </w:r>
+      <w:r>
+        <w:t xml:space="preserve">DOLL</w:t>
+      </w:r>
+      <w:r>
+        <w:t xml:space="preserve"> </w:t>
+      </w:r>
+      <w:r>
+        <w:t xml:space="preserve">LLP</w:t>
+      </w:r>
+    </w:p>
+    <w:p>
+      <w:pPr>
+        <w:pStyle w:val="BapLine"/>
+        <w:keepNext/>
+        <w:keepLines/>
+        <w:spacing w:before="0" w:after="0" w:line="364" w:lineRule="exact"/>
+        <w:ind w:left="4680"/>
       </w:pPr>
       <w:r>
         <w:t xml:space="preserve">kmiller@bgdlegal.com</w:t>
@@ -1001,23 +3578,52 @@
     </w:p>
     <w:p>
       <w:pPr>
-        <w:pStyle w:val="SignatureDate"/>
-      </w:pPr>
-      <w:r>
-        <w:t xml:space="preserve">July 31, 2019</w:t>
-      </w:r>
-    </w:p>
-    <w:p>
-      <w:pPr>
-        <w:pStyle w:val="FrontHeadingBreak"/>
-      </w:pPr>
-      <w:r>
+        <w:pStyle w:val="BapLine"/>
+        <w:keepLines/>
+        <w:spacing w:before="224" w:after="0" w:line="364" w:lineRule="exact"/>
+        <w:ind w:left="4680"/>
+      </w:pPr>
+      <w:r>
+        <w:t xml:space="preserve">July</w:t>
+      </w:r>
+      <w:r>
+        <w:t xml:space="preserve"> </w:t>
+      </w:r>
+      <w:r>
+        <w:t xml:space="preserve">31,</w:t>
+      </w:r>
+      <w:r>
+        <w:t xml:space="preserve"> </w:t>
+      </w:r>
+      <w:r>
+        <w:t xml:space="preserve">2019</w:t>
+      </w:r>
+    </w:p>
+    <w:p>
+      <w:pPr>
+        <w:pStyle w:val="BapLine"/>
+        <w:keepNext/>
+        <w:keepLines/>
+        <w:pageBreakBefore/>
+        <w:spacing w:before="0" w:after="336" w:line="480" w:lineRule="exact"/>
+        <w:jc w:val="center"/>
+      </w:pPr>
+      <w:r>
+        <w:rPr>
+          <w:b/>
+          <w:bCs/>
+          <w:sz w:val="39"/>
+          <w:szCs w:val="39"/>
+        </w:rPr>
         <w:t xml:space="preserve">Certificate of Compliance</w:t>
       </w:r>
     </w:p>
     <w:p>
       <w:pPr>
-        <w:pStyle w:val="CertText"/>
+        <w:pStyle w:val="BapLine"/>
+        <w:keepNext/>
+        <w:keepLines/>
+        <w:spacing w:before="0" w:after="0" w:line="364" w:lineRule="exact"/>
       </w:pPr>
       <w:r>
         <w:t xml:space="preserve">This brief of appellant complies with the type-volume limitation of Fed. R. Bankr. P. 8015(a)(7)(B) because it contains 1,093 words, excluding the parts of the brief exempted by Fed. R. Bankr. P. 8015(g). It complies with the typeface requirement of Fed. R. Bankr. P. 8015(a)(5) and the type-style requirement of Fed. R. Bankr. P. 8015(a)(6) because it was prepared in a proportionally spaced typeface, Times New Roman at 14-point, with case names in italics.</w:t>
@@ -1025,7 +3631,11 @@
     </w:p>
     <w:p>
       <w:pPr>
-        <w:pStyle w:val="SignatureLead"/>
+        <w:pStyle w:val="BapLine"/>
+        <w:keepNext/>
+        <w:keepLines/>
+        <w:spacing w:before="448" w:after="0" w:line="364" w:lineRule="exact"/>
+        <w:ind w:left="4680"/>
       </w:pPr>
       <w:r>
         <w:t xml:space="preserve">Respectfully submitted,</w:t>
@@ -1033,7 +3643,11 @@
     </w:p>
     <w:p>
       <w:pPr>
-        <w:pStyle w:val="Signature"/>
+        <w:pStyle w:val="BapLine"/>
+        <w:keepNext/>
+        <w:keepLines/>
+        <w:spacing w:before="336" w:after="0" w:line="364" w:lineRule="exact"/>
+        <w:ind w:left="4680"/>
       </w:pPr>
       <w:r>
         <w:t xml:space="preserve">s/ Kyle W. Miller</w:t>
@@ -1041,15 +3655,41 @@
     </w:p>
     <w:p>
       <w:pPr>
-        <w:pStyle w:val="Signature"/>
-      </w:pPr>
-      <w:r>
-        <w:t xml:space="preserve">BINGHAM GREENEBAUM DOLL LLP</w:t>
-      </w:r>
-    </w:p>
-    <w:p>
-      <w:pPr>
-        <w:pStyle w:val="Signature"/>
+        <w:pStyle w:val="BapLine"/>
+        <w:keepNext/>
+        <w:keepLines/>
+        <w:spacing w:before="0" w:after="0" w:line="364" w:lineRule="exact"/>
+        <w:ind w:left="4680"/>
+      </w:pPr>
+      <w:r>
+        <w:t xml:space="preserve">BINGHAM</w:t>
+      </w:r>
+      <w:r>
+        <w:t xml:space="preserve"> </w:t>
+      </w:r>
+      <w:r>
+        <w:t xml:space="preserve">GREENEBAUM</w:t>
+      </w:r>
+      <w:r>
+        <w:t xml:space="preserve"> </w:t>
+      </w:r>
+      <w:r>
+        <w:t xml:space="preserve">DOLL</w:t>
+      </w:r>
+      <w:r>
+        <w:t xml:space="preserve"> </w:t>
+      </w:r>
+      <w:r>
+        <w:t xml:space="preserve">LLP</w:t>
+      </w:r>
+    </w:p>
+    <w:p>
+      <w:pPr>
+        <w:pStyle w:val="BapLine"/>
+        <w:keepNext/>
+        <w:keepLines/>
+        <w:spacing w:before="0" w:after="0" w:line="364" w:lineRule="exact"/>
+        <w:ind w:left="4680"/>
       </w:pPr>
       <w:r>
         <w:t xml:space="preserve">kmiller@bgdlegal.com</w:t>
@@ -1057,23 +3697,51 @@
     </w:p>
     <w:p>
       <w:pPr>
-        <w:pStyle w:val="SignatureDate"/>
-      </w:pPr>
-      <w:r>
-        <w:t xml:space="preserve">July 31, 2019</w:t>
-      </w:r>
-    </w:p>
-    <w:p>
-      <w:pPr>
-        <w:pStyle w:val="CertHeading"/>
-      </w:pPr>
-      <w:r>
+        <w:pStyle w:val="BapLine"/>
+        <w:keepLines/>
+        <w:spacing w:before="224" w:after="0" w:line="364" w:lineRule="exact"/>
+        <w:ind w:left="4680"/>
+      </w:pPr>
+      <w:r>
+        <w:t xml:space="preserve">July</w:t>
+      </w:r>
+      <w:r>
+        <w:t xml:space="preserve"> </w:t>
+      </w:r>
+      <w:r>
+        <w:t xml:space="preserve">31,</w:t>
+      </w:r>
+      <w:r>
+        <w:t xml:space="preserve"> </w:t>
+      </w:r>
+      <w:r>
+        <w:t xml:space="preserve">2019</w:t>
+      </w:r>
+    </w:p>
+    <w:p>
+      <w:pPr>
+        <w:pStyle w:val="BapLine"/>
+        <w:keepNext/>
+        <w:keepLines/>
+        <w:spacing w:before="448" w:after="336" w:line="480" w:lineRule="exact"/>
+        <w:jc w:val="center"/>
+      </w:pPr>
+      <w:r>
+        <w:rPr>
+          <w:b/>
+          <w:bCs/>
+          <w:sz w:val="39"/>
+          <w:szCs w:val="39"/>
+        </w:rPr>
         <w:t xml:space="preserve">Certificate of Service</w:t>
       </w:r>
     </w:p>
     <w:p>
       <w:pPr>
-        <w:pStyle w:val="CertText"/>
+        <w:pStyle w:val="BapLine"/>
+        <w:keepNext/>
+        <w:keepLines/>
+        <w:spacing w:before="0" w:after="0" w:line="364" w:lineRule="exact"/>
       </w:pPr>
       <w:r>
         <w:t xml:space="preserve">I certify that on July 31, 2019 I filed this brief of appellant with the Clerk of the Bankruptcy Appellate Panel of the Sixth Circuit through the court’s electronic filing system, which will send notice of the filing to all counsel of record.</w:t>
@@ -1081,7 +3749,11 @@
     </w:p>
     <w:p>
       <w:pPr>
-        <w:pStyle w:val="SignatureLead"/>
+        <w:pStyle w:val="BapLine"/>
+        <w:keepNext/>
+        <w:keepLines/>
+        <w:spacing w:before="448" w:after="0" w:line="364" w:lineRule="exact"/>
+        <w:ind w:left="4680"/>
       </w:pPr>
       <w:r>
         <w:t xml:space="preserve">Respectfully submitted,</w:t>
@@ -1089,7 +3761,11 @@
     </w:p>
     <w:p>
       <w:pPr>
-        <w:pStyle w:val="Signature"/>
+        <w:pStyle w:val="BapLine"/>
+        <w:keepNext/>
+        <w:keepLines/>
+        <w:spacing w:before="336" w:after="0" w:line="364" w:lineRule="exact"/>
+        <w:ind w:left="4680"/>
       </w:pPr>
       <w:r>
         <w:t xml:space="preserve">s/ Kyle W. Miller</w:t>
@@ -1097,15 +3773,41 @@
     </w:p>
     <w:p>
       <w:pPr>
-        <w:pStyle w:val="Signature"/>
-      </w:pPr>
-      <w:r>
-        <w:t xml:space="preserve">BINGHAM GREENEBAUM DOLL LLP</w:t>
-      </w:r>
-    </w:p>
-    <w:p>
-      <w:pPr>
-        <w:pStyle w:val="Signature"/>
+        <w:pStyle w:val="BapLine"/>
+        <w:keepNext/>
+        <w:keepLines/>
+        <w:spacing w:before="0" w:after="0" w:line="364" w:lineRule="exact"/>
+        <w:ind w:left="4680"/>
+      </w:pPr>
+      <w:r>
+        <w:t xml:space="preserve">BINGHAM</w:t>
+      </w:r>
+      <w:r>
+        <w:t xml:space="preserve"> </w:t>
+      </w:r>
+      <w:r>
+        <w:t xml:space="preserve">GREENEBAUM</w:t>
+      </w:r>
+      <w:r>
+        <w:t xml:space="preserve"> </w:t>
+      </w:r>
+      <w:r>
+        <w:t xml:space="preserve">DOLL</w:t>
+      </w:r>
+      <w:r>
+        <w:t xml:space="preserve"> </w:t>
+      </w:r>
+      <w:r>
+        <w:t xml:space="preserve">LLP</w:t>
+      </w:r>
+    </w:p>
+    <w:p>
+      <w:pPr>
+        <w:pStyle w:val="BapLine"/>
+        <w:keepNext/>
+        <w:keepLines/>
+        <w:spacing w:before="0" w:after="0" w:line="364" w:lineRule="exact"/>
+        <w:ind w:left="4680"/>
       </w:pPr>
       <w:r>
         <w:t xml:space="preserve">kmiller@bgdlegal.com</w:t>
@@ -1113,18 +3815,32 @@
     </w:p>
     <w:p>
       <w:pPr>
-        <w:pStyle w:val="SignatureDate"/>
-      </w:pPr>
-      <w:r>
-        <w:t xml:space="preserve">July 31, 2019</w:t>
+        <w:pStyle w:val="BapLine"/>
+        <w:keepLines/>
+        <w:spacing w:before="224" w:after="0" w:line="364" w:lineRule="exact"/>
+        <w:ind w:left="4680"/>
+      </w:pPr>
+      <w:r>
+        <w:t xml:space="preserve">July</w:t>
+      </w:r>
+      <w:r>
+        <w:t xml:space="preserve"> </w:t>
+      </w:r>
+      <w:r>
+        <w:t xml:space="preserve">31,</w:t>
+      </w:r>
+      <w:r>
+        <w:t xml:space="preserve"> </w:t>
+      </w:r>
+      <w:r>
+        <w:t xml:space="preserve">2019</w:t>
       </w:r>
     </w:p>
     <w:sectPr>
-      <w:footerReference w:type="default" r:id="rIdFtrPage"/>
+      <w:footerReference w:type="default" r:id="rIdBapPage"/>
       <w:pgSz w:w="12240" w:h="15840"/>
       <w:pgMar w:top="1440" w:right="1440" w:bottom="1440" w:left="1440" w:header="720" w:footer="720" w:gutter="0"/>
       <w:pgNumType w:fmt="decimal" w:start="1"/>
-      <w:cols w:space="720"/>
     </w:sectPr>
   </w:body>
 </w:document>
@@ -1193,6 +3909,33 @@
 </w:ftr>
 </file>
 
+<file path=word/ftr-own1.xml><?xml version="1.0" encoding="utf-8"?>
+<w:ftr xmlns:w="http://schemas.openxmlformats.org/wordprocessingml/2006/main" xmlns:r="http://schemas.openxmlformats.org/officeDocument/2006/relationships">
+  <w:p>
+    <w:pPr>
+      <w:spacing w:before="0" w:after="0" w:line="364" w:lineRule="exact"/>
+      <w:ind w:firstLine="0"/>
+      <w:jc w:val="center"/>
+    </w:pPr>
+    <w:r>
+      <w:fldChar w:fldCharType="begin"/>
+    </w:r>
+    <w:r>
+      <w:instrText xml:space="preserve"> PAGE </w:instrText>
+    </w:r>
+    <w:r>
+      <w:fldChar w:fldCharType="separate"/>
+    </w:r>
+    <w:r>
+      <w:t>1</w:t>
+    </w:r>
+    <w:r>
+      <w:fldChar w:fldCharType="end"/>
+    </w:r>
+  </w:p>
+</w:ftr>
+</file>
+
 <file path=word/ftr-page.xml><?xml version="1.0" encoding="utf-8"?>
 <w:ftr xmlns:w="http://schemas.openxmlformats.org/wordprocessingml/2006/main" xmlns:r="http://schemas.openxmlformats.org/officeDocument/2006/relationships">
   <w:p>
@@ -1311,12 +4054,13 @@
         <w:rFonts w:ascii="Times New Roman" w:hAnsi="Times New Roman" w:eastAsia="Times New Roman" w:cs="Times New Roman"/>
         <w:sz w:val="28"/>
         <w:szCs w:val="28"/>
-        <w:lang w:val="en-US" w:eastAsia="en-US" w:bidi="ar-SA"/>
+        <w:lang w:val="en-US" w:eastAsia="zh-CN" w:bidi="ar-SA"/>
       </w:rPr>
     </w:rPrDefault>
     <w:pPrDefault>
       <w:pPr>
-        <w:spacing w:before="0" w:after="0" w:line="376" w:lineRule="exact"/>
+        <w:widowControl/>
+        <w:spacing w:after="0"/>
       </w:pPr>
     </w:pPrDefault>
   </w:docDefaults>
@@ -1324,10 +4068,6 @@
   <w:style w:type="paragraph" w:default="1" w:styleId="Normal">
     <w:name w:val="Normal"/>
     <w:qFormat/>
-    <w:pPr>
-      <w:spacing w:before="0" w:after="0" w:line="376" w:lineRule="exact"/>
-      <w:ind w:firstLine="0"/>
-    </w:pPr>
   </w:style>
   <w:style w:type="paragraph" w:styleId="BodyText">
     <w:name w:val="Body Text"/>
@@ -1335,17 +4075,17 @@
     <w:link w:val="BodyTextChar"/>
     <w:qFormat/>
     <w:pPr>
-      <w:spacing w:before="0" w:after="0" w:line="742" w:lineRule="exact"/>
-      <w:ind w:firstLine="720"/>
+      <w:spacing w:before="0" w:after="0" w:line="728" w:lineRule="exact"/>
+      <w:ind w:firstLine="720" w:right="2"/>
     </w:pPr>
   </w:style>
-  <w:style w:type="paragraph" w:styleId="FirstParagraph">
+  <w:style w:type="paragraph" w:customStyle="1" w:styleId="FirstParagraph">
     <w:name w:val="First Paragraph"/>
     <w:basedOn w:val="BodyText"/>
     <w:next w:val="BodyText"/>
     <w:qFormat/>
     <w:pPr>
-      <w:ind w:firstLine="0"/>
+      <w:ind w:right="2" w:firstLine="0"/>
     </w:pPr>
   </w:style>
   <w:style w:type="paragraph" w:customStyle="1" w:styleId="Compact">
@@ -1353,7 +4093,7 @@
     <w:basedOn w:val="BodyText"/>
     <w:qFormat/>
     <w:pPr>
-      <w:ind w:firstLine="0"/>
+      <w:spacing w:before="36" w:after="36"/>
     </w:pPr>
   </w:style>
   <w:style w:type="paragraph" w:styleId="Title">
@@ -1493,81 +4233,105 @@
     <w:name w:val="heading 1"/>
     <w:basedOn w:val="Normal"/>
     <w:next w:val="BodyText"/>
+    <w:link w:val="Heading1Char"/>
     <w:uiPriority w:val="9"/>
     <w:qFormat/>
+    <w:rsid w:val="00A10FD9"/>
     <w:pPr>
       <w:keepNext/>
       <w:keepLines/>
-      <w:spacing w:before="349" w:after="0" w:line="527" w:lineRule="exact"/>
+      <w:spacing w:before="240" w:after="120" w:line="364" w:lineRule="exact"/>
       <w:ind w:firstLine="0"/>
       <w:jc w:val="center"/>
       <w:outlineLvl w:val="0"/>
     </w:pPr>
     <w:rPr>
+      <w:rFonts w:ascii="Times New Roman" w:hAnsi="Times New Roman" w:eastAsia="Times New Roman" w:cs="Times New Roman"/>
       <w:b/>
       <w:bCs/>
+      <w:caps/>
       <w:color w:val="000000"/>
-      <w:sz w:val="39"/>
-      <w:szCs w:val="39"/>
+      <w:sz w:val="28"/>
+      <w:szCs w:val="28"/>
     </w:rPr>
   </w:style>
   <w:style w:type="paragraph" w:styleId="Heading2">
     <w:name w:val="heading 2"/>
     <w:basedOn w:val="Normal"/>
     <w:next w:val="BodyText"/>
+    <w:link w:val="Heading2Char"/>
     <w:uiPriority w:val="9"/>
+    <w:semiHidden/>
+    <w:unhideWhenUsed/>
     <w:qFormat/>
+    <w:rsid w:val="00A10FD9"/>
     <w:pPr>
       <w:keepNext/>
       <w:keepLines/>
-      <w:spacing w:before="181" w:after="0" w:line="446" w:lineRule="exact"/>
+      <w:spacing w:before="240" w:after="120" w:line="364" w:lineRule="exact"/>
       <w:ind w:firstLine="0"/>
       <w:outlineLvl w:val="1"/>
     </w:pPr>
     <w:rPr>
+      <w:rFonts w:ascii="Times New Roman" w:hAnsi="Times New Roman" w:eastAsia="Times New Roman" w:cs="Times New Roman"/>
       <w:b/>
       <w:bCs/>
       <w:color w:val="000000"/>
-      <w:sz w:val="34"/>
-      <w:szCs w:val="34"/>
+      <w:sz w:val="28"/>
+      <w:szCs w:val="28"/>
     </w:rPr>
   </w:style>
   <w:style w:type="paragraph" w:styleId="Heading3">
     <w:name w:val="heading 3"/>
     <w:basedOn w:val="Normal"/>
     <w:next w:val="BodyText"/>
+    <w:link w:val="Heading3Char"/>
     <w:uiPriority w:val="9"/>
+    <w:semiHidden/>
+    <w:unhideWhenUsed/>
     <w:qFormat/>
+    <w:rsid w:val="00A10FD9"/>
     <w:pPr>
       <w:keepNext/>
       <w:keepLines/>
-      <w:spacing w:before="160" w:after="0" w:line="372" w:lineRule="exact"/>
-      <w:ind w:left="720" w:firstLine="0"/>
+      <w:spacing w:before="240" w:after="120" w:line="364" w:lineRule="exact"/>
+      <w:ind w:firstLine="0"/>
       <w:outlineLvl w:val="2"/>
     </w:pPr>
     <w:rPr>
+      <w:rFonts w:ascii="Times New Roman" w:hAnsi="Times New Roman" w:eastAsia="Times New Roman" w:cs="Times New Roman"/>
       <w:b/>
       <w:bCs/>
       <w:color w:val="000000"/>
+      <w:sz w:val="28"/>
+      <w:szCs w:val="28"/>
     </w:rPr>
   </w:style>
   <w:style w:type="paragraph" w:styleId="Heading4">
     <w:name w:val="heading 4"/>
     <w:basedOn w:val="Normal"/>
     <w:next w:val="BodyText"/>
+    <w:link w:val="Heading4Char"/>
     <w:uiPriority w:val="9"/>
+    <w:semiHidden/>
+    <w:unhideWhenUsed/>
     <w:qFormat/>
+    <w:rsid w:val="00A10FD9"/>
     <w:pPr>
       <w:keepNext/>
       <w:keepLines/>
-      <w:spacing w:before="160" w:after="0" w:line="376" w:lineRule="exact"/>
-      <w:ind w:left="1440" w:firstLine="0"/>
+      <w:spacing w:before="240" w:after="120" w:line="364" w:lineRule="exact"/>
+      <w:ind w:firstLine="0"/>
       <w:outlineLvl w:val="3"/>
     </w:pPr>
     <w:rPr>
+      <w:rFonts w:ascii="Times New Roman" w:hAnsi="Times New Roman" w:eastAsia="Times New Roman" w:cs="Times New Roman"/>
+      <w:b/>
+      <w:bCs/>
       <w:i/>
-      <w:iCs/>
       <w:color w:val="000000"/>
+      <w:sz w:val="28"/>
+      <w:szCs w:val="28"/>
     </w:rPr>
   </w:style>
   <w:style w:type="paragraph" w:styleId="Heading5">
@@ -1583,12 +4347,18 @@
     <w:pPr>
       <w:keepNext/>
       <w:keepLines/>
-      <w:spacing w:before="80" w:after="40"/>
+      <w:spacing w:before="240" w:after="120" w:line="364" w:lineRule="exact"/>
+      <w:ind w:firstLine="0"/>
       <w:outlineLvl w:val="4"/>
     </w:pPr>
     <w:rPr>
-      <w:rFonts w:cstheme="majorBidi"/>
-      <w:color w:val="0F4761" w:themeColor="accent1" w:themeShade="BF"/>
+      <w:rFonts w:ascii="Times New Roman" w:hAnsi="Times New Roman" w:eastAsia="Times New Roman" w:cs="Times New Roman"/>
+      <w:b/>
+      <w:bCs/>
+      <w:i/>
+      <w:color w:val="000000"/>
+      <w:sz w:val="28"/>
+      <w:szCs w:val="28"/>
     </w:rPr>
   </w:style>
   <w:style w:type="paragraph" w:styleId="Heading6">
@@ -1800,22 +4570,26 @@
   </w:style>
   <w:style w:type="paragraph" w:styleId="BlockText">
     <w:name w:val="Block Text"/>
-    <w:basedOn w:val="Normal"/>
+    <w:basedOn w:val="BodyText"/>
     <w:next w:val="BodyText"/>
+    <w:uiPriority w:val="9"/>
+    <w:unhideWhenUsed/>
     <w:qFormat/>
     <w:pPr>
-      <w:spacing w:before="280" w:after="392" w:line="376" w:lineRule="exact"/>
-      <w:ind w:left="720" w:right="720" w:firstLine="0"/>
+      <w:spacing w:before="280" w:after="280" w:line="364" w:lineRule="exact"/>
+      <w:ind w:firstLine="0" w:left="720" w:right="720"/>
     </w:pPr>
   </w:style>
   <w:style w:type="paragraph" w:styleId="FootnoteText">
     <w:name w:val="Footnote Text"/>
     <w:basedOn w:val="Normal"/>
+    <w:next w:val="FootnoteText"/>
     <w:uiPriority w:val="9"/>
     <w:unhideWhenUsed/>
+    <w:qFormat/>
     <w:pPr>
-      <w:spacing w:before="0" w:after="0" w:line="376" w:lineRule="exact"/>
-      <w:ind w:firstLine="0"/>
+      <w:keepLines/>
+      <w:spacing w:before="0" w:after="140" w:line="364" w:lineRule="exact"/>
     </w:pPr>
     <w:rPr>
       <w:sz w:val="28"/>
@@ -1830,8 +4604,8 @@
     <w:unhideWhenUsed/>
     <w:qFormat/>
     <w:pPr>
-      <w:spacing w:before="100" w:after="100"/>
-      <w:ind w:firstLine="0" w:left="480" w:right="480"/>
+      <w:spacing w:before="280" w:after="280"/>
+      <w:ind w:firstLine="0" w:left="720" w:right="720"/>
     </w:pPr>
   </w:style>
   <w:style w:type="character" w:default="1" w:styleId="DefaultParagraphFont">
@@ -1939,7 +4713,7 @@
     <w:name w:val="Hyperlink"/>
     <w:basedOn w:val="BodyTextChar"/>
     <w:rPr>
-      <w:color w:val="4F81BD" w:themeColor="accent1"/>
+      <w:color w:val="000000"/>
     </w:rPr>
   </w:style>
   <w:style w:type="paragraph" w:styleId="TOCHeading">
@@ -1960,307 +4734,56 @@
       <w:color w:val="365F91" w:themeColor="accent1" w:themeShade="BF"/>
     </w:rPr>
   </w:style>
-  <w:style w:type="paragraph" w:customStyle="1" w:styleId="CertText">
-    <w:name w:val="Cert Text"/>
-    <w:basedOn w:val="FirstParagraph"/>
+  <w:style w:type="paragraph" w:customStyle="1" w:styleId="ListItem">
+    <w:name w:val="List Item"/>
+    <w:basedOn w:val="BodyText"/>
     <w:qFormat/>
     <w:pPr>
-      <w:keepNext/>
-      <w:keepLines/>
+      <w:spacing w:before="0" w:after="0" w:line="728" w:lineRule="exact"/>
+      <w:ind w:left="720" w:hanging="720"/>
     </w:pPr>
   </w:style>
-  <w:style w:type="paragraph" w:customStyle="1" w:styleId="Heading1Top">
-    <w:name w:val="Heading 1 Top"/>
-    <w:basedOn w:val="Heading1"/>
-    <w:next w:val="FirstParagraph"/>
-    <w:qFormat/>
-    <w:pPr>
-      <w:spacing w:before="0"/>
-      <w:outlineLvl w:val="0"/>
-    </w:pPr>
-  </w:style>
-  <w:style w:type="paragraph" w:customStyle="1" w:styleId="Centered">
-    <w:name w:val="Centered"/>
+  <w:style w:type="paragraph" w:customStyle="1" w:styleId="BapLine">
+    <w:name w:val="Bap Line"/>
     <w:basedOn w:val="Normal"/>
     <w:qFormat/>
     <w:pPr>
-      <w:jc w:val="center"/>
+      <w:spacing w:before="0" w:after="0" w:line="364" w:lineRule="exact"/>
+      <w:ind w:left="0" w:firstLine="0"/>
     </w:pPr>
   </w:style>
-  <w:style w:type="paragraph" w:customStyle="1" w:styleId="CoverGap">
-    <w:name w:val="CoverGap"/>
-    <w:basedOn w:val="Centered"/>
-    <w:qFormat/>
-    <w:pPr>
-      <w:spacing w:before="70"/>
-    </w:pPr>
-  </w:style>
-  <w:style w:type="paragraph" w:customStyle="1" w:styleId="CoverWide">
-    <w:name w:val="CoverWide"/>
-    <w:basedOn w:val="Centered"/>
-    <w:qFormat/>
-    <w:pPr>
-      <w:spacing w:before="758"/>
-    </w:pPr>
-  </w:style>
-  <w:style w:type="paragraph" w:customStyle="1" w:styleId="CoverTitle">
-    <w:name w:val="CoverTitle"/>
-    <w:basedOn w:val="Centered"/>
-    <w:qFormat/>
-    <w:pPr>
-      <w:spacing w:before="600" w:line="420" w:lineRule="exact"/>
-    </w:pPr>
-    <w:rPr>
-      <w:b/>
-      <w:bCs/>
-      <w:caps/>
-      <w:sz w:val="32"/>
-      <w:szCs w:val="32"/>
-    </w:rPr>
-  </w:style>
-  <w:style w:type="paragraph" w:customStyle="1" w:styleId="CoverBottom">
-    <w:name w:val="CoverBottom"/>
-    <w:basedOn w:val="Centered"/>
-    <w:qFormat/>
-    <w:pPr>
-      <w:spacing w:before="360"/>
-    </w:pPr>
-  </w:style>
-  <w:style w:type="paragraph" w:customStyle="1" w:styleId="CoverGroup">
-    <w:name w:val="CoverGroup"/>
-    <w:basedOn w:val="Centered"/>
-    <w:qFormat/>
-    <w:pPr>
-      <w:spacing w:before="360"/>
-    </w:pPr>
-  </w:style>
-  <w:style w:type="paragraph" w:customStyle="1" w:styleId="CoverDate">
-    <w:name w:val="CoverDate"/>
-    <w:basedOn w:val="Centered"/>
-    <w:qFormat/>
-    <w:pPr>
-      <w:spacing w:before="160"/>
-    </w:pPr>
-  </w:style>
-  <w:style w:type="paragraph" w:customStyle="1" w:styleId="SectionEnd">
-    <w:name w:val="SectionEnd"/>
+  <w:style w:type="paragraph" w:customStyle="1" w:styleId="BapQuote">
+    <w:name w:val="Bap Quote"/>
     <w:basedOn w:val="Normal"/>
     <w:qFormat/>
     <w:pPr>
-      <w:spacing w:before="0" w:after="0" w:line="20" w:lineRule="exact"/>
+      <w:spacing w:before="0" w:after="0" w:line="364" w:lineRule="exact"/>
+      <w:ind w:left="720" w:right="720" w:firstLine="0"/>
     </w:pPr>
-    <w:rPr>
-      <w:sz w:val="2"/>
-      <w:szCs w:val="2"/>
-    </w:rPr>
-  </w:style>
-  <w:style w:type="paragraph" w:customStyle="1" w:styleId="Single">
-    <w:name w:val="Single"/>
-    <w:basedOn w:val="Normal"/>
+  </w:style>
+  <w:style w:type="paragraph" w:customStyle="1" w:styleId="BapQuoteFirst">
+    <w:name w:val="Bap Quote First"/>
+    <w:basedOn w:val="BapQuote"/>
     <w:qFormat/>
     <w:pPr>
-      <w:spacing w:before="0" w:after="0" w:line="376" w:lineRule="exact"/>
-      <w:ind w:firstLine="0"/>
+      <w:spacing w:before="280" w:after="0" w:line="364" w:lineRule="exact"/>
     </w:pPr>
   </w:style>
-  <w:style w:type="paragraph" w:customStyle="1" w:styleId="FrontHeading">
-    <w:name w:val="FrontHeading"/>
-    <w:basedOn w:val="Normal"/>
-    <w:next w:val="FirstParagraph"/>
+  <w:style w:type="paragraph" w:customStyle="1" w:styleId="BapQuoteLast">
+    <w:name w:val="Bap Quote Last"/>
+    <w:basedOn w:val="BapQuote"/>
     <w:qFormat/>
     <w:pPr>
-      <w:keepNext/>
-      <w:keepLines/>
-      <w:spacing w:before="0" w:after="0" w:line="527" w:lineRule="exact"/>
-      <w:ind w:firstLine="0"/>
-      <w:jc w:val="center"/>
+      <w:spacing w:before="0" w:after="392" w:line="364" w:lineRule="exact"/>
     </w:pPr>
-    <w:rPr>
-      <w:b/>
-      <w:bCs/>
-      <w:sz w:val="39"/>
-      <w:szCs w:val="39"/>
-    </w:rPr>
-  </w:style>
-  <w:style w:type="paragraph" w:customStyle="1" w:styleId="CertHeading">
-    <w:name w:val="CertHeading"/>
-    <w:basedOn w:val="FrontHeading"/>
+  </w:style>
+  <w:style w:type="paragraph" w:customStyle="1" w:styleId="BapQuoteOnly">
+    <w:name w:val="Bap Quote Only"/>
+    <w:basedOn w:val="BapQuote"/>
     <w:qFormat/>
     <w:pPr>
-      <w:spacing w:before="349"/>
+      <w:spacing w:before="280" w:after="392" w:line="364" w:lineRule="exact"/>
     </w:pPr>
-  </w:style>
-  <w:style w:type="paragraph" w:customStyle="1" w:styleId="FrontHeadingBreak">
-    <w:name w:val="FrontHeadingBreak"/>
-    <w:basedOn w:val="FrontHeading"/>
-    <w:qFormat/>
-    <w:pPr>
-      <w:pageBreakBefore/>
-    </w:pPr>
-  </w:style>
-  <w:style w:type="paragraph" w:customStyle="1" w:styleId="ContentsHeading">
-    <w:name w:val="ContentsHeading"/>
-    <w:basedOn w:val="FrontHeading"/>
-    <w:qFormat/>
-    <w:pPr>
-      <w:spacing w:after="305"/>
-    </w:pPr>
-  </w:style>
-  <w:style w:type="paragraph" w:customStyle="1" w:styleId="ContentsHeadingBreak">
-    <w:name w:val="ContentsHeadingBreak"/>
-    <w:basedOn w:val="ContentsHeading"/>
-    <w:qFormat/>
-    <w:pPr>
-      <w:pageBreakBefore/>
-    </w:pPr>
-  </w:style>
-  <w:style w:type="paragraph" w:customStyle="1" w:styleId="AuthoritiesHeading">
-    <w:name w:val="AuthoritiesHeading"/>
-    <w:basedOn w:val="FrontHeadingBreak"/>
-    <w:qFormat/>
-    <w:pPr>
-      <w:spacing w:before="0" w:after="143"/>
-    </w:pPr>
-  </w:style>
-  <w:style w:type="paragraph" w:customStyle="1" w:styleId="AuthorityKind">
-    <w:name w:val="AuthorityKind"/>
-    <w:basedOn w:val="Single"/>
-    <w:next w:val="TOAEntry"/>
-    <w:qFormat/>
-    <w:pPr>
-      <w:keepNext/>
-      <w:spacing w:before="160" w:after="40"/>
-    </w:pPr>
-    <w:rPr>
-      <w:b/>
-      <w:bCs/>
-    </w:rPr>
-  </w:style>
-  <w:style w:type="paragraph" w:customStyle="1" w:styleId="TOAEntry">
-    <w:name w:val="TOA Entry"/>
-    <w:basedOn w:val="Single"/>
-    <w:qFormat/>
-    <w:pPr>
-      <w:keepLines/>
-      <w:tabs>
-        <w:tab w:val="right" w:leader="dot" w:pos="9350"/>
-      </w:tabs>
-      <w:spacing w:after="0"/>
-      <w:ind w:left="720" w:right="720" w:hanging="720"/>
-    </w:pPr>
-  </w:style>
-  <w:style w:type="paragraph" w:customStyle="1" w:styleId="TOCEntry1">
-    <w:name w:val="TOC Entry 1"/>
-    <w:basedOn w:val="Single"/>
-    <w:qFormat/>
-    <w:pPr>
-      <w:keepLines/>
-      <w:tabs>
-        <w:tab w:val="right" w:pos="9350"/>
-      </w:tabs>
-      <w:spacing w:after="0"/>
-      <w:ind w:left="420" w:right="720" w:hanging="420"/>
-    </w:pPr>
-  </w:style>
-  <w:style w:type="paragraph" w:customStyle="1" w:styleId="TOCEntry2">
-    <w:name w:val="TOC Entry 2"/>
-    <w:basedOn w:val="TOCEntry1"/>
-    <w:qFormat/>
-    <w:pPr>
-      <w:ind w:left="840" w:right="720" w:hanging="420"/>
-    </w:pPr>
-  </w:style>
-  <w:style w:type="paragraph" w:customStyle="1" w:styleId="TOCEntry3">
-    <w:name w:val="TOC Entry 3"/>
-    <w:basedOn w:val="TOCEntry1"/>
-    <w:qFormat/>
-    <w:pPr>
-      <w:ind w:left="1260" w:right="720" w:hanging="420"/>
-    </w:pPr>
-  </w:style>
-  <w:style w:type="paragraph" w:customStyle="1" w:styleId="TOCEntry4">
-    <w:name w:val="TOC Entry 4"/>
-    <w:basedOn w:val="TOCEntry1"/>
-    <w:qFormat/>
-    <w:pPr>
-      <w:ind w:left="1680" w:right="720" w:hanging="420"/>
-    </w:pPr>
-  </w:style>
-  <w:style w:type="paragraph" w:customStyle="1" w:styleId="Signature">
-    <w:name w:val="Signature"/>
-    <w:basedOn w:val="Single"/>
-    <w:qFormat/>
-    <w:pPr>
-      <w:keepNext/>
-      <w:keepLines/>
-      <w:ind w:left="4680" w:firstLine="0"/>
-    </w:pPr>
-  </w:style>
-  <w:style w:type="paragraph" w:customStyle="1" w:styleId="SignatureLead">
-    <w:name w:val="SignatureLead"/>
-    <w:basedOn w:val="Signature"/>
-    <w:qFormat/>
-    <w:pPr>
-      <w:spacing w:before="260" w:after="700"/>
-    </w:pPr>
-  </w:style>
-  <w:style w:type="paragraph" w:customStyle="1" w:styleId="SignatureDate">
-    <w:name w:val="SignatureDate"/>
-    <w:basedOn w:val="Signature"/>
-    <w:qFormat/>
-    <w:pPr>
-      <w:keepNext w:val="0"/>
-      <w:spacing w:before="590"/>
-    </w:pPr>
-  </w:style>
-  <w:style w:type="paragraph" w:customStyle="1" w:styleId="KeepWithNext">
-    <w:name w:val="Keep With Next"/>
-    <w:basedOn w:val="BodyText"/>
-    <w:qFormat/>
-    <w:pPr>
-      <w:keepNext/>
-      <w:keepLines/>
-    </w:pPr>
-  </w:style>
-  <w:style w:type="paragraph" w:styleId="Footer">
-    <w:name w:val="footer"/>
-    <w:basedOn w:val="Normal"/>
-    <w:uiPriority w:val="99"/>
-    <w:unhideWhenUsed/>
-    <w:pPr>
-      <w:spacing w:before="0" w:after="0" w:line="240" w:lineRule="auto"/>
-      <w:ind w:firstLine="0"/>
-      <w:jc w:val="center"/>
-    </w:pPr>
-    <w:rPr>
-      <w:sz w:val="28"/>
-      <w:szCs w:val="28"/>
-    </w:rPr>
-  </w:style>
-  <w:style w:type="paragraph" w:customStyle="1" w:styleId="CertText">
-    <w:name w:val="CertText"/>
-    <w:basedOn w:val="BodyText"/>
-    <w:qFormat/>
-  </w:style>
-  <w:style w:type="paragraph" w:customStyle="1" w:styleId="FirstParagraph">
-    <w:name w:val="FirstParagraph"/>
-    <w:basedOn w:val="BodyText"/>
-    <w:qFormat/>
-  </w:style>
-  <w:style w:type="paragraph" w:customStyle="1" w:styleId="Heading1Top">
-    <w:name w:val="Heading1Top"/>
-    <w:basedOn w:val="BodyText"/>
-    <w:qFormat/>
-  </w:style>
-  <w:style w:type="paragraph" w:customStyle="1" w:styleId="TOAEntry">
-    <w:name w:val="TOAEntry"/>
-    <w:basedOn w:val="BodyText"/>
-    <w:qFormat/>
-  </w:style>
-  <w:style w:type="paragraph" w:customStyle="1" w:styleId="TOCEntry1">
-    <w:name w:val="TOCEntry1"/>
-    <w:basedOn w:val="BodyText"/>
-    <w:qFormat/>
   </w:style>
   <w:style w:type="paragraph" w:customStyle="1" w:styleId="SourceCode">
     <w:name w:val="Source Code"/>
